--- a/Session 1.docx
+++ b/Session 1.docx
@@ -1,24 +1,16 @@
 
 <file path=word/document.xml><?xml version="1.0" encoding="utf-8"?>
-<w:document xmlns:wpc="http://schemas.microsoft.com/office/word/2010/wordprocessingCanvas" xmlns:cx="http://schemas.microsoft.com/office/drawing/2014/chartex" xmlns:cx1="http://schemas.microsoft.com/office/drawing/2015/9/8/chartex" xmlns:cx2="http://schemas.microsoft.com/office/drawing/2015/10/21/chartex" xmlns:cx3="http://schemas.microsoft.com/office/drawing/2016/5/9/chartex" xmlns:cx4="http://schemas.microsoft.com/office/drawing/2016/5/10/chartex" xmlns:cx5="http://schemas.microsoft.com/office/drawing/2016/5/11/chartex" xmlns:cx6="http://schemas.microsoft.com/office/drawing/2016/5/12/chartex" xmlns:cx7="http://schemas.microsoft.com/office/drawing/2016/5/13/chartex" xmlns:cx8="http://schemas.microsoft.com/office/drawing/2016/5/14/chartex" xmlns:mc="http://schemas.openxmlformats.org/markup-compatibility/2006" xmlns:aink="http://schemas.microsoft.com/office/drawing/2016/ink" xmlns:am3d="http://schemas.microsoft.com/office/drawing/2017/model3d" xmlns:o="urn:schemas-microsoft-com:office:office" xmlns:oel="http://schemas.microsoft.com/office/2019/extlst" xmlns:r="http://schemas.openxmlformats.org/officeDocument/2006/relationships" xmlns:m="http://schemas.openxmlformats.org/officeDocument/2006/math" xmlns:v="urn:schemas-microsoft-com:vml" xmlns:wp14="http://schemas.microsoft.com/office/word/2010/wordprocessingDrawing" xmlns:wp="http://schemas.openxmlformats.org/drawingml/2006/wordprocessingDrawing" xmlns:w10="urn:schemas-microsoft-com:office:word" xmlns:w="http://schemas.openxmlformats.org/wordprocessingml/2006/main" xmlns:w14="http://schemas.microsoft.com/office/word/2010/wordml" xmlns:w15="http://schemas.microsoft.com/office/word/2012/wordml" xmlns:w16cei="http://schemas.microsoft.com/office/word/2026/wordml/cei" xmlns:w16cex="http://schemas.microsoft.com/office/word/2018/wordml/cex" xmlns:w16cid="http://schemas.microsoft.com/office/word/2016/wordml/cid" xmlns:w16="http://schemas.microsoft.com/office/word/2018/wordml" xmlns:w16du="http://schemas.microsoft.com/office/word/2023/wordml/word16du" xmlns:w16sdtdh="http://schemas.microsoft.com/office/word/2020/wordml/sdtdatahash" xmlns:w16sdtfl="http://schemas.microsoft.com/office/word/2024/wordml/sdtformatlock" xmlns:w16se="http://schemas.microsoft.com/office/word/2015/wordml/symex" xmlns:wpg="http://schemas.microsoft.com/office/word/2010/wordprocessingGroup" xmlns:wpi="http://schemas.microsoft.com/office/word/2010/wordprocessingInk" xmlns:wne="http://schemas.microsoft.com/office/word/2006/wordml" xmlns:wps="http://schemas.microsoft.com/office/word/2010/wordprocessingShape" mc:Ignorable="w14 w15 w16se w16cid w16 w16cex w16sdtdh w16sdtfl w16du wp14">
+<w:document xmlns:wpc="http://schemas.microsoft.com/office/word/2010/wordprocessingCanvas" xmlns:cx="http://schemas.microsoft.com/office/drawing/2014/chartex" xmlns:cx1="http://schemas.microsoft.com/office/drawing/2015/9/8/chartex" xmlns:cx2="http://schemas.microsoft.com/office/drawing/2015/10/21/chartex" xmlns:cx3="http://schemas.microsoft.com/office/drawing/2016/5/9/chartex" xmlns:cx4="http://schemas.microsoft.com/office/drawing/2016/5/10/chartex" xmlns:cx5="http://schemas.microsoft.com/office/drawing/2016/5/11/chartex" xmlns:cx6="http://schemas.microsoft.com/office/drawing/2016/5/12/chartex" xmlns:cx7="http://schemas.microsoft.com/office/drawing/2016/5/13/chartex" xmlns:cx8="http://schemas.microsoft.com/office/drawing/2016/5/14/chartex" xmlns:mc="http://schemas.openxmlformats.org/markup-compatibility/2006" xmlns:aink="http://schemas.microsoft.com/office/drawing/2016/ink" xmlns:am3d="http://schemas.microsoft.com/office/drawing/2017/model3d" xmlns:o="urn:schemas-microsoft-com:office:office" xmlns:oel="http://schemas.microsoft.com/office/2019/extlst" xmlns:r="http://schemas.openxmlformats.org/officeDocument/2006/relationships" xmlns:m="http://schemas.openxmlformats.org/officeDocument/2006/math" xmlns:v="urn:schemas-microsoft-com:vml" xmlns:wp14="http://schemas.microsoft.com/office/word/2010/wordprocessingDrawing" xmlns:wp="http://schemas.openxmlformats.org/drawingml/2006/wordprocessingDrawing" xmlns:w10="urn:schemas-microsoft-com:office:word" xmlns:w="http://schemas.openxmlformats.org/wordprocessingml/2006/main" xmlns:w14="http://schemas.microsoft.com/office/word/2010/wordml" xmlns:w15="http://schemas.microsoft.com/office/word/2012/wordml" xmlns:w16cex="http://schemas.microsoft.com/office/word/2018/wordml/cex" xmlns:w16cid="http://schemas.microsoft.com/office/word/2016/wordml/cid" xmlns:w16="http://schemas.microsoft.com/office/word/2018/wordml" xmlns:w16du="http://schemas.microsoft.com/office/word/2023/wordml/word16du" xmlns:w16sdtdh="http://schemas.microsoft.com/office/word/2020/wordml/sdtdatahash" xmlns:w16sdtfl="http://schemas.microsoft.com/office/word/2024/wordml/sdtformatlock" xmlns:w16se="http://schemas.microsoft.com/office/word/2015/wordml/symex" xmlns:wpg="http://schemas.microsoft.com/office/word/2010/wordprocessingGroup" xmlns:wpi="http://schemas.microsoft.com/office/word/2010/wordprocessingInk" xmlns:wne="http://schemas.microsoft.com/office/word/2006/wordml" xmlns:wps="http://schemas.microsoft.com/office/word/2010/wordprocessingShape" mc:Ignorable="w14 w15 w16se w16cid w16 w16cex w16sdtdh w16sdtfl w16du wp14">
   <w:body>
     <w:p>
       <w:r>
-        <w:t>Week 1</w:t>
-      </w:r>
-    </w:p>
-    <w:p>
-      <w:r>
-        <w:t xml:space="preserve">Session 1 </w:t>
+        <w:t>Session 1 - 1</w:t>
       </w:r>
     </w:p>
     <w:p>
       <w:r>
         <w:t> </w:t>
       </w:r>
-      <w:r>
-        <w:t>Code :</w:t>
-      </w:r>
     </w:p>
     <w:p>
       <w:r>
@@ -27,46 +19,107 @@
     </w:p>
     <w:p>
       <w:r>
-        <w:t>import java.io.*;</w:t>
-      </w:r>
-    </w:p>
-    <w:p>
-      <w:r>
-        <w:t xml:space="preserve">import </w:t>
-      </w:r>
-      <w:proofErr w:type="spellStart"/>
-      <w:r>
-        <w:t>java.util</w:t>
-      </w:r>
-      <w:proofErr w:type="spellEnd"/>
-      <w:r>
-        <w:t>.*;</w:t>
-      </w:r>
-    </w:p>
-    <w:p>
-      <w:r>
-        <w:t xml:space="preserve">interface </w:t>
-      </w:r>
-      <w:proofErr w:type="spellStart"/>
-      <w:r>
-        <w:t>PerformOperation</w:t>
-      </w:r>
-      <w:proofErr w:type="spellEnd"/>
-      <w:r>
-        <w:t xml:space="preserve"> {</w:t>
-      </w:r>
-    </w:p>
-    <w:p>
-      <w:r>
-        <w:t xml:space="preserve">    </w:t>
-      </w:r>
-      <w:proofErr w:type="spellStart"/>
-      <w:r>
-        <w:t>boolean</w:t>
-      </w:r>
-      <w:proofErr w:type="spellEnd"/>
-      <w:r>
-        <w:t xml:space="preserve"> check(int a);</w:t>
+        <w:t>public class Solution {</w:t>
+      </w:r>
+    </w:p>
+    <w:p>
+      <w:r>
+        <w:t>    public int maxSubArray(</w:t>
+      </w:r>
+      <w:proofErr w:type="gramStart"/>
+      <w:r>
+        <w:t>int[</w:t>
+      </w:r>
+      <w:proofErr w:type="gramEnd"/>
+      <w:r>
+        <w:t>] nums) {</w:t>
+      </w:r>
+    </w:p>
+    <w:p>
+      <w:r>
+        <w:t xml:space="preserve">        int maxSum = </w:t>
+      </w:r>
+      <w:proofErr w:type="gramStart"/>
+      <w:r>
+        <w:t>nums[</w:t>
+      </w:r>
+      <w:proofErr w:type="gramEnd"/>
+      <w:r>
+        <w:t>0];</w:t>
+      </w:r>
+    </w:p>
+    <w:p>
+      <w:r>
+        <w:t xml:space="preserve">        int currentSum = </w:t>
+      </w:r>
+      <w:proofErr w:type="gramStart"/>
+      <w:r>
+        <w:t>nums[</w:t>
+      </w:r>
+      <w:proofErr w:type="gramEnd"/>
+      <w:r>
+        <w:t>0];</w:t>
+      </w:r>
+    </w:p>
+    <w:p>
+      <w:r>
+        <w:t xml:space="preserve">        </w:t>
+      </w:r>
+    </w:p>
+    <w:p>
+      <w:r>
+        <w:t xml:space="preserve">        for (int i = 1; i &lt; </w:t>
+      </w:r>
+      <w:proofErr w:type="gramStart"/>
+      <w:r>
+        <w:t>nums.length</w:t>
+      </w:r>
+      <w:proofErr w:type="gramEnd"/>
+      <w:r>
+        <w:t>; i++) {</w:t>
+      </w:r>
+    </w:p>
+    <w:p>
+      <w:r>
+        <w:t>            currentSum = Math.max(nums[i], currentSum + nums[i]);</w:t>
+      </w:r>
+    </w:p>
+    <w:p>
+      <w:r>
+        <w:t xml:space="preserve">            </w:t>
+      </w:r>
+    </w:p>
+    <w:p>
+      <w:r>
+        <w:t xml:space="preserve">            maxSum = </w:t>
+      </w:r>
+      <w:proofErr w:type="gramStart"/>
+      <w:r>
+        <w:t>Math.max(</w:t>
+      </w:r>
+      <w:proofErr w:type="gramEnd"/>
+      <w:r>
+        <w:t>maxSum, currentSum);</w:t>
+      </w:r>
+    </w:p>
+    <w:p>
+      <w:r>
+        <w:t>        }</w:t>
+      </w:r>
+    </w:p>
+    <w:p>
+      <w:r>
+        <w:t xml:space="preserve">        </w:t>
+      </w:r>
+    </w:p>
+    <w:p>
+      <w:r>
+        <w:t>        return maxSum;</w:t>
+      </w:r>
+    </w:p>
+    <w:p>
+      <w:r>
+        <w:t>    }</w:t>
       </w:r>
     </w:p>
     <w:p>
@@ -76,761 +129,12 @@
     </w:p>
     <w:p>
       <w:r>
-        <w:t xml:space="preserve">class </w:t>
-      </w:r>
-      <w:proofErr w:type="spellStart"/>
-      <w:r>
-        <w:t>MyMath</w:t>
-      </w:r>
-      <w:proofErr w:type="spellEnd"/>
-      <w:r>
-        <w:t xml:space="preserve"> {</w:t>
-      </w:r>
-    </w:p>
-    <w:p>
-      <w:r>
-        <w:t xml:space="preserve">    public static </w:t>
-      </w:r>
-      <w:proofErr w:type="spellStart"/>
-      <w:r>
-        <w:t>boolean</w:t>
-      </w:r>
-      <w:proofErr w:type="spellEnd"/>
-      <w:r>
-        <w:t xml:space="preserve"> checker(</w:t>
-      </w:r>
-      <w:proofErr w:type="spellStart"/>
-      <w:r>
-        <w:t>PerformOperation</w:t>
-      </w:r>
-      <w:proofErr w:type="spellEnd"/>
-      <w:r>
-        <w:t xml:space="preserve"> p, int </w:t>
-      </w:r>
-      <w:proofErr w:type="spellStart"/>
-      <w:r>
-        <w:t>num</w:t>
-      </w:r>
-      <w:proofErr w:type="spellEnd"/>
-      <w:r>
-        <w:t>) {</w:t>
-      </w:r>
-    </w:p>
-    <w:p>
-      <w:r>
-        <w:t xml:space="preserve">        return </w:t>
-      </w:r>
-      <w:proofErr w:type="spellStart"/>
-      <w:r>
-        <w:t>p.check</w:t>
-      </w:r>
-      <w:proofErr w:type="spellEnd"/>
-      <w:r>
-        <w:t>(</w:t>
-      </w:r>
-      <w:proofErr w:type="spellStart"/>
-      <w:r>
-        <w:t>num</w:t>
-      </w:r>
-      <w:proofErr w:type="spellEnd"/>
-      <w:r>
-        <w:t>);</w:t>
-      </w:r>
-    </w:p>
-    <w:p>
-      <w:r>
-        <w:t>    }</w:t>
-      </w:r>
-    </w:p>
-    <w:p>
-      <w:r>
-        <w:t xml:space="preserve">    </w:t>
-      </w:r>
-    </w:p>
-    <w:p>
-      <w:r>
-        <w:t xml:space="preserve">    public </w:t>
-      </w:r>
-      <w:proofErr w:type="spellStart"/>
-      <w:r>
-        <w:t>PerformOperation</w:t>
-      </w:r>
-      <w:proofErr w:type="spellEnd"/>
-      <w:r>
-        <w:t xml:space="preserve"> </w:t>
-      </w:r>
-      <w:proofErr w:type="spellStart"/>
-      <w:r>
-        <w:t>isOdd</w:t>
-      </w:r>
-      <w:proofErr w:type="spellEnd"/>
-      <w:r>
-        <w:t>() {</w:t>
-      </w:r>
-    </w:p>
-    <w:p>
-      <w:r>
-        <w:t>        return (int a) -&gt; a % 2 != 0;</w:t>
-      </w:r>
-    </w:p>
-    <w:p>
-      <w:r>
-        <w:t>    }</w:t>
-      </w:r>
-    </w:p>
-    <w:p>
-      <w:r>
-        <w:t> </w:t>
-      </w:r>
-    </w:p>
-    <w:p>
-      <w:r>
-        <w:t xml:space="preserve">    public </w:t>
-      </w:r>
-      <w:proofErr w:type="spellStart"/>
-      <w:r>
-        <w:t>PerformOperation</w:t>
-      </w:r>
-      <w:proofErr w:type="spellEnd"/>
-      <w:r>
-        <w:t xml:space="preserve"> </w:t>
-      </w:r>
-      <w:proofErr w:type="spellStart"/>
-      <w:r>
-        <w:t>isPrime</w:t>
-      </w:r>
-      <w:proofErr w:type="spellEnd"/>
-      <w:r>
-        <w:t>() {</w:t>
-      </w:r>
-    </w:p>
-    <w:p>
-      <w:r>
-        <w:t>        return (int a) -&gt; {</w:t>
-      </w:r>
-    </w:p>
-    <w:p>
-      <w:r>
-        <w:t>            if (a &lt;= 1) return false;</w:t>
-      </w:r>
-    </w:p>
-    <w:p>
-      <w:r>
-        <w:t xml:space="preserve">            for (int </w:t>
-      </w:r>
-      <w:proofErr w:type="spellStart"/>
-      <w:r>
-        <w:t>i</w:t>
-      </w:r>
-      <w:proofErr w:type="spellEnd"/>
-      <w:r>
-        <w:t xml:space="preserve"> = 2; </w:t>
-      </w:r>
-      <w:proofErr w:type="spellStart"/>
-      <w:r>
-        <w:t>i</w:t>
-      </w:r>
-      <w:proofErr w:type="spellEnd"/>
-      <w:r>
-        <w:t xml:space="preserve"> * </w:t>
-      </w:r>
-      <w:proofErr w:type="spellStart"/>
-      <w:r>
-        <w:t>i</w:t>
-      </w:r>
-      <w:proofErr w:type="spellEnd"/>
-      <w:r>
-        <w:t xml:space="preserve"> &lt;= a; </w:t>
-      </w:r>
-      <w:proofErr w:type="spellStart"/>
-      <w:r>
-        <w:t>i</w:t>
-      </w:r>
-      <w:proofErr w:type="spellEnd"/>
-      <w:r>
-        <w:t>++) {</w:t>
-      </w:r>
-    </w:p>
-    <w:p>
-      <w:r>
-        <w:t xml:space="preserve">                if (a % </w:t>
-      </w:r>
-      <w:proofErr w:type="spellStart"/>
-      <w:r>
-        <w:t>i</w:t>
-      </w:r>
-      <w:proofErr w:type="spellEnd"/>
-      <w:r>
-        <w:t xml:space="preserve"> == 0) return false;</w:t>
-      </w:r>
-    </w:p>
-    <w:p>
-      <w:r>
-        <w:t>            }</w:t>
-      </w:r>
-    </w:p>
-    <w:p>
-      <w:r>
-        <w:t>            return true;</w:t>
-      </w:r>
-    </w:p>
-    <w:p>
-      <w:r>
-        <w:t>        };</w:t>
-      </w:r>
-    </w:p>
-    <w:p>
-      <w:r>
-        <w:t>    }</w:t>
-      </w:r>
-    </w:p>
-    <w:p>
-      <w:r>
-        <w:t> </w:t>
-      </w:r>
-    </w:p>
-    <w:p>
-      <w:r>
         <w:lastRenderedPageBreak/>
-        <w:t xml:space="preserve">    public </w:t>
-      </w:r>
-      <w:proofErr w:type="spellStart"/>
-      <w:r>
-        <w:t>PerformOperation</w:t>
-      </w:r>
-      <w:proofErr w:type="spellEnd"/>
-      <w:r>
-        <w:t xml:space="preserve"> </w:t>
-      </w:r>
-      <w:proofErr w:type="spellStart"/>
-      <w:r>
-        <w:t>isPalindrome</w:t>
-      </w:r>
-      <w:proofErr w:type="spellEnd"/>
-      <w:r>
-        <w:t>() {</w:t>
-      </w:r>
-    </w:p>
-    <w:p>
-      <w:r>
-        <w:t>        return (int a) -&gt; {</w:t>
-      </w:r>
-    </w:p>
-    <w:p>
-      <w:r>
-        <w:t xml:space="preserve">            String str = </w:t>
-      </w:r>
-      <w:proofErr w:type="spellStart"/>
-      <w:r>
-        <w:t>Integer.toString</w:t>
-      </w:r>
-      <w:proofErr w:type="spellEnd"/>
-      <w:r>
-        <w:t>(a);</w:t>
-      </w:r>
-    </w:p>
-    <w:p>
-      <w:r>
-        <w:t>            String reversed = new StringBuilder(str).reverse().</w:t>
-      </w:r>
-      <w:proofErr w:type="spellStart"/>
-      <w:r>
-        <w:t>toString</w:t>
-      </w:r>
-      <w:proofErr w:type="spellEnd"/>
-      <w:r>
-        <w:t>();</w:t>
-      </w:r>
-    </w:p>
-    <w:p>
-      <w:r>
-        <w:t xml:space="preserve">            return </w:t>
-      </w:r>
-      <w:proofErr w:type="spellStart"/>
-      <w:r>
-        <w:t>str.equals</w:t>
-      </w:r>
-      <w:proofErr w:type="spellEnd"/>
-      <w:r>
-        <w:t>(reversed);</w:t>
-      </w:r>
-    </w:p>
-    <w:p>
-      <w:r>
-        <w:t>        };</w:t>
-      </w:r>
-    </w:p>
-    <w:p>
-      <w:r>
-        <w:t>    }</w:t>
-      </w:r>
-    </w:p>
-    <w:p>
-      <w:r>
-        <w:t>}</w:t>
-      </w:r>
-    </w:p>
-    <w:p>
-      <w:r>
-        <w:t>public class Solution {</w:t>
-      </w:r>
-    </w:p>
-    <w:p>
-      <w:r>
-        <w:t xml:space="preserve">    public static void main(String[] </w:t>
-      </w:r>
-      <w:proofErr w:type="spellStart"/>
-      <w:r>
-        <w:t>args</w:t>
-      </w:r>
-      <w:proofErr w:type="spellEnd"/>
-      <w:r>
-        <w:t xml:space="preserve">) throws </w:t>
-      </w:r>
-      <w:proofErr w:type="spellStart"/>
-      <w:r>
-        <w:t>IOException</w:t>
-      </w:r>
-      <w:proofErr w:type="spellEnd"/>
-      <w:r>
-        <w:t xml:space="preserve"> {</w:t>
-      </w:r>
-    </w:p>
-    <w:p>
-      <w:r>
-        <w:t xml:space="preserve">        </w:t>
-      </w:r>
-      <w:proofErr w:type="spellStart"/>
-      <w:r>
-        <w:t>MyMath</w:t>
-      </w:r>
-      <w:proofErr w:type="spellEnd"/>
-      <w:r>
-        <w:t xml:space="preserve"> </w:t>
-      </w:r>
-      <w:proofErr w:type="spellStart"/>
-      <w:r>
-        <w:t>ob</w:t>
-      </w:r>
-      <w:proofErr w:type="spellEnd"/>
-      <w:r>
-        <w:t xml:space="preserve"> = new </w:t>
-      </w:r>
-      <w:proofErr w:type="spellStart"/>
-      <w:r>
-        <w:t>MyMath</w:t>
-      </w:r>
-      <w:proofErr w:type="spellEnd"/>
-      <w:r>
-        <w:t>();</w:t>
-      </w:r>
-    </w:p>
-    <w:p>
-      <w:r>
-        <w:t xml:space="preserve">        </w:t>
-      </w:r>
-      <w:proofErr w:type="spellStart"/>
-      <w:r>
-        <w:t>BufferedReader</w:t>
-      </w:r>
-      <w:proofErr w:type="spellEnd"/>
-      <w:r>
-        <w:t xml:space="preserve"> </w:t>
-      </w:r>
-      <w:proofErr w:type="spellStart"/>
-      <w:r>
-        <w:t>br</w:t>
-      </w:r>
-      <w:proofErr w:type="spellEnd"/>
-      <w:r>
-        <w:t xml:space="preserve"> = new </w:t>
-      </w:r>
-      <w:proofErr w:type="spellStart"/>
-      <w:r>
-        <w:t>BufferedReader</w:t>
-      </w:r>
-      <w:proofErr w:type="spellEnd"/>
-      <w:r>
-        <w:t xml:space="preserve">(new </w:t>
-      </w:r>
-      <w:proofErr w:type="spellStart"/>
-      <w:r>
-        <w:t>InputStreamReader</w:t>
-      </w:r>
-      <w:proofErr w:type="spellEnd"/>
-      <w:r>
-        <w:t>(System.in));</w:t>
-      </w:r>
-    </w:p>
-    <w:p>
-      <w:r>
-        <w:t xml:space="preserve">        int T = </w:t>
-      </w:r>
-      <w:proofErr w:type="spellStart"/>
-      <w:r>
-        <w:t>Integer.parseInt</w:t>
-      </w:r>
-      <w:proofErr w:type="spellEnd"/>
-      <w:r>
-        <w:t>(</w:t>
-      </w:r>
-      <w:proofErr w:type="spellStart"/>
-      <w:r>
-        <w:t>br.readLine</w:t>
-      </w:r>
-      <w:proofErr w:type="spellEnd"/>
-      <w:r>
-        <w:t>().trim());</w:t>
-      </w:r>
-    </w:p>
-    <w:p>
-      <w:r>
-        <w:t xml:space="preserve">        </w:t>
-      </w:r>
-      <w:proofErr w:type="spellStart"/>
-      <w:r>
-        <w:t>PerformOperation</w:t>
-      </w:r>
-      <w:proofErr w:type="spellEnd"/>
-      <w:r>
-        <w:t xml:space="preserve"> op;</w:t>
-      </w:r>
-    </w:p>
-    <w:p>
-      <w:r>
-        <w:t xml:space="preserve">        </w:t>
-      </w:r>
-      <w:proofErr w:type="spellStart"/>
-      <w:r>
-        <w:t>boolean</w:t>
-      </w:r>
-      <w:proofErr w:type="spellEnd"/>
-      <w:r>
-        <w:t xml:space="preserve"> ret = false;</w:t>
-      </w:r>
-    </w:p>
-    <w:p>
-      <w:r>
-        <w:t xml:space="preserve">        String </w:t>
-      </w:r>
-      <w:proofErr w:type="spellStart"/>
-      <w:r>
-        <w:t>ans</w:t>
-      </w:r>
-      <w:proofErr w:type="spellEnd"/>
-      <w:r>
-        <w:t xml:space="preserve"> = null;</w:t>
-      </w:r>
-    </w:p>
-    <w:p>
-      <w:r>
-        <w:t>        while (T--&gt; 0) {</w:t>
-      </w:r>
-    </w:p>
-    <w:p>
-      <w:r>
-        <w:t xml:space="preserve">            String s = </w:t>
-      </w:r>
-      <w:proofErr w:type="spellStart"/>
-      <w:r>
-        <w:t>br.readLine</w:t>
-      </w:r>
-      <w:proofErr w:type="spellEnd"/>
-      <w:r>
-        <w:t>().trim();</w:t>
-      </w:r>
-    </w:p>
-    <w:p>
-      <w:r>
-        <w:t xml:space="preserve">            </w:t>
-      </w:r>
-      <w:proofErr w:type="spellStart"/>
-      <w:r>
-        <w:t>StringTokenizer</w:t>
-      </w:r>
-      <w:proofErr w:type="spellEnd"/>
-      <w:r>
-        <w:t xml:space="preserve"> st = new </w:t>
-      </w:r>
-      <w:proofErr w:type="spellStart"/>
-      <w:r>
-        <w:t>StringTokenizer</w:t>
-      </w:r>
-      <w:proofErr w:type="spellEnd"/>
-      <w:r>
-        <w:t>(s);</w:t>
-      </w:r>
-    </w:p>
-    <w:p>
-      <w:r>
-        <w:t xml:space="preserve">            int ch = </w:t>
-      </w:r>
-      <w:proofErr w:type="spellStart"/>
-      <w:r>
-        <w:t>Integer.parseInt</w:t>
-      </w:r>
-      <w:proofErr w:type="spellEnd"/>
-      <w:r>
-        <w:t>(</w:t>
-      </w:r>
-      <w:proofErr w:type="spellStart"/>
-      <w:r>
-        <w:t>st.nextToken</w:t>
-      </w:r>
-      <w:proofErr w:type="spellEnd"/>
-      <w:r>
-        <w:t>());</w:t>
-      </w:r>
-    </w:p>
-    <w:p>
-      <w:r>
-        <w:t xml:space="preserve">            int </w:t>
-      </w:r>
-      <w:proofErr w:type="spellStart"/>
-      <w:r>
-        <w:t>num</w:t>
-      </w:r>
-      <w:proofErr w:type="spellEnd"/>
-      <w:r>
-        <w:t xml:space="preserve"> = </w:t>
-      </w:r>
-      <w:proofErr w:type="spellStart"/>
-      <w:r>
-        <w:t>Integer.parseInt</w:t>
-      </w:r>
-      <w:proofErr w:type="spellEnd"/>
-      <w:r>
-        <w:t>(</w:t>
-      </w:r>
-      <w:proofErr w:type="spellStart"/>
-      <w:r>
-        <w:t>st.nextToken</w:t>
-      </w:r>
-      <w:proofErr w:type="spellEnd"/>
-      <w:r>
-        <w:t>());</w:t>
-      </w:r>
-    </w:p>
-    <w:p>
-      <w:r>
-        <w:t>            if (ch == 1) {</w:t>
-      </w:r>
-    </w:p>
-    <w:p>
-      <w:r>
-        <w:t xml:space="preserve">                op = </w:t>
-      </w:r>
-      <w:proofErr w:type="spellStart"/>
-      <w:r>
-        <w:t>ob.isOdd</w:t>
-      </w:r>
-      <w:proofErr w:type="spellEnd"/>
-      <w:r>
-        <w:t>();</w:t>
-      </w:r>
-    </w:p>
-    <w:p>
-      <w:r>
-        <w:t xml:space="preserve">                ret = </w:t>
-      </w:r>
-      <w:proofErr w:type="spellStart"/>
-      <w:r>
-        <w:t>ob.checker</w:t>
-      </w:r>
-      <w:proofErr w:type="spellEnd"/>
-      <w:r>
-        <w:t xml:space="preserve">(op, </w:t>
-      </w:r>
-      <w:proofErr w:type="spellStart"/>
-      <w:r>
-        <w:t>num</w:t>
-      </w:r>
-      <w:proofErr w:type="spellEnd"/>
-      <w:r>
-        <w:t>);</w:t>
-      </w:r>
-    </w:p>
-    <w:p>
-      <w:r>
-        <w:t xml:space="preserve">                </w:t>
-      </w:r>
-      <w:proofErr w:type="spellStart"/>
-      <w:r>
-        <w:t>ans</w:t>
-      </w:r>
-      <w:proofErr w:type="spellEnd"/>
-      <w:r>
-        <w:t xml:space="preserve"> = (ret) ? "ODD" : "EVEN";</w:t>
-      </w:r>
-    </w:p>
-    <w:p>
-      <w:r>
-        <w:t>            } else if (ch == 2) {</w:t>
-      </w:r>
-    </w:p>
-    <w:p>
-      <w:r>
-        <w:t xml:space="preserve">                op = </w:t>
-      </w:r>
-      <w:proofErr w:type="spellStart"/>
-      <w:r>
-        <w:t>ob.isPrime</w:t>
-      </w:r>
-      <w:proofErr w:type="spellEnd"/>
-      <w:r>
-        <w:t>();</w:t>
-      </w:r>
-    </w:p>
-    <w:p>
-      <w:r>
-        <w:t xml:space="preserve">                ret = </w:t>
-      </w:r>
-      <w:proofErr w:type="spellStart"/>
-      <w:r>
-        <w:t>ob.checker</w:t>
-      </w:r>
-      <w:proofErr w:type="spellEnd"/>
-      <w:r>
-        <w:t xml:space="preserve">(op, </w:t>
-      </w:r>
-      <w:proofErr w:type="spellStart"/>
-      <w:r>
-        <w:t>num</w:t>
-      </w:r>
-      <w:proofErr w:type="spellEnd"/>
-      <w:r>
-        <w:t>);</w:t>
-      </w:r>
-    </w:p>
-    <w:p>
-      <w:r>
-        <w:lastRenderedPageBreak/>
-        <w:t xml:space="preserve">                </w:t>
-      </w:r>
-      <w:proofErr w:type="spellStart"/>
-      <w:r>
-        <w:t>ans</w:t>
-      </w:r>
-      <w:proofErr w:type="spellEnd"/>
-      <w:r>
-        <w:t xml:space="preserve"> = (ret) ? "PRIME" : "COMPOSITE";</w:t>
-      </w:r>
-    </w:p>
-    <w:p>
-      <w:r>
-        <w:t>            } else if (ch == 3) {</w:t>
-      </w:r>
-    </w:p>
-    <w:p>
-      <w:r>
-        <w:t xml:space="preserve">                op = </w:t>
-      </w:r>
-      <w:proofErr w:type="spellStart"/>
-      <w:r>
-        <w:t>ob.isPalindrome</w:t>
-      </w:r>
-      <w:proofErr w:type="spellEnd"/>
-      <w:r>
-        <w:t>();</w:t>
-      </w:r>
-    </w:p>
-    <w:p>
-      <w:r>
-        <w:t xml:space="preserve">                ret = </w:t>
-      </w:r>
-      <w:proofErr w:type="spellStart"/>
-      <w:r>
-        <w:t>ob.checker</w:t>
-      </w:r>
-      <w:proofErr w:type="spellEnd"/>
-      <w:r>
-        <w:t xml:space="preserve">(op, </w:t>
-      </w:r>
-      <w:proofErr w:type="spellStart"/>
-      <w:r>
-        <w:t>num</w:t>
-      </w:r>
-      <w:proofErr w:type="spellEnd"/>
-      <w:r>
-        <w:t>);</w:t>
-      </w:r>
-    </w:p>
-    <w:p>
-      <w:r>
-        <w:t xml:space="preserve">                </w:t>
-      </w:r>
-      <w:proofErr w:type="spellStart"/>
-      <w:r>
-        <w:t>ans</w:t>
-      </w:r>
-      <w:proofErr w:type="spellEnd"/>
-      <w:r>
-        <w:t xml:space="preserve"> = (ret) ? "PALINDROME" : "NOT PALINDROME";</w:t>
-      </w:r>
-    </w:p>
-    <w:p>
-      <w:r>
-        <w:t>            }</w:t>
-      </w:r>
-    </w:p>
-    <w:p>
-      <w:r>
-        <w:t xml:space="preserve">            </w:t>
-      </w:r>
-      <w:proofErr w:type="spellStart"/>
-      <w:r>
-        <w:t>System.out.println</w:t>
-      </w:r>
-      <w:proofErr w:type="spellEnd"/>
-      <w:r>
-        <w:t>(</w:t>
-      </w:r>
-      <w:proofErr w:type="spellStart"/>
-      <w:r>
-        <w:t>ans</w:t>
-      </w:r>
-      <w:proofErr w:type="spellEnd"/>
-      <w:r>
-        <w:t>);</w:t>
-      </w:r>
-    </w:p>
-    <w:p>
-      <w:r>
-        <w:t>        }</w:t>
-      </w:r>
-    </w:p>
-    <w:p>
-      <w:r>
-        <w:t>    }</w:t>
-      </w:r>
-    </w:p>
-    <w:p>
-      <w:r>
-        <w:t>}</w:t>
-      </w:r>
-    </w:p>
-    <w:p>
-      <w:r>
-        <w:t> </w:t>
-      </w:r>
-    </w:p>
-    <w:p>
-      <w:r>
-        <w:t> </w:t>
-      </w:r>
-    </w:p>
-    <w:p>
-      <w:r>
-        <w:t> </w:t>
-      </w:r>
-    </w:p>
-    <w:p>
-      <w:r>
         <w:drawing>
-          <wp:inline distT="0" distB="0" distL="0" distR="0" wp14:anchorId="152515A5" wp14:editId="6496ADA5">
-            <wp:extent cx="5731510" cy="3120390"/>
-            <wp:effectExtent l="0" t="0" r="2540" b="3810"/>
-            <wp:docPr id="1656577520" name="Picture 2"/>
+          <wp:inline distT="0" distB="0" distL="0" distR="0" wp14:anchorId="007DE4A7" wp14:editId="35D82984">
+            <wp:extent cx="3208020" cy="3886200"/>
+            <wp:effectExtent l="0" t="0" r="0" b="0"/>
+            <wp:docPr id="1822462869" name="Picture 2"/>
             <wp:cNvGraphicFramePr>
               <a:graphicFrameLocks xmlns:a="http://schemas.openxmlformats.org/drawingml/2006/main" noChangeAspect="1"/>
             </wp:cNvGraphicFramePr>
@@ -859,7 +163,7 @@
                   <pic:spPr bwMode="auto">
                     <a:xfrm>
                       <a:off x="0" y="0"/>
-                      <a:ext cx="5731510" cy="3120390"/>
+                      <a:ext cx="3208020" cy="3886200"/>
                     </a:xfrm>
                     <a:prstGeom prst="rect">
                       <a:avLst/>
@@ -874,6 +178,573 @@
             </a:graphic>
           </wp:inline>
         </w:drawing>
+      </w:r>
+    </w:p>
+    <w:p>
+      <w:r>
+        <w:t> </w:t>
+      </w:r>
+    </w:p>
+    <w:p/>
+    <w:p>
+      <w:r>
+        <w:t xml:space="preserve">Session 1 -2 </w:t>
+      </w:r>
+    </w:p>
+    <w:p>
+      <w:r>
+        <w:t> </w:t>
+      </w:r>
+    </w:p>
+    <w:p>
+      <w:r>
+        <w:t> </w:t>
+      </w:r>
+    </w:p>
+    <w:p>
+      <w:r>
+        <w:t> </w:t>
+      </w:r>
+    </w:p>
+    <w:p>
+      <w:r>
+        <w:t xml:space="preserve">import </w:t>
+      </w:r>
+      <w:proofErr w:type="gramStart"/>
+      <w:r>
+        <w:t>java.io.*</w:t>
+      </w:r>
+      <w:proofErr w:type="gramEnd"/>
+      <w:r>
+        <w:t>;</w:t>
+      </w:r>
+    </w:p>
+    <w:p>
+      <w:r>
+        <w:t>import java.util.*;</w:t>
+      </w:r>
+    </w:p>
+    <w:p>
+      <w:r>
+        <w:t xml:space="preserve">import </w:t>
+      </w:r>
+      <w:proofErr w:type="gramStart"/>
+      <w:r>
+        <w:t>java.util</w:t>
+      </w:r>
+      <w:proofErr w:type="gramEnd"/>
+      <w:r>
+        <w:t>.</w:t>
+      </w:r>
+      <w:proofErr w:type="gramStart"/>
+      <w:r>
+        <w:t>stream.*</w:t>
+      </w:r>
+      <w:proofErr w:type="gramEnd"/>
+      <w:r>
+        <w:t>;</w:t>
+      </w:r>
+    </w:p>
+    <w:p>
+      <w:r>
+        <w:t xml:space="preserve">import static </w:t>
+      </w:r>
+      <w:proofErr w:type="gramStart"/>
+      <w:r>
+        <w:t>java.util</w:t>
+      </w:r>
+      <w:proofErr w:type="gramEnd"/>
+      <w:r>
+        <w:t>.</w:t>
+      </w:r>
+      <w:proofErr w:type="gramStart"/>
+      <w:r>
+        <w:t>stream.Collectors.toList</w:t>
+      </w:r>
+      <w:proofErr w:type="gramEnd"/>
+      <w:r>
+        <w:t>;</w:t>
+      </w:r>
+    </w:p>
+    <w:p>
+      <w:r>
+        <w:t>public class Solution {</w:t>
+      </w:r>
+    </w:p>
+    <w:p>
+      <w:r>
+        <w:t>   </w:t>
+      </w:r>
+    </w:p>
+    <w:p>
+      <w:r>
+        <w:t xml:space="preserve">    public static int </w:t>
+      </w:r>
+      <w:proofErr w:type="gramStart"/>
+      <w:r>
+        <w:t>birthday(</w:t>
+      </w:r>
+      <w:proofErr w:type="gramEnd"/>
+      <w:r>
+        <w:t>List&lt;Integer&gt; s, int d, int m) {</w:t>
+      </w:r>
+    </w:p>
+    <w:p>
+      <w:r>
+        <w:t>        if (</w:t>
+      </w:r>
+      <w:proofErr w:type="gramStart"/>
+      <w:r>
+        <w:t>s.size</w:t>
+      </w:r>
+      <w:proofErr w:type="gramEnd"/>
+      <w:r>
+        <w:t>() &lt; m) {</w:t>
+      </w:r>
+    </w:p>
+    <w:p>
+      <w:r>
+        <w:t>            return 0;</w:t>
+      </w:r>
+    </w:p>
+    <w:p>
+      <w:r>
+        <w:lastRenderedPageBreak/>
+        <w:t>        }</w:t>
+      </w:r>
+    </w:p>
+    <w:p>
+      <w:r>
+        <w:t>        int count = 0;</w:t>
+      </w:r>
+    </w:p>
+    <w:p>
+      <w:r>
+        <w:t>        int currentSum = 0;</w:t>
+      </w:r>
+    </w:p>
+    <w:p>
+      <w:r>
+        <w:t xml:space="preserve">      </w:t>
+      </w:r>
+    </w:p>
+    <w:p>
+      <w:r>
+        <w:t>        for (int i = 0; i &lt; m; i++) {</w:t>
+      </w:r>
+    </w:p>
+    <w:p>
+      <w:r>
+        <w:t>            currentSum += s.get(i);</w:t>
+      </w:r>
+    </w:p>
+    <w:p>
+      <w:r>
+        <w:t>        }</w:t>
+      </w:r>
+    </w:p>
+    <w:p>
+      <w:r>
+        <w:t>   </w:t>
+      </w:r>
+    </w:p>
+    <w:p>
+      <w:r>
+        <w:t>        if (currentSum == d) {</w:t>
+      </w:r>
+    </w:p>
+    <w:p>
+      <w:r>
+        <w:t>            count++;</w:t>
+      </w:r>
+    </w:p>
+    <w:p>
+      <w:r>
+        <w:t>        }</w:t>
+      </w:r>
+    </w:p>
+    <w:p>
+      <w:r>
+        <w:t> </w:t>
+      </w:r>
+    </w:p>
+    <w:p>
+      <w:r>
+        <w:t xml:space="preserve">        for (int i = m; i &lt; </w:t>
+      </w:r>
+      <w:proofErr w:type="gramStart"/>
+      <w:r>
+        <w:t>s.size</w:t>
+      </w:r>
+      <w:proofErr w:type="gramEnd"/>
+      <w:r>
+        <w:t>(); i++) {</w:t>
+      </w:r>
+    </w:p>
+    <w:p>
+      <w:r>
+        <w:t xml:space="preserve">            currentSum += s.get(i) - </w:t>
+      </w:r>
+      <w:proofErr w:type="gramStart"/>
+      <w:r>
+        <w:t>s.get(</w:t>
+      </w:r>
+      <w:proofErr w:type="gramEnd"/>
+      <w:r>
+        <w:t>i - m);</w:t>
+      </w:r>
+    </w:p>
+    <w:p>
+      <w:r>
+        <w:t>            if (currentSum == d) {</w:t>
+      </w:r>
+    </w:p>
+    <w:p>
+      <w:r>
+        <w:t>                count++;</w:t>
+      </w:r>
+    </w:p>
+    <w:p>
+      <w:r>
+        <w:t>            }</w:t>
+      </w:r>
+    </w:p>
+    <w:p>
+      <w:r>
+        <w:t>        }</w:t>
+      </w:r>
+    </w:p>
+    <w:p>
+      <w:r>
+        <w:t>        return count;</w:t>
+      </w:r>
+    </w:p>
+    <w:p>
+      <w:r>
+        <w:t>    }</w:t>
+      </w:r>
+    </w:p>
+    <w:p>
+      <w:r>
+        <w:t xml:space="preserve">    public static void </w:t>
+      </w:r>
+      <w:proofErr w:type="gramStart"/>
+      <w:r>
+        <w:t>main(String[</w:t>
+      </w:r>
+      <w:proofErr w:type="gramEnd"/>
+      <w:r>
+        <w:t>] args) throws IOException {</w:t>
+      </w:r>
+    </w:p>
+    <w:p>
+      <w:r>
+        <w:t xml:space="preserve">        BufferedReader bufferedReader = new </w:t>
+      </w:r>
+      <w:proofErr w:type="gramStart"/>
+      <w:r>
+        <w:t>BufferedReader(</w:t>
+      </w:r>
+      <w:proofErr w:type="gramEnd"/>
+      <w:r>
+        <w:t xml:space="preserve">new </w:t>
+      </w:r>
+      <w:proofErr w:type="gramStart"/>
+      <w:r>
+        <w:t>InputStreamReader(</w:t>
+      </w:r>
+      <w:proofErr w:type="gramEnd"/>
+      <w:r>
+        <w:t>System.in));</w:t>
+      </w:r>
+    </w:p>
+    <w:p>
+      <w:r>
+        <w:t xml:space="preserve">        BufferedWriter bufferedWriter = new </w:t>
+      </w:r>
+      <w:proofErr w:type="gramStart"/>
+      <w:r>
+        <w:t>BufferedWriter(</w:t>
+      </w:r>
+      <w:proofErr w:type="gramEnd"/>
+      <w:r>
+        <w:t xml:space="preserve">new </w:t>
+      </w:r>
+      <w:proofErr w:type="gramStart"/>
+      <w:r>
+        <w:t>OutputStreamWriter(</w:t>
+      </w:r>
+      <w:proofErr w:type="gramEnd"/>
+      <w:r>
+        <w:t>System.out));</w:t>
+      </w:r>
+    </w:p>
+    <w:p>
+      <w:r>
+        <w:t xml:space="preserve">        </w:t>
+      </w:r>
+    </w:p>
+    <w:p>
+      <w:r>
+        <w:t>        int n = Integer.parseInt(bufferedReader.readLine(</w:t>
+      </w:r>
+      <w:proofErr w:type="gramStart"/>
+      <w:r>
+        <w:t>).trim</w:t>
+      </w:r>
+      <w:proofErr w:type="gramEnd"/>
+      <w:r>
+        <w:t>());</w:t>
+      </w:r>
+    </w:p>
+    <w:p>
+      <w:r>
+        <w:t>       </w:t>
+      </w:r>
+    </w:p>
+    <w:p>
+      <w:r>
+        <w:lastRenderedPageBreak/>
+        <w:t>        List&lt;Integer&gt; s = Stream.of(bufferedReader.readLine(</w:t>
+      </w:r>
+      <w:proofErr w:type="gramStart"/>
+      <w:r>
+        <w:t>).replaceAll</w:t>
+      </w:r>
+      <w:proofErr w:type="gramEnd"/>
+      <w:r>
+        <w:t>("\\s+$", ""</w:t>
+      </w:r>
+      <w:proofErr w:type="gramStart"/>
+      <w:r>
+        <w:t>).split</w:t>
+      </w:r>
+      <w:proofErr w:type="gramEnd"/>
+      <w:r>
+        <w:t>(" "))</w:t>
+      </w:r>
+    </w:p>
+    <w:p>
+      <w:r>
+        <w:t xml:space="preserve">            </w:t>
+      </w:r>
+      <w:proofErr w:type="gramStart"/>
+      <w:r>
+        <w:t>.map</w:t>
+      </w:r>
+      <w:proofErr w:type="gramEnd"/>
+      <w:r>
+        <w:t>(</w:t>
+      </w:r>
+      <w:proofErr w:type="gramStart"/>
+      <w:r>
+        <w:t>Integer::</w:t>
+      </w:r>
+      <w:proofErr w:type="gramEnd"/>
+      <w:r>
+        <w:t>parseInt)</w:t>
+      </w:r>
+    </w:p>
+    <w:p>
+      <w:r>
+        <w:t xml:space="preserve">            </w:t>
+      </w:r>
+      <w:proofErr w:type="gramStart"/>
+      <w:r>
+        <w:t>.collect</w:t>
+      </w:r>
+      <w:proofErr w:type="gramEnd"/>
+      <w:r>
+        <w:t>(</w:t>
+      </w:r>
+      <w:proofErr w:type="gramStart"/>
+      <w:r>
+        <w:t>toList(</w:t>
+      </w:r>
+      <w:proofErr w:type="gramEnd"/>
+      <w:r>
+        <w:t>));</w:t>
+      </w:r>
+    </w:p>
+    <w:p>
+      <w:r>
+        <w:t xml:space="preserve">        </w:t>
+      </w:r>
+    </w:p>
+    <w:p>
+      <w:r>
+        <w:t xml:space="preserve">        </w:t>
+      </w:r>
+      <w:proofErr w:type="gramStart"/>
+      <w:r>
+        <w:t>String[</w:t>
+      </w:r>
+      <w:proofErr w:type="gramEnd"/>
+      <w:r>
+        <w:t>] firstMultipleInput = bufferedReader.readLine(</w:t>
+      </w:r>
+      <w:proofErr w:type="gramStart"/>
+      <w:r>
+        <w:t>).replaceAll</w:t>
+      </w:r>
+      <w:proofErr w:type="gramEnd"/>
+      <w:r>
+        <w:t>("\\s+$", ""</w:t>
+      </w:r>
+      <w:proofErr w:type="gramStart"/>
+      <w:r>
+        <w:t>).split</w:t>
+      </w:r>
+      <w:proofErr w:type="gramEnd"/>
+      <w:r>
+        <w:t>(" ");</w:t>
+      </w:r>
+    </w:p>
+    <w:p>
+      <w:r>
+        <w:t>        int d = Integer.parseInt(</w:t>
+      </w:r>
+      <w:proofErr w:type="gramStart"/>
+      <w:r>
+        <w:t>firstMultipleInput[</w:t>
+      </w:r>
+      <w:proofErr w:type="gramEnd"/>
+      <w:r>
+        <w:t>0]);</w:t>
+      </w:r>
+    </w:p>
+    <w:p>
+      <w:r>
+        <w:t>        int m = Integer.parseInt(</w:t>
+      </w:r>
+      <w:proofErr w:type="gramStart"/>
+      <w:r>
+        <w:t>firstMultipleInput[</w:t>
+      </w:r>
+      <w:proofErr w:type="gramEnd"/>
+      <w:r>
+        <w:t>1]);</w:t>
+      </w:r>
+    </w:p>
+    <w:p>
+      <w:r>
+        <w:t>   </w:t>
+      </w:r>
+    </w:p>
+    <w:p>
+      <w:r>
+        <w:t xml:space="preserve">        int result = </w:t>
+      </w:r>
+      <w:proofErr w:type="gramStart"/>
+      <w:r>
+        <w:t>birthday(</w:t>
+      </w:r>
+      <w:proofErr w:type="gramEnd"/>
+      <w:r>
+        <w:t>s, d, m);</w:t>
+      </w:r>
+    </w:p>
+    <w:p>
+      <w:r>
+        <w:t xml:space="preserve">  </w:t>
+      </w:r>
+    </w:p>
+    <w:p>
+      <w:r>
+        <w:t>        bufferedWriter.write(String.valueOf(result));</w:t>
+      </w:r>
+    </w:p>
+    <w:p>
+      <w:r>
+        <w:t>        bufferedWriter.newLine();</w:t>
+      </w:r>
+    </w:p>
+    <w:p>
+      <w:r>
+        <w:t>     </w:t>
+      </w:r>
+    </w:p>
+    <w:p>
+      <w:r>
+        <w:t>        bufferedReader.close();</w:t>
+      </w:r>
+    </w:p>
+    <w:p>
+      <w:r>
+        <w:t>        bufferedWriter.close();</w:t>
+      </w:r>
+    </w:p>
+    <w:p>
+      <w:r>
+        <w:t>    }</w:t>
+      </w:r>
+    </w:p>
+    <w:p>
+      <w:r>
+        <w:t>}</w:t>
+      </w:r>
+    </w:p>
+    <w:p>
+      <w:r>
+        <w:t> </w:t>
+      </w:r>
+    </w:p>
+    <w:p>
+      <w:r>
+        <w:lastRenderedPageBreak/>
+        <w:drawing>
+          <wp:inline distT="0" distB="0" distL="0" distR="0" wp14:anchorId="003D7622" wp14:editId="6969E2BB">
+            <wp:extent cx="5731510" cy="2809240"/>
+            <wp:effectExtent l="0" t="0" r="2540" b="0"/>
+            <wp:docPr id="433977668" name="Picture 4"/>
+            <wp:cNvGraphicFramePr>
+              <a:graphicFrameLocks xmlns:a="http://schemas.openxmlformats.org/drawingml/2006/main" noChangeAspect="1"/>
+            </wp:cNvGraphicFramePr>
+            <a:graphic xmlns:a="http://schemas.openxmlformats.org/drawingml/2006/main">
+              <a:graphicData uri="http://schemas.openxmlformats.org/drawingml/2006/picture">
+                <pic:pic xmlns:pic="http://schemas.openxmlformats.org/drawingml/2006/picture">
+                  <pic:nvPicPr>
+                    <pic:cNvPr id="0" name="Picture 13"/>
+                    <pic:cNvPicPr>
+                      <a:picLocks noChangeAspect="1" noChangeArrowheads="1"/>
+                    </pic:cNvPicPr>
+                  </pic:nvPicPr>
+                  <pic:blipFill>
+                    <a:blip r:embed="rId5">
+                      <a:extLst>
+                        <a:ext uri="{28A0092B-C50C-407E-A947-70E740481C1C}">
+                          <a14:useLocalDpi xmlns:a14="http://schemas.microsoft.com/office/drawing/2010/main" val="0"/>
+                        </a:ext>
+                      </a:extLst>
+                    </a:blip>
+                    <a:srcRect/>
+                    <a:stretch>
+                      <a:fillRect/>
+                    </a:stretch>
+                  </pic:blipFill>
+                  <pic:spPr bwMode="auto">
+                    <a:xfrm>
+                      <a:off x="0" y="0"/>
+                      <a:ext cx="5731510" cy="2809240"/>
+                    </a:xfrm>
+                    <a:prstGeom prst="rect">
+                      <a:avLst/>
+                    </a:prstGeom>
+                    <a:noFill/>
+                    <a:ln>
+                      <a:noFill/>
+                    </a:ln>
+                  </pic:spPr>
+                </pic:pic>
+              </a:graphicData>
+            </a:graphic>
+          </wp:inline>
+        </w:drawing>
+      </w:r>
+    </w:p>
+    <w:p>
+      <w:r>
+        <w:t> </w:t>
       </w:r>
     </w:p>
     <w:p/>
@@ -1295,7 +1166,7 @@
     <w:link w:val="Heading1Char"/>
     <w:uiPriority w:val="9"/>
     <w:qFormat/>
-    <w:rsid w:val="00A20361"/>
+    <w:rsid w:val="0057099E"/>
     <w:pPr>
       <w:keepNext/>
       <w:keepLines/>
@@ -1318,7 +1189,7 @@
     <w:semiHidden/>
     <w:unhideWhenUsed/>
     <w:qFormat/>
-    <w:rsid w:val="00A20361"/>
+    <w:rsid w:val="0057099E"/>
     <w:pPr>
       <w:keepNext/>
       <w:keepLines/>
@@ -1341,7 +1212,7 @@
     <w:semiHidden/>
     <w:unhideWhenUsed/>
     <w:qFormat/>
-    <w:rsid w:val="00A20361"/>
+    <w:rsid w:val="0057099E"/>
     <w:pPr>
       <w:keepNext/>
       <w:keepLines/>
@@ -1364,7 +1235,7 @@
     <w:semiHidden/>
     <w:unhideWhenUsed/>
     <w:qFormat/>
-    <w:rsid w:val="00A20361"/>
+    <w:rsid w:val="0057099E"/>
     <w:pPr>
       <w:keepNext/>
       <w:keepLines/>
@@ -1387,7 +1258,7 @@
     <w:semiHidden/>
     <w:unhideWhenUsed/>
     <w:qFormat/>
-    <w:rsid w:val="00A20361"/>
+    <w:rsid w:val="0057099E"/>
     <w:pPr>
       <w:keepNext/>
       <w:keepLines/>
@@ -1408,7 +1279,7 @@
     <w:semiHidden/>
     <w:unhideWhenUsed/>
     <w:qFormat/>
-    <w:rsid w:val="00A20361"/>
+    <w:rsid w:val="0057099E"/>
     <w:pPr>
       <w:keepNext/>
       <w:keepLines/>
@@ -1431,7 +1302,7 @@
     <w:semiHidden/>
     <w:unhideWhenUsed/>
     <w:qFormat/>
-    <w:rsid w:val="00A20361"/>
+    <w:rsid w:val="0057099E"/>
     <w:pPr>
       <w:keepNext/>
       <w:keepLines/>
@@ -1452,7 +1323,7 @@
     <w:semiHidden/>
     <w:unhideWhenUsed/>
     <w:qFormat/>
-    <w:rsid w:val="00A20361"/>
+    <w:rsid w:val="0057099E"/>
     <w:pPr>
       <w:keepNext/>
       <w:keepLines/>
@@ -1475,7 +1346,7 @@
     <w:semiHidden/>
     <w:unhideWhenUsed/>
     <w:qFormat/>
-    <w:rsid w:val="00A20361"/>
+    <w:rsid w:val="0057099E"/>
     <w:pPr>
       <w:keepNext/>
       <w:keepLines/>
@@ -1518,7 +1389,7 @@
     <w:basedOn w:val="DefaultParagraphFont"/>
     <w:link w:val="Heading1"/>
     <w:uiPriority w:val="9"/>
-    <w:rsid w:val="00A20361"/>
+    <w:rsid w:val="0057099E"/>
     <w:rPr>
       <w:rFonts w:asciiTheme="majorHAnsi" w:eastAsiaTheme="majorEastAsia" w:hAnsiTheme="majorHAnsi" w:cstheme="majorBidi"/>
       <w:color w:val="0F4761" w:themeColor="accent1" w:themeShade="BF"/>
@@ -1532,7 +1403,7 @@
     <w:link w:val="Heading2"/>
     <w:uiPriority w:val="9"/>
     <w:semiHidden/>
-    <w:rsid w:val="00A20361"/>
+    <w:rsid w:val="0057099E"/>
     <w:rPr>
       <w:rFonts w:asciiTheme="majorHAnsi" w:eastAsiaTheme="majorEastAsia" w:hAnsiTheme="majorHAnsi" w:cstheme="majorBidi"/>
       <w:color w:val="0F4761" w:themeColor="accent1" w:themeShade="BF"/>
@@ -1546,7 +1417,7 @@
     <w:link w:val="Heading3"/>
     <w:uiPriority w:val="9"/>
     <w:semiHidden/>
-    <w:rsid w:val="00A20361"/>
+    <w:rsid w:val="0057099E"/>
     <w:rPr>
       <w:rFonts w:eastAsiaTheme="majorEastAsia" w:cstheme="majorBidi"/>
       <w:color w:val="0F4761" w:themeColor="accent1" w:themeShade="BF"/>
@@ -1560,7 +1431,7 @@
     <w:link w:val="Heading4"/>
     <w:uiPriority w:val="9"/>
     <w:semiHidden/>
-    <w:rsid w:val="00A20361"/>
+    <w:rsid w:val="0057099E"/>
     <w:rPr>
       <w:rFonts w:eastAsiaTheme="majorEastAsia" w:cstheme="majorBidi"/>
       <w:i/>
@@ -1574,7 +1445,7 @@
     <w:link w:val="Heading5"/>
     <w:uiPriority w:val="9"/>
     <w:semiHidden/>
-    <w:rsid w:val="00A20361"/>
+    <w:rsid w:val="0057099E"/>
     <w:rPr>
       <w:rFonts w:eastAsiaTheme="majorEastAsia" w:cstheme="majorBidi"/>
       <w:color w:val="0F4761" w:themeColor="accent1" w:themeShade="BF"/>
@@ -1586,7 +1457,7 @@
     <w:link w:val="Heading6"/>
     <w:uiPriority w:val="9"/>
     <w:semiHidden/>
-    <w:rsid w:val="00A20361"/>
+    <w:rsid w:val="0057099E"/>
     <w:rPr>
       <w:rFonts w:eastAsiaTheme="majorEastAsia" w:cstheme="majorBidi"/>
       <w:i/>
@@ -1600,7 +1471,7 @@
     <w:link w:val="Heading7"/>
     <w:uiPriority w:val="9"/>
     <w:semiHidden/>
-    <w:rsid w:val="00A20361"/>
+    <w:rsid w:val="0057099E"/>
     <w:rPr>
       <w:rFonts w:eastAsiaTheme="majorEastAsia" w:cstheme="majorBidi"/>
       <w:color w:val="595959" w:themeColor="text1" w:themeTint="A6"/>
@@ -1612,7 +1483,7 @@
     <w:link w:val="Heading8"/>
     <w:uiPriority w:val="9"/>
     <w:semiHidden/>
-    <w:rsid w:val="00A20361"/>
+    <w:rsid w:val="0057099E"/>
     <w:rPr>
       <w:rFonts w:eastAsiaTheme="majorEastAsia" w:cstheme="majorBidi"/>
       <w:i/>
@@ -1626,7 +1497,7 @@
     <w:link w:val="Heading9"/>
     <w:uiPriority w:val="9"/>
     <w:semiHidden/>
-    <w:rsid w:val="00A20361"/>
+    <w:rsid w:val="0057099E"/>
     <w:rPr>
       <w:rFonts w:eastAsiaTheme="majorEastAsia" w:cstheme="majorBidi"/>
       <w:color w:val="272727" w:themeColor="text1" w:themeTint="D8"/>
@@ -1639,7 +1510,7 @@
     <w:link w:val="TitleChar"/>
     <w:uiPriority w:val="10"/>
     <w:qFormat/>
-    <w:rsid w:val="00A20361"/>
+    <w:rsid w:val="0057099E"/>
     <w:pPr>
       <w:spacing w:after="80" w:line="240" w:lineRule="auto"/>
       <w:contextualSpacing/>
@@ -1657,7 +1528,7 @@
     <w:basedOn w:val="DefaultParagraphFont"/>
     <w:link w:val="Title"/>
     <w:uiPriority w:val="10"/>
-    <w:rsid w:val="00A20361"/>
+    <w:rsid w:val="0057099E"/>
     <w:rPr>
       <w:rFonts w:asciiTheme="majorHAnsi" w:eastAsiaTheme="majorEastAsia" w:hAnsiTheme="majorHAnsi" w:cstheme="majorBidi"/>
       <w:spacing w:val="-10"/>
@@ -1673,7 +1544,7 @@
     <w:link w:val="SubtitleChar"/>
     <w:uiPriority w:val="11"/>
     <w:qFormat/>
-    <w:rsid w:val="00A20361"/>
+    <w:rsid w:val="0057099E"/>
     <w:pPr>
       <w:numPr>
         <w:ilvl w:val="1"/>
@@ -1692,7 +1563,7 @@
     <w:basedOn w:val="DefaultParagraphFont"/>
     <w:link w:val="Subtitle"/>
     <w:uiPriority w:val="11"/>
-    <w:rsid w:val="00A20361"/>
+    <w:rsid w:val="0057099E"/>
     <w:rPr>
       <w:rFonts w:eastAsiaTheme="majorEastAsia" w:cstheme="majorBidi"/>
       <w:color w:val="595959" w:themeColor="text1" w:themeTint="A6"/>
@@ -1708,7 +1579,7 @@
     <w:link w:val="QuoteChar"/>
     <w:uiPriority w:val="29"/>
     <w:qFormat/>
-    <w:rsid w:val="00A20361"/>
+    <w:rsid w:val="0057099E"/>
     <w:pPr>
       <w:spacing w:before="160"/>
       <w:jc w:val="center"/>
@@ -1724,7 +1595,7 @@
     <w:basedOn w:val="DefaultParagraphFont"/>
     <w:link w:val="Quote"/>
     <w:uiPriority w:val="29"/>
-    <w:rsid w:val="00A20361"/>
+    <w:rsid w:val="0057099E"/>
     <w:rPr>
       <w:i/>
       <w:iCs/>
@@ -1736,7 +1607,7 @@
     <w:basedOn w:val="Normal"/>
     <w:uiPriority w:val="34"/>
     <w:qFormat/>
-    <w:rsid w:val="00A20361"/>
+    <w:rsid w:val="0057099E"/>
     <w:pPr>
       <w:ind w:left="720"/>
       <w:contextualSpacing/>
@@ -1747,7 +1618,7 @@
     <w:basedOn w:val="DefaultParagraphFont"/>
     <w:uiPriority w:val="21"/>
     <w:qFormat/>
-    <w:rsid w:val="00A20361"/>
+    <w:rsid w:val="0057099E"/>
     <w:rPr>
       <w:i/>
       <w:iCs/>
@@ -1761,7 +1632,7 @@
     <w:link w:val="IntenseQuoteChar"/>
     <w:uiPriority w:val="30"/>
     <w:qFormat/>
-    <w:rsid w:val="00A20361"/>
+    <w:rsid w:val="0057099E"/>
     <w:pPr>
       <w:pBdr>
         <w:top w:val="single" w:sz="4" w:space="10" w:color="0F4761" w:themeColor="accent1" w:themeShade="BF"/>
@@ -1782,7 +1653,7 @@
     <w:basedOn w:val="DefaultParagraphFont"/>
     <w:link w:val="IntenseQuote"/>
     <w:uiPriority w:val="30"/>
-    <w:rsid w:val="00A20361"/>
+    <w:rsid w:val="0057099E"/>
     <w:rPr>
       <w:i/>
       <w:iCs/>
@@ -1794,7 +1665,7 @@
     <w:basedOn w:val="DefaultParagraphFont"/>
     <w:uiPriority w:val="32"/>
     <w:qFormat/>
-    <w:rsid w:val="00A20361"/>
+    <w:rsid w:val="0057099E"/>
     <w:rPr>
       <w:b/>
       <w:bCs/>

--- a/Session 1.docx
+++ b/Session 1.docx
@@ -19,12 +19,20 @@
     </w:p>
     <w:p>
       <w:r>
-        <w:t>public class Solution {</w:t>
-      </w:r>
-    </w:p>
-    <w:p>
-      <w:r>
-        <w:t>    public int maxSubArray(</w:t>
+        <w:t xml:space="preserve">class </w:t>
+      </w:r>
+      <w:proofErr w:type="spellStart"/>
+      <w:r>
+        <w:t>ParkingSystem</w:t>
+      </w:r>
+      <w:proofErr w:type="spellEnd"/>
+      <w:r>
+        <w:t xml:space="preserve"> {</w:t>
+      </w:r>
+    </w:p>
+    <w:p>
+      <w:r>
+        <w:t xml:space="preserve">    private final </w:t>
       </w:r>
       <w:proofErr w:type="gramStart"/>
       <w:r>
@@ -32,109 +40,188 @@
       </w:r>
       <w:proofErr w:type="gramEnd"/>
       <w:r>
-        <w:t>] nums) {</w:t>
-      </w:r>
-    </w:p>
-    <w:p>
-      <w:r>
-        <w:t xml:space="preserve">        int maxSum = </w:t>
-      </w:r>
+        <w:t>] slots;</w:t>
+      </w:r>
+    </w:p>
+    <w:p>
+      <w:r>
+        <w:t> </w:t>
+      </w:r>
+    </w:p>
+    <w:p>
+      <w:r>
+        <w:t xml:space="preserve">    public </w:t>
+      </w:r>
+      <w:proofErr w:type="spellStart"/>
       <w:proofErr w:type="gramStart"/>
       <w:r>
-        <w:t>nums[</w:t>
+        <w:t>ParkingSystem</w:t>
+      </w:r>
+      <w:proofErr w:type="spellEnd"/>
+      <w:r>
+        <w:t>(</w:t>
       </w:r>
       <w:proofErr w:type="gramEnd"/>
       <w:r>
-        <w:t>0];</w:t>
-      </w:r>
-    </w:p>
-    <w:p>
-      <w:r>
-        <w:t xml:space="preserve">        int currentSum = </w:t>
-      </w:r>
+        <w:t>int big, int medium, int small) {</w:t>
+      </w:r>
+    </w:p>
+    <w:p>
+      <w:r>
+        <w:t xml:space="preserve">        </w:t>
+      </w:r>
+      <w:proofErr w:type="spellStart"/>
       <w:proofErr w:type="gramStart"/>
       <w:r>
-        <w:t>nums[</w:t>
-      </w:r>
+        <w:t>this.slots</w:t>
+      </w:r>
+      <w:proofErr w:type="spellEnd"/>
       <w:proofErr w:type="gramEnd"/>
       <w:r>
-        <w:t>0];</w:t>
-      </w:r>
-    </w:p>
-    <w:p>
-      <w:r>
-        <w:t xml:space="preserve">        </w:t>
-      </w:r>
-    </w:p>
-    <w:p>
-      <w:r>
-        <w:t xml:space="preserve">        for (int i = 1; i &lt; </w:t>
+        <w:t xml:space="preserve"> = new </w:t>
       </w:r>
       <w:proofErr w:type="gramStart"/>
       <w:r>
-        <w:t>nums.length</w:t>
+        <w:t>int[]{</w:t>
       </w:r>
       <w:proofErr w:type="gramEnd"/>
       <w:r>
-        <w:t>; i++) {</w:t>
-      </w:r>
-    </w:p>
-    <w:p>
-      <w:r>
-        <w:t>            currentSum = Math.max(nums[i], currentSum + nums[i]);</w:t>
-      </w:r>
-    </w:p>
-    <w:p>
-      <w:r>
-        <w:t xml:space="preserve">            </w:t>
-      </w:r>
-    </w:p>
-    <w:p>
-      <w:r>
-        <w:t xml:space="preserve">            maxSum = </w:t>
-      </w:r>
+        <w:t>0, big, medium, small};</w:t>
+      </w:r>
+    </w:p>
+    <w:p>
+      <w:r>
+        <w:t xml:space="preserve">    }</w:t>
+      </w:r>
+    </w:p>
+    <w:p>
+      <w:r>
+        <w:t xml:space="preserve">    </w:t>
+      </w:r>
+    </w:p>
+    <w:p>
+      <w:r>
+        <w:t xml:space="preserve">    public </w:t>
+      </w:r>
+      <w:proofErr w:type="spellStart"/>
+      <w:r>
+        <w:t>boolean</w:t>
+      </w:r>
+      <w:proofErr w:type="spellEnd"/>
+      <w:r>
+        <w:t xml:space="preserve"> </w:t>
+      </w:r>
+      <w:proofErr w:type="spellStart"/>
       <w:proofErr w:type="gramStart"/>
       <w:r>
-        <w:t>Math.max(</w:t>
+        <w:t>addCar</w:t>
+      </w:r>
+      <w:proofErr w:type="spellEnd"/>
+      <w:r>
+        <w:t>(</w:t>
       </w:r>
       <w:proofErr w:type="gramEnd"/>
       <w:r>
-        <w:t>maxSum, currentSum);</w:t>
-      </w:r>
-    </w:p>
-    <w:p>
-      <w:r>
-        <w:t>        }</w:t>
-      </w:r>
-    </w:p>
-    <w:p>
-      <w:r>
-        <w:t xml:space="preserve">        </w:t>
-      </w:r>
-    </w:p>
-    <w:p>
-      <w:r>
-        <w:t>        return maxSum;</w:t>
-      </w:r>
-    </w:p>
-    <w:p>
-      <w:r>
-        <w:t>    }</w:t>
+        <w:t xml:space="preserve">int </w:t>
+      </w:r>
+      <w:proofErr w:type="spellStart"/>
+      <w:r>
+        <w:t>carType</w:t>
+      </w:r>
+      <w:proofErr w:type="spellEnd"/>
+      <w:r>
+        <w:t>) {</w:t>
+      </w:r>
+    </w:p>
+    <w:p>
+      <w:r>
+        <w:t xml:space="preserve">        if (</w:t>
+      </w:r>
+      <w:proofErr w:type="spellStart"/>
+      <w:proofErr w:type="gramStart"/>
+      <w:r>
+        <w:t>this.slots</w:t>
+      </w:r>
+      <w:proofErr w:type="spellEnd"/>
+      <w:proofErr w:type="gramEnd"/>
+      <w:r>
+        <w:t>[</w:t>
+      </w:r>
+      <w:proofErr w:type="spellStart"/>
+      <w:r>
+        <w:t>carType</w:t>
+      </w:r>
+      <w:proofErr w:type="spellEnd"/>
+      <w:r>
+        <w:t>] &gt; 0) {</w:t>
+      </w:r>
+    </w:p>
+    <w:p>
+      <w:r>
+        <w:t xml:space="preserve">            </w:t>
+      </w:r>
+      <w:proofErr w:type="spellStart"/>
+      <w:proofErr w:type="gramStart"/>
+      <w:r>
+        <w:t>this.slots</w:t>
+      </w:r>
+      <w:proofErr w:type="spellEnd"/>
+      <w:proofErr w:type="gramEnd"/>
+      <w:r>
+        <w:t>[</w:t>
+      </w:r>
+      <w:proofErr w:type="spellStart"/>
+      <w:r>
+        <w:t>carType</w:t>
+      </w:r>
+      <w:proofErr w:type="spellEnd"/>
+      <w:r>
+        <w:t>]--;</w:t>
+      </w:r>
+    </w:p>
+    <w:p>
+      <w:r>
+        <w:t xml:space="preserve">            return true;</w:t>
+      </w:r>
+    </w:p>
+    <w:p>
+      <w:r>
+        <w:t xml:space="preserve">        }</w:t>
+      </w:r>
+    </w:p>
+    <w:p>
+      <w:r>
+        <w:t xml:space="preserve">        return false;</w:t>
+      </w:r>
+    </w:p>
+    <w:p>
+      <w:r>
+        <w:t xml:space="preserve">    }</w:t>
       </w:r>
     </w:p>
     <w:p>
       <w:r>
         <w:t>}</w:t>
+      </w:r>
+    </w:p>
+    <w:p>
+      <w:r>
+        <w:t> </w:t>
+      </w:r>
+    </w:p>
+    <w:p>
+      <w:r>
+        <w:t> </w:t>
       </w:r>
     </w:p>
     <w:p>
       <w:r>
         <w:lastRenderedPageBreak/>
         <w:drawing>
-          <wp:inline distT="0" distB="0" distL="0" distR="0" wp14:anchorId="007DE4A7" wp14:editId="35D82984">
-            <wp:extent cx="3208020" cy="3886200"/>
+          <wp:inline distT="0" distB="0" distL="0" distR="0" wp14:anchorId="2B1E1AA0" wp14:editId="5DA48858">
+            <wp:extent cx="4686300" cy="4290060"/>
             <wp:effectExtent l="0" t="0" r="0" b="0"/>
-            <wp:docPr id="1822462869" name="Picture 2"/>
+            <wp:docPr id="1688551609" name="Picture 2"/>
             <wp:cNvGraphicFramePr>
               <a:graphicFrameLocks xmlns:a="http://schemas.openxmlformats.org/drawingml/2006/main" noChangeAspect="1"/>
             </wp:cNvGraphicFramePr>
@@ -163,569 +250,7 @@
                   <pic:spPr bwMode="auto">
                     <a:xfrm>
                       <a:off x="0" y="0"/>
-                      <a:ext cx="3208020" cy="3886200"/>
-                    </a:xfrm>
-                    <a:prstGeom prst="rect">
-                      <a:avLst/>
-                    </a:prstGeom>
-                    <a:noFill/>
-                    <a:ln>
-                      <a:noFill/>
-                    </a:ln>
-                  </pic:spPr>
-                </pic:pic>
-              </a:graphicData>
-            </a:graphic>
-          </wp:inline>
-        </w:drawing>
-      </w:r>
-    </w:p>
-    <w:p>
-      <w:r>
-        <w:t> </w:t>
-      </w:r>
-    </w:p>
-    <w:p/>
-    <w:p>
-      <w:r>
-        <w:t xml:space="preserve">Session 1 -2 </w:t>
-      </w:r>
-    </w:p>
-    <w:p>
-      <w:r>
-        <w:t> </w:t>
-      </w:r>
-    </w:p>
-    <w:p>
-      <w:r>
-        <w:t> </w:t>
-      </w:r>
-    </w:p>
-    <w:p>
-      <w:r>
-        <w:t> </w:t>
-      </w:r>
-    </w:p>
-    <w:p>
-      <w:r>
-        <w:t xml:space="preserve">import </w:t>
-      </w:r>
-      <w:proofErr w:type="gramStart"/>
-      <w:r>
-        <w:t>java.io.*</w:t>
-      </w:r>
-      <w:proofErr w:type="gramEnd"/>
-      <w:r>
-        <w:t>;</w:t>
-      </w:r>
-    </w:p>
-    <w:p>
-      <w:r>
-        <w:t>import java.util.*;</w:t>
-      </w:r>
-    </w:p>
-    <w:p>
-      <w:r>
-        <w:t xml:space="preserve">import </w:t>
-      </w:r>
-      <w:proofErr w:type="gramStart"/>
-      <w:r>
-        <w:t>java.util</w:t>
-      </w:r>
-      <w:proofErr w:type="gramEnd"/>
-      <w:r>
-        <w:t>.</w:t>
-      </w:r>
-      <w:proofErr w:type="gramStart"/>
-      <w:r>
-        <w:t>stream.*</w:t>
-      </w:r>
-      <w:proofErr w:type="gramEnd"/>
-      <w:r>
-        <w:t>;</w:t>
-      </w:r>
-    </w:p>
-    <w:p>
-      <w:r>
-        <w:t xml:space="preserve">import static </w:t>
-      </w:r>
-      <w:proofErr w:type="gramStart"/>
-      <w:r>
-        <w:t>java.util</w:t>
-      </w:r>
-      <w:proofErr w:type="gramEnd"/>
-      <w:r>
-        <w:t>.</w:t>
-      </w:r>
-      <w:proofErr w:type="gramStart"/>
-      <w:r>
-        <w:t>stream.Collectors.toList</w:t>
-      </w:r>
-      <w:proofErr w:type="gramEnd"/>
-      <w:r>
-        <w:t>;</w:t>
-      </w:r>
-    </w:p>
-    <w:p>
-      <w:r>
-        <w:t>public class Solution {</w:t>
-      </w:r>
-    </w:p>
-    <w:p>
-      <w:r>
-        <w:t>   </w:t>
-      </w:r>
-    </w:p>
-    <w:p>
-      <w:r>
-        <w:t xml:space="preserve">    public static int </w:t>
-      </w:r>
-      <w:proofErr w:type="gramStart"/>
-      <w:r>
-        <w:t>birthday(</w:t>
-      </w:r>
-      <w:proofErr w:type="gramEnd"/>
-      <w:r>
-        <w:t>List&lt;Integer&gt; s, int d, int m) {</w:t>
-      </w:r>
-    </w:p>
-    <w:p>
-      <w:r>
-        <w:t>        if (</w:t>
-      </w:r>
-      <w:proofErr w:type="gramStart"/>
-      <w:r>
-        <w:t>s.size</w:t>
-      </w:r>
-      <w:proofErr w:type="gramEnd"/>
-      <w:r>
-        <w:t>() &lt; m) {</w:t>
-      </w:r>
-    </w:p>
-    <w:p>
-      <w:r>
-        <w:t>            return 0;</w:t>
-      </w:r>
-    </w:p>
-    <w:p>
-      <w:r>
-        <w:lastRenderedPageBreak/>
-        <w:t>        }</w:t>
-      </w:r>
-    </w:p>
-    <w:p>
-      <w:r>
-        <w:t>        int count = 0;</w:t>
-      </w:r>
-    </w:p>
-    <w:p>
-      <w:r>
-        <w:t>        int currentSum = 0;</w:t>
-      </w:r>
-    </w:p>
-    <w:p>
-      <w:r>
-        <w:t xml:space="preserve">      </w:t>
-      </w:r>
-    </w:p>
-    <w:p>
-      <w:r>
-        <w:t>        for (int i = 0; i &lt; m; i++) {</w:t>
-      </w:r>
-    </w:p>
-    <w:p>
-      <w:r>
-        <w:t>            currentSum += s.get(i);</w:t>
-      </w:r>
-    </w:p>
-    <w:p>
-      <w:r>
-        <w:t>        }</w:t>
-      </w:r>
-    </w:p>
-    <w:p>
-      <w:r>
-        <w:t>   </w:t>
-      </w:r>
-    </w:p>
-    <w:p>
-      <w:r>
-        <w:t>        if (currentSum == d) {</w:t>
-      </w:r>
-    </w:p>
-    <w:p>
-      <w:r>
-        <w:t>            count++;</w:t>
-      </w:r>
-    </w:p>
-    <w:p>
-      <w:r>
-        <w:t>        }</w:t>
-      </w:r>
-    </w:p>
-    <w:p>
-      <w:r>
-        <w:t> </w:t>
-      </w:r>
-    </w:p>
-    <w:p>
-      <w:r>
-        <w:t xml:space="preserve">        for (int i = m; i &lt; </w:t>
-      </w:r>
-      <w:proofErr w:type="gramStart"/>
-      <w:r>
-        <w:t>s.size</w:t>
-      </w:r>
-      <w:proofErr w:type="gramEnd"/>
-      <w:r>
-        <w:t>(); i++) {</w:t>
-      </w:r>
-    </w:p>
-    <w:p>
-      <w:r>
-        <w:t xml:space="preserve">            currentSum += s.get(i) - </w:t>
-      </w:r>
-      <w:proofErr w:type="gramStart"/>
-      <w:r>
-        <w:t>s.get(</w:t>
-      </w:r>
-      <w:proofErr w:type="gramEnd"/>
-      <w:r>
-        <w:t>i - m);</w:t>
-      </w:r>
-    </w:p>
-    <w:p>
-      <w:r>
-        <w:t>            if (currentSum == d) {</w:t>
-      </w:r>
-    </w:p>
-    <w:p>
-      <w:r>
-        <w:t>                count++;</w:t>
-      </w:r>
-    </w:p>
-    <w:p>
-      <w:r>
-        <w:t>            }</w:t>
-      </w:r>
-    </w:p>
-    <w:p>
-      <w:r>
-        <w:t>        }</w:t>
-      </w:r>
-    </w:p>
-    <w:p>
-      <w:r>
-        <w:t>        return count;</w:t>
-      </w:r>
-    </w:p>
-    <w:p>
-      <w:r>
-        <w:t>    }</w:t>
-      </w:r>
-    </w:p>
-    <w:p>
-      <w:r>
-        <w:t xml:space="preserve">    public static void </w:t>
-      </w:r>
-      <w:proofErr w:type="gramStart"/>
-      <w:r>
-        <w:t>main(String[</w:t>
-      </w:r>
-      <w:proofErr w:type="gramEnd"/>
-      <w:r>
-        <w:t>] args) throws IOException {</w:t>
-      </w:r>
-    </w:p>
-    <w:p>
-      <w:r>
-        <w:t xml:space="preserve">        BufferedReader bufferedReader = new </w:t>
-      </w:r>
-      <w:proofErr w:type="gramStart"/>
-      <w:r>
-        <w:t>BufferedReader(</w:t>
-      </w:r>
-      <w:proofErr w:type="gramEnd"/>
-      <w:r>
-        <w:t xml:space="preserve">new </w:t>
-      </w:r>
-      <w:proofErr w:type="gramStart"/>
-      <w:r>
-        <w:t>InputStreamReader(</w:t>
-      </w:r>
-      <w:proofErr w:type="gramEnd"/>
-      <w:r>
-        <w:t>System.in));</w:t>
-      </w:r>
-    </w:p>
-    <w:p>
-      <w:r>
-        <w:t xml:space="preserve">        BufferedWriter bufferedWriter = new </w:t>
-      </w:r>
-      <w:proofErr w:type="gramStart"/>
-      <w:r>
-        <w:t>BufferedWriter(</w:t>
-      </w:r>
-      <w:proofErr w:type="gramEnd"/>
-      <w:r>
-        <w:t xml:space="preserve">new </w:t>
-      </w:r>
-      <w:proofErr w:type="gramStart"/>
-      <w:r>
-        <w:t>OutputStreamWriter(</w:t>
-      </w:r>
-      <w:proofErr w:type="gramEnd"/>
-      <w:r>
-        <w:t>System.out));</w:t>
-      </w:r>
-    </w:p>
-    <w:p>
-      <w:r>
-        <w:t xml:space="preserve">        </w:t>
-      </w:r>
-    </w:p>
-    <w:p>
-      <w:r>
-        <w:t>        int n = Integer.parseInt(bufferedReader.readLine(</w:t>
-      </w:r>
-      <w:proofErr w:type="gramStart"/>
-      <w:r>
-        <w:t>).trim</w:t>
-      </w:r>
-      <w:proofErr w:type="gramEnd"/>
-      <w:r>
-        <w:t>());</w:t>
-      </w:r>
-    </w:p>
-    <w:p>
-      <w:r>
-        <w:t>       </w:t>
-      </w:r>
-    </w:p>
-    <w:p>
-      <w:r>
-        <w:lastRenderedPageBreak/>
-        <w:t>        List&lt;Integer&gt; s = Stream.of(bufferedReader.readLine(</w:t>
-      </w:r>
-      <w:proofErr w:type="gramStart"/>
-      <w:r>
-        <w:t>).replaceAll</w:t>
-      </w:r>
-      <w:proofErr w:type="gramEnd"/>
-      <w:r>
-        <w:t>("\\s+$", ""</w:t>
-      </w:r>
-      <w:proofErr w:type="gramStart"/>
-      <w:r>
-        <w:t>).split</w:t>
-      </w:r>
-      <w:proofErr w:type="gramEnd"/>
-      <w:r>
-        <w:t>(" "))</w:t>
-      </w:r>
-    </w:p>
-    <w:p>
-      <w:r>
-        <w:t xml:space="preserve">            </w:t>
-      </w:r>
-      <w:proofErr w:type="gramStart"/>
-      <w:r>
-        <w:t>.map</w:t>
-      </w:r>
-      <w:proofErr w:type="gramEnd"/>
-      <w:r>
-        <w:t>(</w:t>
-      </w:r>
-      <w:proofErr w:type="gramStart"/>
-      <w:r>
-        <w:t>Integer::</w:t>
-      </w:r>
-      <w:proofErr w:type="gramEnd"/>
-      <w:r>
-        <w:t>parseInt)</w:t>
-      </w:r>
-    </w:p>
-    <w:p>
-      <w:r>
-        <w:t xml:space="preserve">            </w:t>
-      </w:r>
-      <w:proofErr w:type="gramStart"/>
-      <w:r>
-        <w:t>.collect</w:t>
-      </w:r>
-      <w:proofErr w:type="gramEnd"/>
-      <w:r>
-        <w:t>(</w:t>
-      </w:r>
-      <w:proofErr w:type="gramStart"/>
-      <w:r>
-        <w:t>toList(</w:t>
-      </w:r>
-      <w:proofErr w:type="gramEnd"/>
-      <w:r>
-        <w:t>));</w:t>
-      </w:r>
-    </w:p>
-    <w:p>
-      <w:r>
-        <w:t xml:space="preserve">        </w:t>
-      </w:r>
-    </w:p>
-    <w:p>
-      <w:r>
-        <w:t xml:space="preserve">        </w:t>
-      </w:r>
-      <w:proofErr w:type="gramStart"/>
-      <w:r>
-        <w:t>String[</w:t>
-      </w:r>
-      <w:proofErr w:type="gramEnd"/>
-      <w:r>
-        <w:t>] firstMultipleInput = bufferedReader.readLine(</w:t>
-      </w:r>
-      <w:proofErr w:type="gramStart"/>
-      <w:r>
-        <w:t>).replaceAll</w:t>
-      </w:r>
-      <w:proofErr w:type="gramEnd"/>
-      <w:r>
-        <w:t>("\\s+$", ""</w:t>
-      </w:r>
-      <w:proofErr w:type="gramStart"/>
-      <w:r>
-        <w:t>).split</w:t>
-      </w:r>
-      <w:proofErr w:type="gramEnd"/>
-      <w:r>
-        <w:t>(" ");</w:t>
-      </w:r>
-    </w:p>
-    <w:p>
-      <w:r>
-        <w:t>        int d = Integer.parseInt(</w:t>
-      </w:r>
-      <w:proofErr w:type="gramStart"/>
-      <w:r>
-        <w:t>firstMultipleInput[</w:t>
-      </w:r>
-      <w:proofErr w:type="gramEnd"/>
-      <w:r>
-        <w:t>0]);</w:t>
-      </w:r>
-    </w:p>
-    <w:p>
-      <w:r>
-        <w:t>        int m = Integer.parseInt(</w:t>
-      </w:r>
-      <w:proofErr w:type="gramStart"/>
-      <w:r>
-        <w:t>firstMultipleInput[</w:t>
-      </w:r>
-      <w:proofErr w:type="gramEnd"/>
-      <w:r>
-        <w:t>1]);</w:t>
-      </w:r>
-    </w:p>
-    <w:p>
-      <w:r>
-        <w:t>   </w:t>
-      </w:r>
-    </w:p>
-    <w:p>
-      <w:r>
-        <w:t xml:space="preserve">        int result = </w:t>
-      </w:r>
-      <w:proofErr w:type="gramStart"/>
-      <w:r>
-        <w:t>birthday(</w:t>
-      </w:r>
-      <w:proofErr w:type="gramEnd"/>
-      <w:r>
-        <w:t>s, d, m);</w:t>
-      </w:r>
-    </w:p>
-    <w:p>
-      <w:r>
-        <w:t xml:space="preserve">  </w:t>
-      </w:r>
-    </w:p>
-    <w:p>
-      <w:r>
-        <w:t>        bufferedWriter.write(String.valueOf(result));</w:t>
-      </w:r>
-    </w:p>
-    <w:p>
-      <w:r>
-        <w:t>        bufferedWriter.newLine();</w:t>
-      </w:r>
-    </w:p>
-    <w:p>
-      <w:r>
-        <w:t>     </w:t>
-      </w:r>
-    </w:p>
-    <w:p>
-      <w:r>
-        <w:t>        bufferedReader.close();</w:t>
-      </w:r>
-    </w:p>
-    <w:p>
-      <w:r>
-        <w:t>        bufferedWriter.close();</w:t>
-      </w:r>
-    </w:p>
-    <w:p>
-      <w:r>
-        <w:t>    }</w:t>
-      </w:r>
-    </w:p>
-    <w:p>
-      <w:r>
-        <w:t>}</w:t>
-      </w:r>
-    </w:p>
-    <w:p>
-      <w:r>
-        <w:t> </w:t>
-      </w:r>
-    </w:p>
-    <w:p>
-      <w:r>
-        <w:lastRenderedPageBreak/>
-        <w:drawing>
-          <wp:inline distT="0" distB="0" distL="0" distR="0" wp14:anchorId="003D7622" wp14:editId="6969E2BB">
-            <wp:extent cx="5731510" cy="2809240"/>
-            <wp:effectExtent l="0" t="0" r="2540" b="0"/>
-            <wp:docPr id="433977668" name="Picture 4"/>
-            <wp:cNvGraphicFramePr>
-              <a:graphicFrameLocks xmlns:a="http://schemas.openxmlformats.org/drawingml/2006/main" noChangeAspect="1"/>
-            </wp:cNvGraphicFramePr>
-            <a:graphic xmlns:a="http://schemas.openxmlformats.org/drawingml/2006/main">
-              <a:graphicData uri="http://schemas.openxmlformats.org/drawingml/2006/picture">
-                <pic:pic xmlns:pic="http://schemas.openxmlformats.org/drawingml/2006/picture">
-                  <pic:nvPicPr>
-                    <pic:cNvPr id="0" name="Picture 13"/>
-                    <pic:cNvPicPr>
-                      <a:picLocks noChangeAspect="1" noChangeArrowheads="1"/>
-                    </pic:cNvPicPr>
-                  </pic:nvPicPr>
-                  <pic:blipFill>
-                    <a:blip r:embed="rId5">
-                      <a:extLst>
-                        <a:ext uri="{28A0092B-C50C-407E-A947-70E740481C1C}">
-                          <a14:useLocalDpi xmlns:a14="http://schemas.microsoft.com/office/drawing/2010/main" val="0"/>
-                        </a:ext>
-                      </a:extLst>
-                    </a:blip>
-                    <a:srcRect/>
-                    <a:stretch>
-                      <a:fillRect/>
-                    </a:stretch>
-                  </pic:blipFill>
-                  <pic:spPr bwMode="auto">
-                    <a:xfrm>
-                      <a:off x="0" y="0"/>
-                      <a:ext cx="5731510" cy="2809240"/>
+                      <a:ext cx="4686300" cy="4290060"/>
                     </a:xfrm>
                     <a:prstGeom prst="rect">
                       <a:avLst/>
@@ -1166,7 +691,7 @@
     <w:link w:val="Heading1Char"/>
     <w:uiPriority w:val="9"/>
     <w:qFormat/>
-    <w:rsid w:val="0057099E"/>
+    <w:rsid w:val="000104EF"/>
     <w:pPr>
       <w:keepNext/>
       <w:keepLines/>
@@ -1189,7 +714,7 @@
     <w:semiHidden/>
     <w:unhideWhenUsed/>
     <w:qFormat/>
-    <w:rsid w:val="0057099E"/>
+    <w:rsid w:val="000104EF"/>
     <w:pPr>
       <w:keepNext/>
       <w:keepLines/>
@@ -1212,7 +737,7 @@
     <w:semiHidden/>
     <w:unhideWhenUsed/>
     <w:qFormat/>
-    <w:rsid w:val="0057099E"/>
+    <w:rsid w:val="000104EF"/>
     <w:pPr>
       <w:keepNext/>
       <w:keepLines/>
@@ -1235,7 +760,7 @@
     <w:semiHidden/>
     <w:unhideWhenUsed/>
     <w:qFormat/>
-    <w:rsid w:val="0057099E"/>
+    <w:rsid w:val="000104EF"/>
     <w:pPr>
       <w:keepNext/>
       <w:keepLines/>
@@ -1258,7 +783,7 @@
     <w:semiHidden/>
     <w:unhideWhenUsed/>
     <w:qFormat/>
-    <w:rsid w:val="0057099E"/>
+    <w:rsid w:val="000104EF"/>
     <w:pPr>
       <w:keepNext/>
       <w:keepLines/>
@@ -1279,7 +804,7 @@
     <w:semiHidden/>
     <w:unhideWhenUsed/>
     <w:qFormat/>
-    <w:rsid w:val="0057099E"/>
+    <w:rsid w:val="000104EF"/>
     <w:pPr>
       <w:keepNext/>
       <w:keepLines/>
@@ -1302,7 +827,7 @@
     <w:semiHidden/>
     <w:unhideWhenUsed/>
     <w:qFormat/>
-    <w:rsid w:val="0057099E"/>
+    <w:rsid w:val="000104EF"/>
     <w:pPr>
       <w:keepNext/>
       <w:keepLines/>
@@ -1323,7 +848,7 @@
     <w:semiHidden/>
     <w:unhideWhenUsed/>
     <w:qFormat/>
-    <w:rsid w:val="0057099E"/>
+    <w:rsid w:val="000104EF"/>
     <w:pPr>
       <w:keepNext/>
       <w:keepLines/>
@@ -1346,7 +871,7 @@
     <w:semiHidden/>
     <w:unhideWhenUsed/>
     <w:qFormat/>
-    <w:rsid w:val="0057099E"/>
+    <w:rsid w:val="000104EF"/>
     <w:pPr>
       <w:keepNext/>
       <w:keepLines/>
@@ -1389,7 +914,7 @@
     <w:basedOn w:val="DefaultParagraphFont"/>
     <w:link w:val="Heading1"/>
     <w:uiPriority w:val="9"/>
-    <w:rsid w:val="0057099E"/>
+    <w:rsid w:val="000104EF"/>
     <w:rPr>
       <w:rFonts w:asciiTheme="majorHAnsi" w:eastAsiaTheme="majorEastAsia" w:hAnsiTheme="majorHAnsi" w:cstheme="majorBidi"/>
       <w:color w:val="0F4761" w:themeColor="accent1" w:themeShade="BF"/>
@@ -1403,7 +928,7 @@
     <w:link w:val="Heading2"/>
     <w:uiPriority w:val="9"/>
     <w:semiHidden/>
-    <w:rsid w:val="0057099E"/>
+    <w:rsid w:val="000104EF"/>
     <w:rPr>
       <w:rFonts w:asciiTheme="majorHAnsi" w:eastAsiaTheme="majorEastAsia" w:hAnsiTheme="majorHAnsi" w:cstheme="majorBidi"/>
       <w:color w:val="0F4761" w:themeColor="accent1" w:themeShade="BF"/>
@@ -1417,7 +942,7 @@
     <w:link w:val="Heading3"/>
     <w:uiPriority w:val="9"/>
     <w:semiHidden/>
-    <w:rsid w:val="0057099E"/>
+    <w:rsid w:val="000104EF"/>
     <w:rPr>
       <w:rFonts w:eastAsiaTheme="majorEastAsia" w:cstheme="majorBidi"/>
       <w:color w:val="0F4761" w:themeColor="accent1" w:themeShade="BF"/>
@@ -1431,7 +956,7 @@
     <w:link w:val="Heading4"/>
     <w:uiPriority w:val="9"/>
     <w:semiHidden/>
-    <w:rsid w:val="0057099E"/>
+    <w:rsid w:val="000104EF"/>
     <w:rPr>
       <w:rFonts w:eastAsiaTheme="majorEastAsia" w:cstheme="majorBidi"/>
       <w:i/>
@@ -1445,7 +970,7 @@
     <w:link w:val="Heading5"/>
     <w:uiPriority w:val="9"/>
     <w:semiHidden/>
-    <w:rsid w:val="0057099E"/>
+    <w:rsid w:val="000104EF"/>
     <w:rPr>
       <w:rFonts w:eastAsiaTheme="majorEastAsia" w:cstheme="majorBidi"/>
       <w:color w:val="0F4761" w:themeColor="accent1" w:themeShade="BF"/>
@@ -1457,7 +982,7 @@
     <w:link w:val="Heading6"/>
     <w:uiPriority w:val="9"/>
     <w:semiHidden/>
-    <w:rsid w:val="0057099E"/>
+    <w:rsid w:val="000104EF"/>
     <w:rPr>
       <w:rFonts w:eastAsiaTheme="majorEastAsia" w:cstheme="majorBidi"/>
       <w:i/>
@@ -1471,7 +996,7 @@
     <w:link w:val="Heading7"/>
     <w:uiPriority w:val="9"/>
     <w:semiHidden/>
-    <w:rsid w:val="0057099E"/>
+    <w:rsid w:val="000104EF"/>
     <w:rPr>
       <w:rFonts w:eastAsiaTheme="majorEastAsia" w:cstheme="majorBidi"/>
       <w:color w:val="595959" w:themeColor="text1" w:themeTint="A6"/>
@@ -1483,7 +1008,7 @@
     <w:link w:val="Heading8"/>
     <w:uiPriority w:val="9"/>
     <w:semiHidden/>
-    <w:rsid w:val="0057099E"/>
+    <w:rsid w:val="000104EF"/>
     <w:rPr>
       <w:rFonts w:eastAsiaTheme="majorEastAsia" w:cstheme="majorBidi"/>
       <w:i/>
@@ -1497,7 +1022,7 @@
     <w:link w:val="Heading9"/>
     <w:uiPriority w:val="9"/>
     <w:semiHidden/>
-    <w:rsid w:val="0057099E"/>
+    <w:rsid w:val="000104EF"/>
     <w:rPr>
       <w:rFonts w:eastAsiaTheme="majorEastAsia" w:cstheme="majorBidi"/>
       <w:color w:val="272727" w:themeColor="text1" w:themeTint="D8"/>
@@ -1510,7 +1035,7 @@
     <w:link w:val="TitleChar"/>
     <w:uiPriority w:val="10"/>
     <w:qFormat/>
-    <w:rsid w:val="0057099E"/>
+    <w:rsid w:val="000104EF"/>
     <w:pPr>
       <w:spacing w:after="80" w:line="240" w:lineRule="auto"/>
       <w:contextualSpacing/>
@@ -1528,7 +1053,7 @@
     <w:basedOn w:val="DefaultParagraphFont"/>
     <w:link w:val="Title"/>
     <w:uiPriority w:val="10"/>
-    <w:rsid w:val="0057099E"/>
+    <w:rsid w:val="000104EF"/>
     <w:rPr>
       <w:rFonts w:asciiTheme="majorHAnsi" w:eastAsiaTheme="majorEastAsia" w:hAnsiTheme="majorHAnsi" w:cstheme="majorBidi"/>
       <w:spacing w:val="-10"/>
@@ -1544,7 +1069,7 @@
     <w:link w:val="SubtitleChar"/>
     <w:uiPriority w:val="11"/>
     <w:qFormat/>
-    <w:rsid w:val="0057099E"/>
+    <w:rsid w:val="000104EF"/>
     <w:pPr>
       <w:numPr>
         <w:ilvl w:val="1"/>
@@ -1563,7 +1088,7 @@
     <w:basedOn w:val="DefaultParagraphFont"/>
     <w:link w:val="Subtitle"/>
     <w:uiPriority w:val="11"/>
-    <w:rsid w:val="0057099E"/>
+    <w:rsid w:val="000104EF"/>
     <w:rPr>
       <w:rFonts w:eastAsiaTheme="majorEastAsia" w:cstheme="majorBidi"/>
       <w:color w:val="595959" w:themeColor="text1" w:themeTint="A6"/>
@@ -1579,7 +1104,7 @@
     <w:link w:val="QuoteChar"/>
     <w:uiPriority w:val="29"/>
     <w:qFormat/>
-    <w:rsid w:val="0057099E"/>
+    <w:rsid w:val="000104EF"/>
     <w:pPr>
       <w:spacing w:before="160"/>
       <w:jc w:val="center"/>
@@ -1595,7 +1120,7 @@
     <w:basedOn w:val="DefaultParagraphFont"/>
     <w:link w:val="Quote"/>
     <w:uiPriority w:val="29"/>
-    <w:rsid w:val="0057099E"/>
+    <w:rsid w:val="000104EF"/>
     <w:rPr>
       <w:i/>
       <w:iCs/>
@@ -1607,7 +1132,7 @@
     <w:basedOn w:val="Normal"/>
     <w:uiPriority w:val="34"/>
     <w:qFormat/>
-    <w:rsid w:val="0057099E"/>
+    <w:rsid w:val="000104EF"/>
     <w:pPr>
       <w:ind w:left="720"/>
       <w:contextualSpacing/>
@@ -1618,7 +1143,7 @@
     <w:basedOn w:val="DefaultParagraphFont"/>
     <w:uiPriority w:val="21"/>
     <w:qFormat/>
-    <w:rsid w:val="0057099E"/>
+    <w:rsid w:val="000104EF"/>
     <w:rPr>
       <w:i/>
       <w:iCs/>
@@ -1632,7 +1157,7 @@
     <w:link w:val="IntenseQuoteChar"/>
     <w:uiPriority w:val="30"/>
     <w:qFormat/>
-    <w:rsid w:val="0057099E"/>
+    <w:rsid w:val="000104EF"/>
     <w:pPr>
       <w:pBdr>
         <w:top w:val="single" w:sz="4" w:space="10" w:color="0F4761" w:themeColor="accent1" w:themeShade="BF"/>
@@ -1653,7 +1178,7 @@
     <w:basedOn w:val="DefaultParagraphFont"/>
     <w:link w:val="IntenseQuote"/>
     <w:uiPriority w:val="30"/>
-    <w:rsid w:val="0057099E"/>
+    <w:rsid w:val="000104EF"/>
     <w:rPr>
       <w:i/>
       <w:iCs/>
@@ -1665,7 +1190,7 @@
     <w:basedOn w:val="DefaultParagraphFont"/>
     <w:uiPriority w:val="32"/>
     <w:qFormat/>
-    <w:rsid w:val="0057099E"/>
+    <w:rsid w:val="000104EF"/>
     <w:rPr>
       <w:b/>
       <w:bCs/>

--- a/Session 1.docx
+++ b/Session 1.docx
@@ -4,7 +4,7 @@
   <w:body>
     <w:p>
       <w:r>
-        <w:t>Session 1 - 1</w:t>
+        <w:t xml:space="preserve">Session 1 -2 </w:t>
       </w:r>
     </w:p>
     <w:p>
@@ -19,11 +19,42 @@
     </w:p>
     <w:p>
       <w:r>
+        <w:t xml:space="preserve">import </w:t>
+      </w:r>
+      <w:proofErr w:type="spellStart"/>
+      <w:r>
+        <w:t>java.util</w:t>
+      </w:r>
+      <w:proofErr w:type="spellEnd"/>
+      <w:r>
+        <w:t>.*;</w:t>
+      </w:r>
+    </w:p>
+    <w:p>
+      <w:r>
+        <w:t xml:space="preserve">import </w:t>
+      </w:r>
+      <w:proofErr w:type="gramStart"/>
+      <w:r>
+        <w:t>java.io.*</w:t>
+      </w:r>
+      <w:proofErr w:type="gramEnd"/>
+      <w:r>
+        <w:t>;</w:t>
+      </w:r>
+    </w:p>
+    <w:p>
+      <w:r>
+        <w:t> </w:t>
+      </w:r>
+    </w:p>
+    <w:p>
+      <w:r>
         <w:t xml:space="preserve">class </w:t>
       </w:r>
       <w:proofErr w:type="spellStart"/>
       <w:r>
-        <w:t>ParkingSystem</w:t>
+        <w:t>BiCycle</w:t>
       </w:r>
       <w:proofErr w:type="spellEnd"/>
       <w:r>
@@ -32,15 +63,38 @@
     </w:p>
     <w:p>
       <w:r>
-        <w:t xml:space="preserve">    private final </w:t>
+        <w:t xml:space="preserve">    String </w:t>
+      </w:r>
+      <w:proofErr w:type="spellStart"/>
+      <w:r>
+        <w:t>define_</w:t>
       </w:r>
       <w:proofErr w:type="gramStart"/>
       <w:r>
-        <w:t>int[</w:t>
+        <w:t>me</w:t>
+      </w:r>
+      <w:proofErr w:type="spellEnd"/>
+      <w:r>
+        <w:t>(</w:t>
       </w:r>
       <w:proofErr w:type="gramEnd"/>
       <w:r>
-        <w:t>] slots;</w:t>
+        <w:t>) {</w:t>
+      </w:r>
+    </w:p>
+    <w:p>
+      <w:r>
+        <w:t xml:space="preserve">        return "a vehicle with pedals.";</w:t>
+      </w:r>
+    </w:p>
+    <w:p>
+      <w:r>
+        <w:t xml:space="preserve">    }</w:t>
+      </w:r>
+    </w:p>
+    <w:p>
+      <w:r>
+        <w:t>}</w:t>
       </w:r>
     </w:p>
     <w:p>
@@ -50,12 +104,36 @@
     </w:p>
     <w:p>
       <w:r>
-        <w:t xml:space="preserve">    public </w:t>
-      </w:r>
-      <w:proofErr w:type="spellStart"/>
+        <w:t xml:space="preserve">class </w:t>
+      </w:r>
+      <w:proofErr w:type="spellStart"/>
+      <w:r>
+        <w:t>MotorCycle</w:t>
+      </w:r>
+      <w:proofErr w:type="spellEnd"/>
+      <w:r>
+        <w:t xml:space="preserve"> extends </w:t>
+      </w:r>
+      <w:proofErr w:type="spellStart"/>
+      <w:r>
+        <w:t>BiCycle</w:t>
+      </w:r>
+      <w:proofErr w:type="spellEnd"/>
+      <w:r>
+        <w:t xml:space="preserve"> {</w:t>
+      </w:r>
+    </w:p>
+    <w:p>
+      <w:r>
+        <w:t xml:space="preserve">    String </w:t>
+      </w:r>
+      <w:proofErr w:type="spellStart"/>
+      <w:r>
+        <w:t>define_</w:t>
+      </w:r>
       <w:proofErr w:type="gramStart"/>
       <w:r>
-        <w:t>ParkingSystem</w:t>
+        <w:t>me</w:t>
       </w:r>
       <w:proofErr w:type="spellEnd"/>
       <w:r>
@@ -63,7 +141,40 @@
       </w:r>
       <w:proofErr w:type="gramEnd"/>
       <w:r>
-        <w:t>int big, int medium, int small) {</w:t>
+        <w:t>) {</w:t>
+      </w:r>
+    </w:p>
+    <w:p>
+      <w:r>
+        <w:t xml:space="preserve">        return "a cycle with an engine.";</w:t>
+      </w:r>
+    </w:p>
+    <w:p>
+      <w:r>
+        <w:t xml:space="preserve">    }</w:t>
+      </w:r>
+    </w:p>
+    <w:p>
+      <w:r>
+        <w:t> </w:t>
+      </w:r>
+    </w:p>
+    <w:p>
+      <w:r>
+        <w:t xml:space="preserve">    </w:t>
+      </w:r>
+      <w:proofErr w:type="spellStart"/>
+      <w:proofErr w:type="gramStart"/>
+      <w:r>
+        <w:t>MotorCycle</w:t>
+      </w:r>
+      <w:proofErr w:type="spellEnd"/>
+      <w:r>
+        <w:t>(</w:t>
+      </w:r>
+      <w:proofErr w:type="gramEnd"/>
+      <w:r>
+        <w:t>) {</w:t>
       </w:r>
     </w:p>
     <w:p>
@@ -71,22 +182,67 @@
         <w:t xml:space="preserve">        </w:t>
       </w:r>
       <w:proofErr w:type="spellStart"/>
+      <w:r>
+        <w:t>System.out.println</w:t>
+      </w:r>
+      <w:proofErr w:type="spellEnd"/>
+      <w:r>
+        <w:t xml:space="preserve">("Hello I am a motorcycle, I am " + </w:t>
+      </w:r>
+      <w:proofErr w:type="spellStart"/>
+      <w:r>
+        <w:t>define_</w:t>
+      </w:r>
       <w:proofErr w:type="gramStart"/>
       <w:r>
-        <w:t>this.slots</w:t>
-      </w:r>
-      <w:proofErr w:type="spellEnd"/>
+        <w:t>me</w:t>
+      </w:r>
+      <w:proofErr w:type="spellEnd"/>
+      <w:r>
+        <w:t>(</w:t>
+      </w:r>
       <w:proofErr w:type="gramEnd"/>
       <w:r>
-        <w:t xml:space="preserve"> = new </w:t>
-      </w:r>
+        <w:t>));</w:t>
+      </w:r>
+    </w:p>
+    <w:p>
+      <w:r>
+        <w:t xml:space="preserve">        String temp = </w:t>
+      </w:r>
+      <w:proofErr w:type="spellStart"/>
       <w:proofErr w:type="gramStart"/>
       <w:r>
-        <w:t>int[]{</w:t>
+        <w:t>super.define</w:t>
       </w:r>
       <w:proofErr w:type="gramEnd"/>
       <w:r>
-        <w:t>0, big, medium, small};</w:t>
+        <w:t>_</w:t>
+      </w:r>
+      <w:proofErr w:type="gramStart"/>
+      <w:r>
+        <w:t>me</w:t>
+      </w:r>
+      <w:proofErr w:type="spellEnd"/>
+      <w:r>
+        <w:t>(</w:t>
+      </w:r>
+      <w:proofErr w:type="gramEnd"/>
+      <w:r>
+        <w:t>);</w:t>
+      </w:r>
+    </w:p>
+    <w:p>
+      <w:r>
+        <w:t xml:space="preserve">        </w:t>
+      </w:r>
+      <w:proofErr w:type="spellStart"/>
+      <w:r>
+        <w:t>System.out.println</w:t>
+      </w:r>
+      <w:proofErr w:type="spellEnd"/>
+      <w:r>
+        <w:t>("My ancestor is a cycle who is " + temp);</w:t>
       </w:r>
     </w:p>
     <w:p>
@@ -96,25 +252,56 @@
     </w:p>
     <w:p>
       <w:r>
-        <w:t xml:space="preserve">    </w:t>
-      </w:r>
-    </w:p>
-    <w:p>
-      <w:r>
-        <w:t xml:space="preserve">    public </w:t>
-      </w:r>
-      <w:proofErr w:type="spellStart"/>
-      <w:r>
-        <w:t>boolean</w:t>
-      </w:r>
-      <w:proofErr w:type="spellEnd"/>
-      <w:r>
-        <w:t xml:space="preserve"> </w:t>
-      </w:r>
-      <w:proofErr w:type="spellStart"/>
+        <w:t>}</w:t>
+      </w:r>
+    </w:p>
+    <w:p>
+      <w:r>
+        <w:t> </w:t>
+      </w:r>
+    </w:p>
+    <w:p>
+      <w:r>
+        <w:t>public class Solution {</w:t>
+      </w:r>
+    </w:p>
+    <w:p>
+      <w:r>
+        <w:t xml:space="preserve">    public static void </w:t>
+      </w:r>
       <w:proofErr w:type="gramStart"/>
       <w:r>
-        <w:t>addCar</w:t>
+        <w:t>main(String[</w:t>
+      </w:r>
+      <w:proofErr w:type="gramEnd"/>
+      <w:r>
+        <w:t xml:space="preserve">] </w:t>
+      </w:r>
+      <w:proofErr w:type="spellStart"/>
+      <w:r>
+        <w:t>args</w:t>
+      </w:r>
+      <w:proofErr w:type="spellEnd"/>
+      <w:r>
+        <w:t>) {</w:t>
+      </w:r>
+    </w:p>
+    <w:p>
+      <w:r>
+        <w:t xml:space="preserve">        </w:t>
+      </w:r>
+      <w:proofErr w:type="spellStart"/>
+      <w:r>
+        <w:t>MotorCycle</w:t>
+      </w:r>
+      <w:proofErr w:type="spellEnd"/>
+      <w:r>
+        <w:t xml:space="preserve"> M = new </w:t>
+      </w:r>
+      <w:proofErr w:type="spellStart"/>
+      <w:proofErr w:type="gramStart"/>
+      <w:r>
+        <w:t>MotorCycle</w:t>
       </w:r>
       <w:proofErr w:type="spellEnd"/>
       <w:r>
@@ -122,76 +309,7 @@
       </w:r>
       <w:proofErr w:type="gramEnd"/>
       <w:r>
-        <w:t xml:space="preserve">int </w:t>
-      </w:r>
-      <w:proofErr w:type="spellStart"/>
-      <w:r>
-        <w:t>carType</w:t>
-      </w:r>
-      <w:proofErr w:type="spellEnd"/>
-      <w:r>
-        <w:t>) {</w:t>
-      </w:r>
-    </w:p>
-    <w:p>
-      <w:r>
-        <w:t xml:space="preserve">        if (</w:t>
-      </w:r>
-      <w:proofErr w:type="spellStart"/>
-      <w:proofErr w:type="gramStart"/>
-      <w:r>
-        <w:t>this.slots</w:t>
-      </w:r>
-      <w:proofErr w:type="spellEnd"/>
-      <w:proofErr w:type="gramEnd"/>
-      <w:r>
-        <w:t>[</w:t>
-      </w:r>
-      <w:proofErr w:type="spellStart"/>
-      <w:r>
-        <w:t>carType</w:t>
-      </w:r>
-      <w:proofErr w:type="spellEnd"/>
-      <w:r>
-        <w:t>] &gt; 0) {</w:t>
-      </w:r>
-    </w:p>
-    <w:p>
-      <w:r>
-        <w:t xml:space="preserve">            </w:t>
-      </w:r>
-      <w:proofErr w:type="spellStart"/>
-      <w:proofErr w:type="gramStart"/>
-      <w:r>
-        <w:t>this.slots</w:t>
-      </w:r>
-      <w:proofErr w:type="spellEnd"/>
-      <w:proofErr w:type="gramEnd"/>
-      <w:r>
-        <w:t>[</w:t>
-      </w:r>
-      <w:proofErr w:type="spellStart"/>
-      <w:r>
-        <w:t>carType</w:t>
-      </w:r>
-      <w:proofErr w:type="spellEnd"/>
-      <w:r>
-        <w:t>]--;</w:t>
-      </w:r>
-    </w:p>
-    <w:p>
-      <w:r>
-        <w:t xml:space="preserve">            return true;</w:t>
-      </w:r>
-    </w:p>
-    <w:p>
-      <w:r>
-        <w:t xml:space="preserve">        }</w:t>
-      </w:r>
-    </w:p>
-    <w:p>
-      <w:r>
-        <w:t xml:space="preserve">        return false;</w:t>
+        <w:t>);</w:t>
       </w:r>
     </w:p>
     <w:p>
@@ -201,27 +319,20 @@
     </w:p>
     <w:p>
       <w:r>
+        <w:lastRenderedPageBreak/>
         <w:t>}</w:t>
       </w:r>
     </w:p>
     <w:p>
       <w:r>
-        <w:t> </w:t>
-      </w:r>
-    </w:p>
-    <w:p>
-      <w:r>
-        <w:t> </w:t>
-      </w:r>
-    </w:p>
-    <w:p>
-      <w:r>
-        <w:lastRenderedPageBreak/>
+        <w:rPr>
+          <w:noProof/>
+        </w:rPr>
         <w:drawing>
-          <wp:inline distT="0" distB="0" distL="0" distR="0" wp14:anchorId="2B1E1AA0" wp14:editId="5DA48858">
-            <wp:extent cx="4686300" cy="4290060"/>
-            <wp:effectExtent l="0" t="0" r="0" b="0"/>
-            <wp:docPr id="1688551609" name="Picture 2"/>
+          <wp:inline distT="0" distB="0" distL="0" distR="0" wp14:anchorId="64B4BF3E" wp14:editId="6D3C2694">
+            <wp:extent cx="5731510" cy="2850515"/>
+            <wp:effectExtent l="0" t="0" r="2540" b="6985"/>
+            <wp:docPr id="1805756072" name="Picture 2"/>
             <wp:cNvGraphicFramePr>
               <a:graphicFrameLocks xmlns:a="http://schemas.openxmlformats.org/drawingml/2006/main" noChangeAspect="1"/>
             </wp:cNvGraphicFramePr>
@@ -250,7 +361,385 @@
                   <pic:spPr bwMode="auto">
                     <a:xfrm>
                       <a:off x="0" y="0"/>
-                      <a:ext cx="4686300" cy="4290060"/>
+                      <a:ext cx="5731510" cy="2850515"/>
+                    </a:xfrm>
+                    <a:prstGeom prst="rect">
+                      <a:avLst/>
+                    </a:prstGeom>
+                    <a:noFill/>
+                    <a:ln>
+                      <a:noFill/>
+                    </a:ln>
+                  </pic:spPr>
+                </pic:pic>
+              </a:graphicData>
+            </a:graphic>
+          </wp:inline>
+        </w:drawing>
+      </w:r>
+    </w:p>
+    <w:p>
+      <w:r>
+        <w:t> </w:t>
+      </w:r>
+    </w:p>
+    <w:p>
+      <w:r>
+        <w:t xml:space="preserve">Session 1 -2 </w:t>
+      </w:r>
+    </w:p>
+    <w:p>
+      <w:r>
+        <w:t> </w:t>
+      </w:r>
+    </w:p>
+    <w:p>
+      <w:r>
+        <w:t> </w:t>
+      </w:r>
+    </w:p>
+    <w:p>
+      <w:r>
+        <w:t xml:space="preserve">import </w:t>
+      </w:r>
+      <w:proofErr w:type="spellStart"/>
+      <w:r>
+        <w:t>java.util</w:t>
+      </w:r>
+      <w:proofErr w:type="spellEnd"/>
+      <w:r>
+        <w:t>.*;</w:t>
+      </w:r>
+    </w:p>
+    <w:p>
+      <w:r>
+        <w:t xml:space="preserve">import </w:t>
+      </w:r>
+      <w:proofErr w:type="gramStart"/>
+      <w:r>
+        <w:t>java.io.*</w:t>
+      </w:r>
+      <w:proofErr w:type="gramEnd"/>
+      <w:r>
+        <w:t>;</w:t>
+      </w:r>
+    </w:p>
+    <w:p>
+      <w:r>
+        <w:t> </w:t>
+      </w:r>
+    </w:p>
+    <w:p>
+      <w:r>
+        <w:t xml:space="preserve">class </w:t>
+      </w:r>
+      <w:proofErr w:type="spellStart"/>
+      <w:r>
+        <w:t>BiCycle</w:t>
+      </w:r>
+      <w:proofErr w:type="spellEnd"/>
+      <w:r>
+        <w:t xml:space="preserve"> {</w:t>
+      </w:r>
+    </w:p>
+    <w:p>
+      <w:r>
+        <w:t xml:space="preserve">    String </w:t>
+      </w:r>
+      <w:proofErr w:type="spellStart"/>
+      <w:r>
+        <w:t>define_</w:t>
+      </w:r>
+      <w:proofErr w:type="gramStart"/>
+      <w:r>
+        <w:t>me</w:t>
+      </w:r>
+      <w:proofErr w:type="spellEnd"/>
+      <w:r>
+        <w:t>(</w:t>
+      </w:r>
+      <w:proofErr w:type="gramEnd"/>
+      <w:r>
+        <w:t>) {</w:t>
+      </w:r>
+    </w:p>
+    <w:p>
+      <w:r>
+        <w:t xml:space="preserve">        return "a vehicle with pedals.";</w:t>
+      </w:r>
+    </w:p>
+    <w:p>
+      <w:r>
+        <w:t xml:space="preserve">    }</w:t>
+      </w:r>
+    </w:p>
+    <w:p>
+      <w:r>
+        <w:t>}</w:t>
+      </w:r>
+    </w:p>
+    <w:p>
+      <w:r>
+        <w:t> </w:t>
+      </w:r>
+    </w:p>
+    <w:p>
+      <w:r>
+        <w:t xml:space="preserve">class </w:t>
+      </w:r>
+      <w:proofErr w:type="spellStart"/>
+      <w:r>
+        <w:t>MotorCycle</w:t>
+      </w:r>
+      <w:proofErr w:type="spellEnd"/>
+      <w:r>
+        <w:t xml:space="preserve"> extends </w:t>
+      </w:r>
+      <w:proofErr w:type="spellStart"/>
+      <w:r>
+        <w:t>BiCycle</w:t>
+      </w:r>
+      <w:proofErr w:type="spellEnd"/>
+      <w:r>
+        <w:t xml:space="preserve"> {</w:t>
+      </w:r>
+    </w:p>
+    <w:p>
+      <w:r>
+        <w:t xml:space="preserve">    String </w:t>
+      </w:r>
+      <w:proofErr w:type="spellStart"/>
+      <w:r>
+        <w:t>define_</w:t>
+      </w:r>
+      <w:proofErr w:type="gramStart"/>
+      <w:r>
+        <w:t>me</w:t>
+      </w:r>
+      <w:proofErr w:type="spellEnd"/>
+      <w:r>
+        <w:t>(</w:t>
+      </w:r>
+      <w:proofErr w:type="gramEnd"/>
+      <w:r>
+        <w:t>) {</w:t>
+      </w:r>
+    </w:p>
+    <w:p>
+      <w:r>
+        <w:t xml:space="preserve">        return "a cycle with an engine.";</w:t>
+      </w:r>
+    </w:p>
+    <w:p>
+      <w:r>
+        <w:t xml:space="preserve">    }</w:t>
+      </w:r>
+    </w:p>
+    <w:p>
+      <w:r>
+        <w:lastRenderedPageBreak/>
+        <w:t> </w:t>
+      </w:r>
+    </w:p>
+    <w:p>
+      <w:r>
+        <w:t xml:space="preserve">    </w:t>
+      </w:r>
+      <w:proofErr w:type="spellStart"/>
+      <w:proofErr w:type="gramStart"/>
+      <w:r>
+        <w:t>MotorCycle</w:t>
+      </w:r>
+      <w:proofErr w:type="spellEnd"/>
+      <w:r>
+        <w:t>(</w:t>
+      </w:r>
+      <w:proofErr w:type="gramEnd"/>
+      <w:r>
+        <w:t>) {</w:t>
+      </w:r>
+    </w:p>
+    <w:p>
+      <w:r>
+        <w:t xml:space="preserve">        </w:t>
+      </w:r>
+      <w:proofErr w:type="spellStart"/>
+      <w:r>
+        <w:t>System.out.println</w:t>
+      </w:r>
+      <w:proofErr w:type="spellEnd"/>
+      <w:r>
+        <w:t xml:space="preserve">("Hello I am a motorcycle, I am " + </w:t>
+      </w:r>
+      <w:proofErr w:type="spellStart"/>
+      <w:r>
+        <w:t>define_</w:t>
+      </w:r>
+      <w:proofErr w:type="gramStart"/>
+      <w:r>
+        <w:t>me</w:t>
+      </w:r>
+      <w:proofErr w:type="spellEnd"/>
+      <w:r>
+        <w:t>(</w:t>
+      </w:r>
+      <w:proofErr w:type="gramEnd"/>
+      <w:r>
+        <w:t>));</w:t>
+      </w:r>
+    </w:p>
+    <w:p>
+      <w:r>
+        <w:t xml:space="preserve">        String temp = </w:t>
+      </w:r>
+      <w:proofErr w:type="spellStart"/>
+      <w:proofErr w:type="gramStart"/>
+      <w:r>
+        <w:t>super.define</w:t>
+      </w:r>
+      <w:proofErr w:type="gramEnd"/>
+      <w:r>
+        <w:t>_</w:t>
+      </w:r>
+      <w:proofErr w:type="gramStart"/>
+      <w:r>
+        <w:t>me</w:t>
+      </w:r>
+      <w:proofErr w:type="spellEnd"/>
+      <w:r>
+        <w:t>(</w:t>
+      </w:r>
+      <w:proofErr w:type="gramEnd"/>
+      <w:r>
+        <w:t>);</w:t>
+      </w:r>
+    </w:p>
+    <w:p>
+      <w:r>
+        <w:t xml:space="preserve">        </w:t>
+      </w:r>
+      <w:proofErr w:type="spellStart"/>
+      <w:r>
+        <w:t>System.out.println</w:t>
+      </w:r>
+      <w:proofErr w:type="spellEnd"/>
+      <w:r>
+        <w:t>("My ancestor is a cycle who is " + temp);</w:t>
+      </w:r>
+    </w:p>
+    <w:p>
+      <w:r>
+        <w:t xml:space="preserve">    }</w:t>
+      </w:r>
+    </w:p>
+    <w:p>
+      <w:r>
+        <w:t>}</w:t>
+      </w:r>
+    </w:p>
+    <w:p>
+      <w:r>
+        <w:t> </w:t>
+      </w:r>
+    </w:p>
+    <w:p>
+      <w:r>
+        <w:t>public class Solution {</w:t>
+      </w:r>
+    </w:p>
+    <w:p>
+      <w:r>
+        <w:t xml:space="preserve">    public static void </w:t>
+      </w:r>
+      <w:proofErr w:type="gramStart"/>
+      <w:r>
+        <w:t>main(String[</w:t>
+      </w:r>
+      <w:proofErr w:type="gramEnd"/>
+      <w:r>
+        <w:t xml:space="preserve">] </w:t>
+      </w:r>
+      <w:proofErr w:type="spellStart"/>
+      <w:r>
+        <w:t>args</w:t>
+      </w:r>
+      <w:proofErr w:type="spellEnd"/>
+      <w:r>
+        <w:t>) {</w:t>
+      </w:r>
+    </w:p>
+    <w:p>
+      <w:r>
+        <w:t xml:space="preserve">        </w:t>
+      </w:r>
+      <w:proofErr w:type="spellStart"/>
+      <w:r>
+        <w:t>MotorCycle</w:t>
+      </w:r>
+      <w:proofErr w:type="spellEnd"/>
+      <w:r>
+        <w:t xml:space="preserve"> M = new </w:t>
+      </w:r>
+      <w:proofErr w:type="spellStart"/>
+      <w:proofErr w:type="gramStart"/>
+      <w:r>
+        <w:t>MotorCycle</w:t>
+      </w:r>
+      <w:proofErr w:type="spellEnd"/>
+      <w:r>
+        <w:t>(</w:t>
+      </w:r>
+      <w:proofErr w:type="gramEnd"/>
+      <w:r>
+        <w:t>);</w:t>
+      </w:r>
+    </w:p>
+    <w:p>
+      <w:r>
+        <w:t xml:space="preserve">    }</w:t>
+      </w:r>
+    </w:p>
+    <w:p>
+      <w:r>
+        <w:t>}</w:t>
+      </w:r>
+    </w:p>
+    <w:p>
+      <w:r>
+        <w:drawing>
+          <wp:inline distT="0" distB="0" distL="0" distR="0" wp14:anchorId="5532EF17" wp14:editId="2A347CAE">
+            <wp:extent cx="5731510" cy="2850515"/>
+            <wp:effectExtent l="0" t="0" r="2540" b="6985"/>
+            <wp:docPr id="262466119" name="Picture 2"/>
+            <wp:cNvGraphicFramePr>
+              <a:graphicFrameLocks xmlns:a="http://schemas.openxmlformats.org/drawingml/2006/main" noChangeAspect="1"/>
+            </wp:cNvGraphicFramePr>
+            <a:graphic xmlns:a="http://schemas.openxmlformats.org/drawingml/2006/main">
+              <a:graphicData uri="http://schemas.openxmlformats.org/drawingml/2006/picture">
+                <pic:pic xmlns:pic="http://schemas.openxmlformats.org/drawingml/2006/picture">
+                  <pic:nvPicPr>
+                    <pic:cNvPr id="0" name="Picture 6"/>
+                    <pic:cNvPicPr>
+                      <a:picLocks noChangeAspect="1" noChangeArrowheads="1"/>
+                    </pic:cNvPicPr>
+                  </pic:nvPicPr>
+                  <pic:blipFill>
+                    <a:blip r:embed="rId4">
+                      <a:extLst>
+                        <a:ext uri="{28A0092B-C50C-407E-A947-70E740481C1C}">
+                          <a14:useLocalDpi xmlns:a14="http://schemas.microsoft.com/office/drawing/2010/main" val="0"/>
+                        </a:ext>
+                      </a:extLst>
+                    </a:blip>
+                    <a:srcRect/>
+                    <a:stretch>
+                      <a:fillRect/>
+                    </a:stretch>
+                  </pic:blipFill>
+                  <pic:spPr bwMode="auto">
+                    <a:xfrm>
+                      <a:off x="0" y="0"/>
+                      <a:ext cx="5731510" cy="2850515"/>
                     </a:xfrm>
                     <a:prstGeom prst="rect">
                       <a:avLst/>
@@ -691,7 +1180,7 @@
     <w:link w:val="Heading1Char"/>
     <w:uiPriority w:val="9"/>
     <w:qFormat/>
-    <w:rsid w:val="000104EF"/>
+    <w:rsid w:val="00CB2011"/>
     <w:pPr>
       <w:keepNext/>
       <w:keepLines/>
@@ -714,7 +1203,7 @@
     <w:semiHidden/>
     <w:unhideWhenUsed/>
     <w:qFormat/>
-    <w:rsid w:val="000104EF"/>
+    <w:rsid w:val="00CB2011"/>
     <w:pPr>
       <w:keepNext/>
       <w:keepLines/>
@@ -737,7 +1226,7 @@
     <w:semiHidden/>
     <w:unhideWhenUsed/>
     <w:qFormat/>
-    <w:rsid w:val="000104EF"/>
+    <w:rsid w:val="00CB2011"/>
     <w:pPr>
       <w:keepNext/>
       <w:keepLines/>
@@ -760,7 +1249,7 @@
     <w:semiHidden/>
     <w:unhideWhenUsed/>
     <w:qFormat/>
-    <w:rsid w:val="000104EF"/>
+    <w:rsid w:val="00CB2011"/>
     <w:pPr>
       <w:keepNext/>
       <w:keepLines/>
@@ -783,7 +1272,7 @@
     <w:semiHidden/>
     <w:unhideWhenUsed/>
     <w:qFormat/>
-    <w:rsid w:val="000104EF"/>
+    <w:rsid w:val="00CB2011"/>
     <w:pPr>
       <w:keepNext/>
       <w:keepLines/>
@@ -804,7 +1293,7 @@
     <w:semiHidden/>
     <w:unhideWhenUsed/>
     <w:qFormat/>
-    <w:rsid w:val="000104EF"/>
+    <w:rsid w:val="00CB2011"/>
     <w:pPr>
       <w:keepNext/>
       <w:keepLines/>
@@ -827,7 +1316,7 @@
     <w:semiHidden/>
     <w:unhideWhenUsed/>
     <w:qFormat/>
-    <w:rsid w:val="000104EF"/>
+    <w:rsid w:val="00CB2011"/>
     <w:pPr>
       <w:keepNext/>
       <w:keepLines/>
@@ -848,7 +1337,7 @@
     <w:semiHidden/>
     <w:unhideWhenUsed/>
     <w:qFormat/>
-    <w:rsid w:val="000104EF"/>
+    <w:rsid w:val="00CB2011"/>
     <w:pPr>
       <w:keepNext/>
       <w:keepLines/>
@@ -871,7 +1360,7 @@
     <w:semiHidden/>
     <w:unhideWhenUsed/>
     <w:qFormat/>
-    <w:rsid w:val="000104EF"/>
+    <w:rsid w:val="00CB2011"/>
     <w:pPr>
       <w:keepNext/>
       <w:keepLines/>
@@ -914,7 +1403,7 @@
     <w:basedOn w:val="DefaultParagraphFont"/>
     <w:link w:val="Heading1"/>
     <w:uiPriority w:val="9"/>
-    <w:rsid w:val="000104EF"/>
+    <w:rsid w:val="00CB2011"/>
     <w:rPr>
       <w:rFonts w:asciiTheme="majorHAnsi" w:eastAsiaTheme="majorEastAsia" w:hAnsiTheme="majorHAnsi" w:cstheme="majorBidi"/>
       <w:color w:val="0F4761" w:themeColor="accent1" w:themeShade="BF"/>
@@ -928,7 +1417,7 @@
     <w:link w:val="Heading2"/>
     <w:uiPriority w:val="9"/>
     <w:semiHidden/>
-    <w:rsid w:val="000104EF"/>
+    <w:rsid w:val="00CB2011"/>
     <w:rPr>
       <w:rFonts w:asciiTheme="majorHAnsi" w:eastAsiaTheme="majorEastAsia" w:hAnsiTheme="majorHAnsi" w:cstheme="majorBidi"/>
       <w:color w:val="0F4761" w:themeColor="accent1" w:themeShade="BF"/>
@@ -942,7 +1431,7 @@
     <w:link w:val="Heading3"/>
     <w:uiPriority w:val="9"/>
     <w:semiHidden/>
-    <w:rsid w:val="000104EF"/>
+    <w:rsid w:val="00CB2011"/>
     <w:rPr>
       <w:rFonts w:eastAsiaTheme="majorEastAsia" w:cstheme="majorBidi"/>
       <w:color w:val="0F4761" w:themeColor="accent1" w:themeShade="BF"/>
@@ -956,7 +1445,7 @@
     <w:link w:val="Heading4"/>
     <w:uiPriority w:val="9"/>
     <w:semiHidden/>
-    <w:rsid w:val="000104EF"/>
+    <w:rsid w:val="00CB2011"/>
     <w:rPr>
       <w:rFonts w:eastAsiaTheme="majorEastAsia" w:cstheme="majorBidi"/>
       <w:i/>
@@ -970,7 +1459,7 @@
     <w:link w:val="Heading5"/>
     <w:uiPriority w:val="9"/>
     <w:semiHidden/>
-    <w:rsid w:val="000104EF"/>
+    <w:rsid w:val="00CB2011"/>
     <w:rPr>
       <w:rFonts w:eastAsiaTheme="majorEastAsia" w:cstheme="majorBidi"/>
       <w:color w:val="0F4761" w:themeColor="accent1" w:themeShade="BF"/>
@@ -982,7 +1471,7 @@
     <w:link w:val="Heading6"/>
     <w:uiPriority w:val="9"/>
     <w:semiHidden/>
-    <w:rsid w:val="000104EF"/>
+    <w:rsid w:val="00CB2011"/>
     <w:rPr>
       <w:rFonts w:eastAsiaTheme="majorEastAsia" w:cstheme="majorBidi"/>
       <w:i/>
@@ -996,7 +1485,7 @@
     <w:link w:val="Heading7"/>
     <w:uiPriority w:val="9"/>
     <w:semiHidden/>
-    <w:rsid w:val="000104EF"/>
+    <w:rsid w:val="00CB2011"/>
     <w:rPr>
       <w:rFonts w:eastAsiaTheme="majorEastAsia" w:cstheme="majorBidi"/>
       <w:color w:val="595959" w:themeColor="text1" w:themeTint="A6"/>
@@ -1008,7 +1497,7 @@
     <w:link w:val="Heading8"/>
     <w:uiPriority w:val="9"/>
     <w:semiHidden/>
-    <w:rsid w:val="000104EF"/>
+    <w:rsid w:val="00CB2011"/>
     <w:rPr>
       <w:rFonts w:eastAsiaTheme="majorEastAsia" w:cstheme="majorBidi"/>
       <w:i/>
@@ -1022,7 +1511,7 @@
     <w:link w:val="Heading9"/>
     <w:uiPriority w:val="9"/>
     <w:semiHidden/>
-    <w:rsid w:val="000104EF"/>
+    <w:rsid w:val="00CB2011"/>
     <w:rPr>
       <w:rFonts w:eastAsiaTheme="majorEastAsia" w:cstheme="majorBidi"/>
       <w:color w:val="272727" w:themeColor="text1" w:themeTint="D8"/>
@@ -1035,7 +1524,7 @@
     <w:link w:val="TitleChar"/>
     <w:uiPriority w:val="10"/>
     <w:qFormat/>
-    <w:rsid w:val="000104EF"/>
+    <w:rsid w:val="00CB2011"/>
     <w:pPr>
       <w:spacing w:after="80" w:line="240" w:lineRule="auto"/>
       <w:contextualSpacing/>
@@ -1053,7 +1542,7 @@
     <w:basedOn w:val="DefaultParagraphFont"/>
     <w:link w:val="Title"/>
     <w:uiPriority w:val="10"/>
-    <w:rsid w:val="000104EF"/>
+    <w:rsid w:val="00CB2011"/>
     <w:rPr>
       <w:rFonts w:asciiTheme="majorHAnsi" w:eastAsiaTheme="majorEastAsia" w:hAnsiTheme="majorHAnsi" w:cstheme="majorBidi"/>
       <w:spacing w:val="-10"/>
@@ -1069,7 +1558,7 @@
     <w:link w:val="SubtitleChar"/>
     <w:uiPriority w:val="11"/>
     <w:qFormat/>
-    <w:rsid w:val="000104EF"/>
+    <w:rsid w:val="00CB2011"/>
     <w:pPr>
       <w:numPr>
         <w:ilvl w:val="1"/>
@@ -1088,7 +1577,7 @@
     <w:basedOn w:val="DefaultParagraphFont"/>
     <w:link w:val="Subtitle"/>
     <w:uiPriority w:val="11"/>
-    <w:rsid w:val="000104EF"/>
+    <w:rsid w:val="00CB2011"/>
     <w:rPr>
       <w:rFonts w:eastAsiaTheme="majorEastAsia" w:cstheme="majorBidi"/>
       <w:color w:val="595959" w:themeColor="text1" w:themeTint="A6"/>
@@ -1104,7 +1593,7 @@
     <w:link w:val="QuoteChar"/>
     <w:uiPriority w:val="29"/>
     <w:qFormat/>
-    <w:rsid w:val="000104EF"/>
+    <w:rsid w:val="00CB2011"/>
     <w:pPr>
       <w:spacing w:before="160"/>
       <w:jc w:val="center"/>
@@ -1120,7 +1609,7 @@
     <w:basedOn w:val="DefaultParagraphFont"/>
     <w:link w:val="Quote"/>
     <w:uiPriority w:val="29"/>
-    <w:rsid w:val="000104EF"/>
+    <w:rsid w:val="00CB2011"/>
     <w:rPr>
       <w:i/>
       <w:iCs/>
@@ -1132,7 +1621,7 @@
     <w:basedOn w:val="Normal"/>
     <w:uiPriority w:val="34"/>
     <w:qFormat/>
-    <w:rsid w:val="000104EF"/>
+    <w:rsid w:val="00CB2011"/>
     <w:pPr>
       <w:ind w:left="720"/>
       <w:contextualSpacing/>
@@ -1143,7 +1632,7 @@
     <w:basedOn w:val="DefaultParagraphFont"/>
     <w:uiPriority w:val="21"/>
     <w:qFormat/>
-    <w:rsid w:val="000104EF"/>
+    <w:rsid w:val="00CB2011"/>
     <w:rPr>
       <w:i/>
       <w:iCs/>
@@ -1157,7 +1646,7 @@
     <w:link w:val="IntenseQuoteChar"/>
     <w:uiPriority w:val="30"/>
     <w:qFormat/>
-    <w:rsid w:val="000104EF"/>
+    <w:rsid w:val="00CB2011"/>
     <w:pPr>
       <w:pBdr>
         <w:top w:val="single" w:sz="4" w:space="10" w:color="0F4761" w:themeColor="accent1" w:themeShade="BF"/>
@@ -1178,7 +1667,7 @@
     <w:basedOn w:val="DefaultParagraphFont"/>
     <w:link w:val="IntenseQuote"/>
     <w:uiPriority w:val="30"/>
-    <w:rsid w:val="000104EF"/>
+    <w:rsid w:val="00CB2011"/>
     <w:rPr>
       <w:i/>
       <w:iCs/>
@@ -1190,7 +1679,7 @@
     <w:basedOn w:val="DefaultParagraphFont"/>
     <w:uiPriority w:val="32"/>
     <w:qFormat/>
-    <w:rsid w:val="000104EF"/>
+    <w:rsid w:val="00CB2011"/>
     <w:rPr>
       <w:b/>
       <w:bCs/>

--- a/Session 1.docx
+++ b/Session 1.docx
@@ -4,763 +4,1214 @@
   <w:body>
     <w:p>
       <w:r>
-        <w:t xml:space="preserve">Session 1 -2 </w:t>
-      </w:r>
-    </w:p>
-    <w:p>
-      <w:r>
+        <w:t>Session 1</w:t>
+      </w:r>
+    </w:p>
+    <w:p>
+      <w:r>
+        <w:t>Program:</w:t>
+      </w:r>
+    </w:p>
+    <w:p>
+      <w:pPr>
+        <w:rPr>
+          <w:lang w:val="en-US"/>
+        </w:rPr>
+      </w:pPr>
+      <w:r>
+        <w:rPr>
+          <w:lang w:val="en-US"/>
+        </w:rPr>
+        <w:t xml:space="preserve">import </w:t>
+      </w:r>
+      <w:proofErr w:type="spellStart"/>
+      <w:r>
+        <w:rPr>
+          <w:lang w:val="en-US"/>
+        </w:rPr>
+        <w:t>java.util</w:t>
+      </w:r>
+      <w:proofErr w:type="spellEnd"/>
+      <w:r>
+        <w:rPr>
+          <w:lang w:val="en-US"/>
+        </w:rPr>
+        <w:t>.*;</w:t>
+      </w:r>
+    </w:p>
+    <w:p>
+      <w:pPr>
+        <w:rPr>
+          <w:lang w:val="en-US"/>
+        </w:rPr>
+      </w:pPr>
+      <w:r>
+        <w:rPr>
+          <w:lang w:val="en-US"/>
+        </w:rPr>
         <w:t> </w:t>
       </w:r>
     </w:p>
     <w:p>
-      <w:r>
+      <w:pPr>
+        <w:rPr>
+          <w:lang w:val="en-US"/>
+        </w:rPr>
+      </w:pPr>
+      <w:r>
+        <w:rPr>
+          <w:lang w:val="en-US"/>
+        </w:rPr>
         <w:t> </w:t>
       </w:r>
     </w:p>
     <w:p>
-      <w:r>
-        <w:t xml:space="preserve">import </w:t>
+      <w:pPr>
+        <w:rPr>
+          <w:lang w:val="en-US"/>
+        </w:rPr>
+      </w:pPr>
+      <w:r>
+        <w:rPr>
+          <w:lang w:val="en-US"/>
+        </w:rPr>
+        <w:t xml:space="preserve">class </w:t>
       </w:r>
       <w:proofErr w:type="spellStart"/>
       <w:r>
-        <w:t>java.util</w:t>
+        <w:rPr>
+          <w:lang w:val="en-US"/>
+        </w:rPr>
+        <w:t>BankAccount</w:t>
       </w:r>
       <w:proofErr w:type="spellEnd"/>
       <w:r>
-        <w:t>.*;</w:t>
-      </w:r>
-    </w:p>
-    <w:p>
-      <w:r>
-        <w:t xml:space="preserve">import </w:t>
+        <w:rPr>
+          <w:lang w:val="en-US"/>
+        </w:rPr>
+        <w:t xml:space="preserve"> </w:t>
       </w:r>
       <w:proofErr w:type="gramStart"/>
       <w:r>
-        <w:t>java.io.*</w:t>
+        <w:rPr>
+          <w:lang w:val="en-US"/>
+        </w:rPr>
+        <w:t>{ private</w:t>
       </w:r>
       <w:proofErr w:type="gramEnd"/>
       <w:r>
-        <w:t>;</w:t>
-      </w:r>
-    </w:p>
-    <w:p>
-      <w:r>
+        <w:rPr>
+          <w:lang w:val="en-US"/>
+        </w:rPr>
+        <w:t xml:space="preserve"> int balance = 0;</w:t>
+      </w:r>
+    </w:p>
+    <w:p>
+      <w:pPr>
+        <w:rPr>
+          <w:lang w:val="en-US"/>
+        </w:rPr>
+      </w:pPr>
+      <w:r>
+        <w:rPr>
+          <w:lang w:val="en-US"/>
+        </w:rPr>
         <w:t> </w:t>
       </w:r>
     </w:p>
     <w:p>
-      <w:r>
-        <w:t xml:space="preserve">class </w:t>
-      </w:r>
-      <w:proofErr w:type="spellStart"/>
-      <w:r>
-        <w:t>BiCycle</w:t>
-      </w:r>
-      <w:proofErr w:type="spellEnd"/>
-      <w:r>
-        <w:t xml:space="preserve"> {</w:t>
-      </w:r>
-    </w:p>
-    <w:p>
-      <w:r>
-        <w:t xml:space="preserve">    String </w:t>
-      </w:r>
-      <w:proofErr w:type="spellStart"/>
-      <w:r>
-        <w:t>define_</w:t>
+      <w:pPr>
+        <w:rPr>
+          <w:lang w:val="en-US"/>
+        </w:rPr>
+      </w:pPr>
+      <w:r>
+        <w:rPr>
+          <w:lang w:val="en-US"/>
+        </w:rPr>
+        <w:t xml:space="preserve">public void </w:t>
       </w:r>
       <w:proofErr w:type="gramStart"/>
       <w:r>
-        <w:t>me</w:t>
-      </w:r>
-      <w:proofErr w:type="spellEnd"/>
-      <w:r>
-        <w:t>(</w:t>
+        <w:rPr>
+          <w:lang w:val="en-US"/>
+        </w:rPr>
+        <w:t>deposit(</w:t>
       </w:r>
       <w:proofErr w:type="gramEnd"/>
       <w:r>
-        <w:t>) {</w:t>
-      </w:r>
-    </w:p>
-    <w:p>
-      <w:r>
-        <w:t xml:space="preserve">        return "a vehicle with pedals.";</w:t>
-      </w:r>
-    </w:p>
-    <w:p>
-      <w:r>
-        <w:t xml:space="preserve">    }</w:t>
-      </w:r>
-    </w:p>
-    <w:p>
-      <w:r>
+        <w:rPr>
+          <w:lang w:val="en-US"/>
+        </w:rPr>
+        <w:t xml:space="preserve">int amount) </w:t>
+      </w:r>
+      <w:proofErr w:type="gramStart"/>
+      <w:r>
+        <w:rPr>
+          <w:lang w:val="en-US"/>
+        </w:rPr>
+        <w:t>{ balance</w:t>
+      </w:r>
+      <w:proofErr w:type="gramEnd"/>
+      <w:r>
+        <w:rPr>
+          <w:lang w:val="en-US"/>
+        </w:rPr>
+        <w:t xml:space="preserve"> += amount;</w:t>
+      </w:r>
+    </w:p>
+    <w:p>
+      <w:pPr>
+        <w:rPr>
+          <w:lang w:val="en-US"/>
+        </w:rPr>
+      </w:pPr>
+      <w:r>
+        <w:rPr>
+          <w:lang w:val="en-US"/>
+        </w:rPr>
         <w:t>}</w:t>
       </w:r>
     </w:p>
     <w:p>
-      <w:r>
+      <w:pPr>
+        <w:rPr>
+          <w:lang w:val="en-US"/>
+        </w:rPr>
+      </w:pPr>
+      <w:r>
+        <w:rPr>
+          <w:lang w:val="en-US"/>
+        </w:rPr>
         <w:t> </w:t>
       </w:r>
     </w:p>
     <w:p>
-      <w:r>
-        <w:t xml:space="preserve">class </w:t>
-      </w:r>
-      <w:proofErr w:type="spellStart"/>
-      <w:r>
-        <w:t>MotorCycle</w:t>
-      </w:r>
-      <w:proofErr w:type="spellEnd"/>
-      <w:r>
-        <w:t xml:space="preserve"> extends </w:t>
-      </w:r>
-      <w:proofErr w:type="spellStart"/>
-      <w:r>
-        <w:t>BiCycle</w:t>
-      </w:r>
-      <w:proofErr w:type="spellEnd"/>
-      <w:r>
-        <w:t xml:space="preserve"> {</w:t>
-      </w:r>
-    </w:p>
-    <w:p>
-      <w:r>
-        <w:t xml:space="preserve">    String </w:t>
-      </w:r>
-      <w:proofErr w:type="spellStart"/>
-      <w:r>
-        <w:t>define_</w:t>
+      <w:pPr>
+        <w:rPr>
+          <w:lang w:val="en-US"/>
+        </w:rPr>
+      </w:pPr>
+      <w:r>
+        <w:rPr>
+          <w:lang w:val="en-US"/>
+        </w:rPr>
+        <w:t> </w:t>
+      </w:r>
+    </w:p>
+    <w:p>
+      <w:pPr>
+        <w:rPr>
+          <w:lang w:val="en-US"/>
+        </w:rPr>
+      </w:pPr>
+      <w:r>
+        <w:rPr>
+          <w:lang w:val="en-US"/>
+        </w:rPr>
+        <w:t xml:space="preserve">public void </w:t>
       </w:r>
       <w:proofErr w:type="gramStart"/>
       <w:r>
-        <w:t>me</w:t>
-      </w:r>
-      <w:proofErr w:type="spellEnd"/>
-      <w:r>
-        <w:t>(</w:t>
+        <w:rPr>
+          <w:lang w:val="en-US"/>
+        </w:rPr>
+        <w:t>withdraw(</w:t>
       </w:r>
       <w:proofErr w:type="gramEnd"/>
       <w:r>
-        <w:t>) {</w:t>
-      </w:r>
-    </w:p>
-    <w:p>
-      <w:r>
-        <w:t xml:space="preserve">        return "a cycle with an engine.";</w:t>
-      </w:r>
-    </w:p>
-    <w:p>
-      <w:r>
-        <w:t xml:space="preserve">    }</w:t>
-      </w:r>
-    </w:p>
-    <w:p>
-      <w:r>
+        <w:rPr>
+          <w:lang w:val="en-US"/>
+        </w:rPr>
+        <w:t xml:space="preserve">int amount) </w:t>
+      </w:r>
+      <w:proofErr w:type="gramStart"/>
+      <w:r>
+        <w:rPr>
+          <w:lang w:val="en-US"/>
+        </w:rPr>
+        <w:t>{ balance</w:t>
+      </w:r>
+      <w:proofErr w:type="gramEnd"/>
+      <w:r>
+        <w:rPr>
+          <w:lang w:val="en-US"/>
+        </w:rPr>
+        <w:t xml:space="preserve"> -= amount;</w:t>
+      </w:r>
+    </w:p>
+    <w:p>
+      <w:pPr>
+        <w:rPr>
+          <w:lang w:val="en-US"/>
+        </w:rPr>
+      </w:pPr>
+      <w:r>
+        <w:rPr>
+          <w:lang w:val="en-US"/>
+        </w:rPr>
+        <w:t>}</w:t>
+      </w:r>
+    </w:p>
+    <w:p>
+      <w:pPr>
+        <w:rPr>
+          <w:lang w:val="en-US"/>
+        </w:rPr>
+      </w:pPr>
+      <w:r>
+        <w:rPr>
+          <w:lang w:val="en-US"/>
+        </w:rPr>
         <w:t> </w:t>
       </w:r>
     </w:p>
     <w:p>
-      <w:r>
-        <w:t xml:space="preserve">    </w:t>
+      <w:pPr>
+        <w:rPr>
+          <w:lang w:val="en-US"/>
+        </w:rPr>
+      </w:pPr>
+      <w:r>
+        <w:rPr>
+          <w:lang w:val="en-US"/>
+        </w:rPr>
+        <w:t> </w:t>
+      </w:r>
+    </w:p>
+    <w:p>
+      <w:pPr>
+        <w:rPr>
+          <w:lang w:val="en-US"/>
+        </w:rPr>
+      </w:pPr>
+      <w:r>
+        <w:rPr>
+          <w:lang w:val="en-US"/>
+        </w:rPr>
+        <w:t xml:space="preserve">public int </w:t>
       </w:r>
       <w:proofErr w:type="spellStart"/>
       <w:proofErr w:type="gramStart"/>
       <w:r>
-        <w:t>MotorCycle</w:t>
+        <w:rPr>
+          <w:lang w:val="en-US"/>
+        </w:rPr>
+        <w:t>getBalance</w:t>
       </w:r>
       <w:proofErr w:type="spellEnd"/>
       <w:r>
+        <w:rPr>
+          <w:lang w:val="en-US"/>
+        </w:rPr>
         <w:t>(</w:t>
       </w:r>
       <w:proofErr w:type="gramEnd"/>
       <w:r>
-        <w:t>) {</w:t>
-      </w:r>
-    </w:p>
-    <w:p>
-      <w:r>
-        <w:t xml:space="preserve">        </w:t>
+        <w:rPr>
+          <w:lang w:val="en-US"/>
+        </w:rPr>
+        <w:t xml:space="preserve">) </w:t>
+      </w:r>
+      <w:proofErr w:type="gramStart"/>
+      <w:r>
+        <w:rPr>
+          <w:lang w:val="en-US"/>
+        </w:rPr>
+        <w:t>{ return</w:t>
+      </w:r>
+      <w:proofErr w:type="gramEnd"/>
+      <w:r>
+        <w:rPr>
+          <w:lang w:val="en-US"/>
+        </w:rPr>
+        <w:t xml:space="preserve"> balance;</w:t>
+      </w:r>
+    </w:p>
+    <w:p>
+      <w:pPr>
+        <w:rPr>
+          <w:lang w:val="en-US"/>
+        </w:rPr>
+      </w:pPr>
+      <w:r>
+        <w:rPr>
+          <w:lang w:val="en-US"/>
+        </w:rPr>
+        <w:t>}</w:t>
+      </w:r>
+    </w:p>
+    <w:p>
+      <w:pPr>
+        <w:rPr>
+          <w:lang w:val="en-US"/>
+        </w:rPr>
+      </w:pPr>
+      <w:r>
+        <w:rPr>
+          <w:lang w:val="en-US"/>
+        </w:rPr>
+        <w:t>}</w:t>
+      </w:r>
+    </w:p>
+    <w:p>
+      <w:pPr>
+        <w:rPr>
+          <w:lang w:val="en-US"/>
+        </w:rPr>
+      </w:pPr>
+      <w:r>
+        <w:rPr>
+          <w:lang w:val="en-US"/>
+        </w:rPr>
+        <w:t> </w:t>
+      </w:r>
+    </w:p>
+    <w:p>
+      <w:pPr>
+        <w:rPr>
+          <w:lang w:val="en-US"/>
+        </w:rPr>
+      </w:pPr>
+      <w:r>
+        <w:rPr>
+          <w:lang w:val="en-US"/>
+        </w:rPr>
+        <w:t> </w:t>
+      </w:r>
+    </w:p>
+    <w:p>
+      <w:pPr>
+        <w:rPr>
+          <w:lang w:val="en-US"/>
+        </w:rPr>
+      </w:pPr>
+      <w:r>
+        <w:rPr>
+          <w:lang w:val="en-US"/>
+        </w:rPr>
+        <w:t>public class Main {</w:t>
+      </w:r>
+    </w:p>
+    <w:p>
+      <w:pPr>
+        <w:rPr>
+          <w:lang w:val="en-US"/>
+        </w:rPr>
+      </w:pPr>
+      <w:r>
+        <w:rPr>
+          <w:lang w:val="en-US"/>
+        </w:rPr>
+        <w:t xml:space="preserve">public static void </w:t>
+      </w:r>
+      <w:proofErr w:type="gramStart"/>
+      <w:r>
+        <w:rPr>
+          <w:lang w:val="en-US"/>
+        </w:rPr>
+        <w:t>main(String[</w:t>
+      </w:r>
+      <w:proofErr w:type="gramEnd"/>
+      <w:r>
+        <w:rPr>
+          <w:lang w:val="en-US"/>
+        </w:rPr>
+        <w:t xml:space="preserve">] </w:t>
       </w:r>
       <w:proofErr w:type="spellStart"/>
       <w:r>
-        <w:t>System.out.println</w:t>
+        <w:rPr>
+          <w:lang w:val="en-US"/>
+        </w:rPr>
+        <w:t>args</w:t>
       </w:r>
       <w:proofErr w:type="spellEnd"/>
       <w:r>
-        <w:t xml:space="preserve">("Hello I am a motorcycle, I am " + </w:t>
+        <w:rPr>
+          <w:lang w:val="en-US"/>
+        </w:rPr>
+        <w:t xml:space="preserve">) </w:t>
+      </w:r>
+      <w:proofErr w:type="gramStart"/>
+      <w:r>
+        <w:rPr>
+          <w:lang w:val="en-US"/>
+        </w:rPr>
+        <w:t>{ Scanner</w:t>
+      </w:r>
+      <w:proofErr w:type="gramEnd"/>
+      <w:r>
+        <w:rPr>
+          <w:lang w:val="en-US"/>
+        </w:rPr>
+        <w:t xml:space="preserve"> </w:t>
       </w:r>
       <w:proofErr w:type="spellStart"/>
       <w:r>
-        <w:t>define_</w:t>
+        <w:rPr>
+          <w:lang w:val="en-US"/>
+        </w:rPr>
+        <w:t>sc</w:t>
+      </w:r>
+      <w:proofErr w:type="spellEnd"/>
+      <w:r>
+        <w:rPr>
+          <w:lang w:val="en-US"/>
+        </w:rPr>
+        <w:t xml:space="preserve"> = new </w:t>
       </w:r>
       <w:proofErr w:type="gramStart"/>
       <w:r>
-        <w:t>me</w:t>
-      </w:r>
-      <w:proofErr w:type="spellEnd"/>
-      <w:r>
-        <w:t>(</w:t>
+        <w:rPr>
+          <w:lang w:val="en-US"/>
+        </w:rPr>
+        <w:t>Scanner(</w:t>
       </w:r>
       <w:proofErr w:type="gramEnd"/>
       <w:r>
-        <w:t>));</w:t>
-      </w:r>
-    </w:p>
-    <w:p>
-      <w:r>
-        <w:t xml:space="preserve">        String temp = </w:t>
+        <w:rPr>
+          <w:lang w:val="en-US"/>
+        </w:rPr>
+        <w:t>System.in);</w:t>
+      </w:r>
+    </w:p>
+    <w:p>
+      <w:pPr>
+        <w:rPr>
+          <w:lang w:val="en-US"/>
+        </w:rPr>
+      </w:pPr>
+      <w:r>
+        <w:rPr>
+          <w:lang w:val="en-US"/>
+        </w:rPr>
+        <w:t> </w:t>
+      </w:r>
+    </w:p>
+    <w:p>
+      <w:pPr>
+        <w:rPr>
+          <w:lang w:val="en-US"/>
+        </w:rPr>
+      </w:pPr>
+      <w:r>
+        <w:rPr>
+          <w:lang w:val="en-US"/>
+        </w:rPr>
+        <w:t xml:space="preserve">int N = </w:t>
       </w:r>
       <w:proofErr w:type="spellStart"/>
       <w:proofErr w:type="gramStart"/>
       <w:r>
-        <w:t>super.define</w:t>
-      </w:r>
+        <w:rPr>
+          <w:lang w:val="en-US"/>
+        </w:rPr>
+        <w:t>sc.nextInt</w:t>
+      </w:r>
+      <w:proofErr w:type="spellEnd"/>
       <w:proofErr w:type="gramEnd"/>
       <w:r>
-        <w:t>_</w:t>
-      </w:r>
-      <w:proofErr w:type="gramStart"/>
-      <w:r>
-        <w:t>me</w:t>
-      </w:r>
-      <w:proofErr w:type="spellEnd"/>
-      <w:r>
-        <w:t>(</w:t>
-      </w:r>
-      <w:proofErr w:type="gramEnd"/>
-      <w:r>
-        <w:t>);</w:t>
-      </w:r>
-    </w:p>
-    <w:p>
-      <w:r>
-        <w:t xml:space="preserve">        </w:t>
-      </w:r>
-      <w:proofErr w:type="spellStart"/>
-      <w:r>
-        <w:t>System.out.println</w:t>
-      </w:r>
-      <w:proofErr w:type="spellEnd"/>
-      <w:r>
-        <w:t>("My ancestor is a cycle who is " + temp);</w:t>
-      </w:r>
-    </w:p>
-    <w:p>
-      <w:r>
-        <w:t xml:space="preserve">    }</w:t>
-      </w:r>
-    </w:p>
-    <w:p>
-      <w:r>
-        <w:t>}</w:t>
-      </w:r>
-    </w:p>
-    <w:p>
-      <w:r>
-        <w:t> </w:t>
-      </w:r>
-    </w:p>
-    <w:p>
-      <w:r>
-        <w:t>public class Solution {</w:t>
-      </w:r>
-    </w:p>
-    <w:p>
-      <w:r>
-        <w:t xml:space="preserve">    public static void </w:t>
-      </w:r>
-      <w:proofErr w:type="gramStart"/>
-      <w:r>
-        <w:t>main(String[</w:t>
-      </w:r>
-      <w:proofErr w:type="gramEnd"/>
-      <w:r>
-        <w:t xml:space="preserve">] </w:t>
-      </w:r>
-      <w:proofErr w:type="spellStart"/>
-      <w:r>
-        <w:t>args</w:t>
-      </w:r>
-      <w:proofErr w:type="spellEnd"/>
-      <w:r>
-        <w:t>) {</w:t>
-      </w:r>
-    </w:p>
-    <w:p>
-      <w:r>
-        <w:t xml:space="preserve">        </w:t>
-      </w:r>
-      <w:proofErr w:type="spellStart"/>
-      <w:r>
-        <w:t>MotorCycle</w:t>
-      </w:r>
-      <w:proofErr w:type="spellEnd"/>
-      <w:r>
-        <w:t xml:space="preserve"> M = new </w:t>
+        <w:rPr>
+          <w:lang w:val="en-US"/>
+        </w:rPr>
+        <w:t xml:space="preserve">(); </w:t>
       </w:r>
       <w:proofErr w:type="spellStart"/>
       <w:proofErr w:type="gramStart"/>
       <w:r>
-        <w:t>MotorCycle</w:t>
+        <w:rPr>
+          <w:lang w:val="en-US"/>
+        </w:rPr>
+        <w:t>sc.nextLine</w:t>
       </w:r>
       <w:proofErr w:type="spellEnd"/>
-      <w:r>
-        <w:t>(</w:t>
-      </w:r>
       <w:proofErr w:type="gramEnd"/>
       <w:r>
-        <w:t>);</w:t>
-      </w:r>
-    </w:p>
-    <w:p>
-      <w:r>
-        <w:t xml:space="preserve">    }</w:t>
-      </w:r>
-    </w:p>
-    <w:p>
-      <w:r>
-        <w:lastRenderedPageBreak/>
-        <w:t>}</w:t>
-      </w:r>
-    </w:p>
-    <w:p>
-      <w:r>
-        <w:rPr>
-          <w:noProof/>
-        </w:rPr>
-        <w:drawing>
-          <wp:inline distT="0" distB="0" distL="0" distR="0" wp14:anchorId="64B4BF3E" wp14:editId="6D3C2694">
-            <wp:extent cx="5731510" cy="2850515"/>
-            <wp:effectExtent l="0" t="0" r="2540" b="6985"/>
-            <wp:docPr id="1805756072" name="Picture 2"/>
-            <wp:cNvGraphicFramePr>
-              <a:graphicFrameLocks xmlns:a="http://schemas.openxmlformats.org/drawingml/2006/main" noChangeAspect="1"/>
-            </wp:cNvGraphicFramePr>
-            <a:graphic xmlns:a="http://schemas.openxmlformats.org/drawingml/2006/main">
-              <a:graphicData uri="http://schemas.openxmlformats.org/drawingml/2006/picture">
-                <pic:pic xmlns:pic="http://schemas.openxmlformats.org/drawingml/2006/picture">
-                  <pic:nvPicPr>
-                    <pic:cNvPr id="0" name="Picture 6"/>
-                    <pic:cNvPicPr>
-                      <a:picLocks noChangeAspect="1" noChangeArrowheads="1"/>
-                    </pic:cNvPicPr>
-                  </pic:nvPicPr>
-                  <pic:blipFill>
-                    <a:blip r:embed="rId4">
-                      <a:extLst>
-                        <a:ext uri="{28A0092B-C50C-407E-A947-70E740481C1C}">
-                          <a14:useLocalDpi xmlns:a14="http://schemas.microsoft.com/office/drawing/2010/main" val="0"/>
-                        </a:ext>
-                      </a:extLst>
-                    </a:blip>
-                    <a:srcRect/>
-                    <a:stretch>
-                      <a:fillRect/>
-                    </a:stretch>
-                  </pic:blipFill>
-                  <pic:spPr bwMode="auto">
-                    <a:xfrm>
-                      <a:off x="0" y="0"/>
-                      <a:ext cx="5731510" cy="2850515"/>
-                    </a:xfrm>
-                    <a:prstGeom prst="rect">
-                      <a:avLst/>
-                    </a:prstGeom>
-                    <a:noFill/>
-                    <a:ln>
-                      <a:noFill/>
-                    </a:ln>
-                  </pic:spPr>
-                </pic:pic>
-              </a:graphicData>
-            </a:graphic>
-          </wp:inline>
-        </w:drawing>
-      </w:r>
-    </w:p>
-    <w:p>
-      <w:r>
+        <w:rPr>
+          <w:lang w:val="en-US"/>
+        </w:rPr>
+        <w:t>();</w:t>
+      </w:r>
+    </w:p>
+    <w:p>
+      <w:pPr>
+        <w:rPr>
+          <w:lang w:val="en-US"/>
+        </w:rPr>
+      </w:pPr>
+      <w:r>
+        <w:rPr>
+          <w:lang w:val="en-US"/>
+        </w:rPr>
         <w:t> </w:t>
       </w:r>
     </w:p>
     <w:p>
-      <w:r>
-        <w:t xml:space="preserve">Session 1 -2 </w:t>
-      </w:r>
-    </w:p>
-    <w:p>
-      <w:r>
-        <w:t> </w:t>
-      </w:r>
-    </w:p>
-    <w:p>
-      <w:r>
-        <w:t> </w:t>
-      </w:r>
-    </w:p>
-    <w:p>
-      <w:r>
-        <w:t xml:space="preserve">import </w:t>
-      </w:r>
+      <w:pPr>
+        <w:rPr>
+          <w:lang w:val="en-US"/>
+        </w:rPr>
+      </w:pPr>
       <w:proofErr w:type="spellStart"/>
       <w:r>
-        <w:t>java.util</w:t>
+        <w:rPr>
+          <w:lang w:val="en-US"/>
+        </w:rPr>
+        <w:t>BankAccount</w:t>
       </w:r>
       <w:proofErr w:type="spellEnd"/>
       <w:r>
-        <w:t>.*;</w:t>
-      </w:r>
-    </w:p>
-    <w:p>
-      <w:r>
-        <w:t xml:space="preserve">import </w:t>
-      </w:r>
-      <w:proofErr w:type="gramStart"/>
-      <w:r>
-        <w:t>java.io.*</w:t>
-      </w:r>
-      <w:proofErr w:type="gramEnd"/>
-      <w:r>
-        <w:t>;</w:t>
-      </w:r>
-    </w:p>
-    <w:p>
-      <w:r>
-        <w:t> </w:t>
-      </w:r>
-    </w:p>
-    <w:p>
-      <w:r>
-        <w:t xml:space="preserve">class </w:t>
-      </w:r>
-      <w:proofErr w:type="spellStart"/>
-      <w:r>
-        <w:t>BiCycle</w:t>
-      </w:r>
-      <w:proofErr w:type="spellEnd"/>
-      <w:r>
-        <w:t xml:space="preserve"> {</w:t>
-      </w:r>
-    </w:p>
-    <w:p>
-      <w:r>
-        <w:t xml:space="preserve">    String </w:t>
-      </w:r>
-      <w:proofErr w:type="spellStart"/>
-      <w:r>
-        <w:t>define_</w:t>
-      </w:r>
-      <w:proofErr w:type="gramStart"/>
-      <w:r>
-        <w:t>me</w:t>
-      </w:r>
-      <w:proofErr w:type="spellEnd"/>
-      <w:r>
-        <w:t>(</w:t>
-      </w:r>
-      <w:proofErr w:type="gramEnd"/>
-      <w:r>
-        <w:t>) {</w:t>
-      </w:r>
-    </w:p>
-    <w:p>
-      <w:r>
-        <w:t xml:space="preserve">        return "a vehicle with pedals.";</w:t>
-      </w:r>
-    </w:p>
-    <w:p>
-      <w:r>
-        <w:t xml:space="preserve">    }</w:t>
-      </w:r>
-    </w:p>
-    <w:p>
-      <w:r>
-        <w:t>}</w:t>
-      </w:r>
-    </w:p>
-    <w:p>
-      <w:r>
-        <w:t> </w:t>
-      </w:r>
-    </w:p>
-    <w:p>
-      <w:r>
-        <w:t xml:space="preserve">class </w:t>
-      </w:r>
-      <w:proofErr w:type="spellStart"/>
-      <w:r>
-        <w:t>MotorCycle</w:t>
-      </w:r>
-      <w:proofErr w:type="spellEnd"/>
-      <w:r>
-        <w:t xml:space="preserve"> extends </w:t>
-      </w:r>
-      <w:proofErr w:type="spellStart"/>
-      <w:r>
-        <w:t>BiCycle</w:t>
-      </w:r>
-      <w:proofErr w:type="spellEnd"/>
-      <w:r>
-        <w:t xml:space="preserve"> {</w:t>
-      </w:r>
-    </w:p>
-    <w:p>
-      <w:r>
-        <w:t xml:space="preserve">    String </w:t>
-      </w:r>
-      <w:proofErr w:type="spellStart"/>
-      <w:r>
-        <w:t>define_</w:t>
-      </w:r>
-      <w:proofErr w:type="gramStart"/>
-      <w:r>
-        <w:t>me</w:t>
-      </w:r>
-      <w:proofErr w:type="spellEnd"/>
-      <w:r>
-        <w:t>(</w:t>
-      </w:r>
-      <w:proofErr w:type="gramEnd"/>
-      <w:r>
-        <w:t>) {</w:t>
-      </w:r>
-    </w:p>
-    <w:p>
-      <w:r>
-        <w:t xml:space="preserve">        return "a cycle with an engine.";</w:t>
-      </w:r>
-    </w:p>
-    <w:p>
-      <w:r>
-        <w:t xml:space="preserve">    }</w:t>
-      </w:r>
-    </w:p>
-    <w:p>
-      <w:r>
-        <w:lastRenderedPageBreak/>
-        <w:t> </w:t>
-      </w:r>
-    </w:p>
-    <w:p>
-      <w:r>
-        <w:t xml:space="preserve">    </w:t>
+        <w:rPr>
+          <w:lang w:val="en-US"/>
+        </w:rPr>
+        <w:t xml:space="preserve"> account = new </w:t>
       </w:r>
       <w:proofErr w:type="spellStart"/>
       <w:proofErr w:type="gramStart"/>
       <w:r>
-        <w:t>MotorCycle</w:t>
+        <w:rPr>
+          <w:lang w:val="en-US"/>
+        </w:rPr>
+        <w:t>BankAccount</w:t>
       </w:r>
       <w:proofErr w:type="spellEnd"/>
       <w:r>
+        <w:rPr>
+          <w:lang w:val="en-US"/>
+        </w:rPr>
         <w:t>(</w:t>
       </w:r>
       <w:proofErr w:type="gramEnd"/>
       <w:r>
-        <w:t>) {</w:t>
-      </w:r>
-    </w:p>
-    <w:p>
-      <w:r>
-        <w:t xml:space="preserve">        </w:t>
+        <w:rPr>
+          <w:lang w:val="en-US"/>
+        </w:rPr>
+        <w:t>);</w:t>
+      </w:r>
+    </w:p>
+    <w:p>
+      <w:pPr>
+        <w:rPr>
+          <w:lang w:val="en-US"/>
+        </w:rPr>
+      </w:pPr>
+      <w:r>
+        <w:rPr>
+          <w:lang w:val="en-US"/>
+        </w:rPr>
+        <w:t> </w:t>
+      </w:r>
+    </w:p>
+    <w:p>
+      <w:pPr>
+        <w:rPr>
+          <w:lang w:val="en-US"/>
+        </w:rPr>
+      </w:pPr>
+      <w:r>
+        <w:rPr>
+          <w:lang w:val="en-US"/>
+        </w:rPr>
+        <w:t> </w:t>
+      </w:r>
+    </w:p>
+    <w:p>
+      <w:pPr>
+        <w:rPr>
+          <w:lang w:val="en-US"/>
+        </w:rPr>
+      </w:pPr>
+      <w:r>
+        <w:rPr>
+          <w:lang w:val="en-US"/>
+        </w:rPr>
+        <w:lastRenderedPageBreak/>
+        <w:t xml:space="preserve">for (int </w:t>
       </w:r>
       <w:proofErr w:type="spellStart"/>
       <w:r>
-        <w:t>System.out.println</w:t>
+        <w:rPr>
+          <w:lang w:val="en-US"/>
+        </w:rPr>
+        <w:t>i</w:t>
       </w:r>
       <w:proofErr w:type="spellEnd"/>
       <w:r>
-        <w:t xml:space="preserve">("Hello I am a motorcycle, I am " + </w:t>
+        <w:rPr>
+          <w:lang w:val="en-US"/>
+        </w:rPr>
+        <w:t xml:space="preserve"> = 0; </w:t>
       </w:r>
       <w:proofErr w:type="spellStart"/>
       <w:r>
-        <w:t>define_</w:t>
-      </w:r>
-      <w:proofErr w:type="gramStart"/>
-      <w:r>
-        <w:t>me</w:t>
+        <w:rPr>
+          <w:lang w:val="en-US"/>
+        </w:rPr>
+        <w:t>i</w:t>
       </w:r>
       <w:proofErr w:type="spellEnd"/>
       <w:r>
-        <w:t>(</w:t>
-      </w:r>
-      <w:proofErr w:type="gramEnd"/>
-      <w:r>
-        <w:t>));</w:t>
-      </w:r>
-    </w:p>
-    <w:p>
-      <w:r>
-        <w:t xml:space="preserve">        String temp = </w:t>
+        <w:rPr>
+          <w:lang w:val="en-US"/>
+        </w:rPr>
+        <w:t xml:space="preserve"> &lt; N; </w:t>
+      </w:r>
+      <w:proofErr w:type="spellStart"/>
+      <w:r>
+        <w:rPr>
+          <w:lang w:val="en-US"/>
+        </w:rPr>
+        <w:t>i</w:t>
+      </w:r>
+      <w:proofErr w:type="spellEnd"/>
+      <w:r>
+        <w:rPr>
+          <w:lang w:val="en-US"/>
+        </w:rPr>
+        <w:t>++) {</w:t>
+      </w:r>
+    </w:p>
+    <w:p>
+      <w:pPr>
+        <w:rPr>
+          <w:lang w:val="en-US"/>
+        </w:rPr>
+      </w:pPr>
+      <w:r>
+        <w:rPr>
+          <w:lang w:val="en-US"/>
+        </w:rPr>
+        <w:t xml:space="preserve">String operation = </w:t>
       </w:r>
       <w:proofErr w:type="spellStart"/>
       <w:proofErr w:type="gramStart"/>
       <w:r>
-        <w:t>super.define</w:t>
-      </w:r>
+        <w:rPr>
+          <w:lang w:val="en-US"/>
+        </w:rPr>
+        <w:t>sc.next</w:t>
+      </w:r>
+      <w:proofErr w:type="spellEnd"/>
       <w:proofErr w:type="gramEnd"/>
       <w:r>
-        <w:t>_</w:t>
-      </w:r>
-      <w:proofErr w:type="gramStart"/>
-      <w:r>
-        <w:t>me</w:t>
-      </w:r>
-      <w:proofErr w:type="spellEnd"/>
-      <w:r>
-        <w:t>(</w:t>
-      </w:r>
-      <w:proofErr w:type="gramEnd"/>
-      <w:r>
-        <w:t>);</w:t>
-      </w:r>
-    </w:p>
-    <w:p>
-      <w:r>
-        <w:t xml:space="preserve">        </w:t>
-      </w:r>
-      <w:proofErr w:type="spellStart"/>
-      <w:r>
-        <w:t>System.out.println</w:t>
-      </w:r>
-      <w:proofErr w:type="spellEnd"/>
-      <w:r>
-        <w:t>("My ancestor is a cycle who is " + temp);</w:t>
-      </w:r>
-    </w:p>
-    <w:p>
-      <w:r>
-        <w:t xml:space="preserve">    }</w:t>
-      </w:r>
-    </w:p>
-    <w:p>
-      <w:r>
-        <w:t>}</w:t>
-      </w:r>
-    </w:p>
-    <w:p>
-      <w:r>
-        <w:t> </w:t>
-      </w:r>
-    </w:p>
-    <w:p>
-      <w:r>
-        <w:t>public class Solution {</w:t>
-      </w:r>
-    </w:p>
-    <w:p>
-      <w:r>
-        <w:t xml:space="preserve">    public static void </w:t>
-      </w:r>
-      <w:proofErr w:type="gramStart"/>
-      <w:r>
-        <w:t>main(String[</w:t>
-      </w:r>
-      <w:proofErr w:type="gramEnd"/>
-      <w:r>
-        <w:t xml:space="preserve">] </w:t>
-      </w:r>
-      <w:proofErr w:type="spellStart"/>
-      <w:r>
-        <w:t>args</w:t>
-      </w:r>
-      <w:proofErr w:type="spellEnd"/>
-      <w:r>
-        <w:t>) {</w:t>
-      </w:r>
-    </w:p>
-    <w:p>
-      <w:r>
-        <w:t xml:space="preserve">        </w:t>
-      </w:r>
-      <w:proofErr w:type="spellStart"/>
-      <w:r>
-        <w:t>MotorCycle</w:t>
-      </w:r>
-      <w:proofErr w:type="spellEnd"/>
-      <w:r>
-        <w:t xml:space="preserve"> M = new </w:t>
+        <w:rPr>
+          <w:lang w:val="en-US"/>
+        </w:rPr>
+        <w:t xml:space="preserve">(); int amount = </w:t>
       </w:r>
       <w:proofErr w:type="spellStart"/>
       <w:proofErr w:type="gramStart"/>
       <w:r>
-        <w:t>MotorCycle</w:t>
+        <w:rPr>
+          <w:lang w:val="en-US"/>
+        </w:rPr>
+        <w:t>sc.nextInt</w:t>
       </w:r>
       <w:proofErr w:type="spellEnd"/>
-      <w:r>
+      <w:proofErr w:type="gramEnd"/>
+      <w:r>
+        <w:rPr>
+          <w:lang w:val="en-US"/>
+        </w:rPr>
+        <w:t>();</w:t>
+      </w:r>
+    </w:p>
+    <w:p>
+      <w:pPr>
+        <w:rPr>
+          <w:lang w:val="en-US"/>
+        </w:rPr>
+      </w:pPr>
+      <w:r>
+        <w:rPr>
+          <w:lang w:val="en-US"/>
+        </w:rPr>
+        <w:t> </w:t>
+      </w:r>
+    </w:p>
+    <w:p>
+      <w:pPr>
+        <w:rPr>
+          <w:lang w:val="en-US"/>
+        </w:rPr>
+      </w:pPr>
+      <w:r>
+        <w:rPr>
+          <w:lang w:val="en-US"/>
+        </w:rPr>
+        <w:t>if (</w:t>
+      </w:r>
+      <w:proofErr w:type="spellStart"/>
+      <w:proofErr w:type="gramStart"/>
+      <w:r>
+        <w:rPr>
+          <w:lang w:val="en-US"/>
+        </w:rPr>
+        <w:t>operation.equalsIgnoreCase</w:t>
+      </w:r>
+      <w:proofErr w:type="spellEnd"/>
+      <w:proofErr w:type="gramEnd"/>
+      <w:r>
+        <w:rPr>
+          <w:lang w:val="en-US"/>
+        </w:rPr>
+        <w:t xml:space="preserve">("Deposit")) </w:t>
+      </w:r>
+      <w:proofErr w:type="gramStart"/>
+      <w:r>
+        <w:rPr>
+          <w:lang w:val="en-US"/>
+        </w:rPr>
+        <w:t xml:space="preserve">{ </w:t>
+      </w:r>
+      <w:proofErr w:type="spellStart"/>
+      <w:r>
+        <w:rPr>
+          <w:lang w:val="en-US"/>
+        </w:rPr>
+        <w:t>account</w:t>
+      </w:r>
+      <w:proofErr w:type="gramEnd"/>
+      <w:r>
+        <w:rPr>
+          <w:lang w:val="en-US"/>
+        </w:rPr>
+        <w:t>.deposit</w:t>
+      </w:r>
+      <w:proofErr w:type="spellEnd"/>
+      <w:r>
+        <w:rPr>
+          <w:lang w:val="en-US"/>
+        </w:rPr>
+        <w:t>(amount);</w:t>
+      </w:r>
+    </w:p>
+    <w:p>
+      <w:pPr>
+        <w:rPr>
+          <w:lang w:val="en-US"/>
+        </w:rPr>
+      </w:pPr>
+      <w:r>
+        <w:rPr>
+          <w:lang w:val="en-US"/>
+        </w:rPr>
+        <w:t>} else if (</w:t>
+      </w:r>
+      <w:proofErr w:type="spellStart"/>
+      <w:proofErr w:type="gramStart"/>
+      <w:r>
+        <w:rPr>
+          <w:lang w:val="en-US"/>
+        </w:rPr>
+        <w:t>operation.equalsIgnoreCase</w:t>
+      </w:r>
+      <w:proofErr w:type="spellEnd"/>
+      <w:proofErr w:type="gramEnd"/>
+      <w:r>
+        <w:rPr>
+          <w:lang w:val="en-US"/>
+        </w:rPr>
+        <w:t xml:space="preserve">("Withdraw")) </w:t>
+      </w:r>
+      <w:proofErr w:type="gramStart"/>
+      <w:r>
+        <w:rPr>
+          <w:lang w:val="en-US"/>
+        </w:rPr>
+        <w:t xml:space="preserve">{ </w:t>
+      </w:r>
+      <w:proofErr w:type="spellStart"/>
+      <w:r>
+        <w:rPr>
+          <w:lang w:val="en-US"/>
+        </w:rPr>
+        <w:t>account</w:t>
+      </w:r>
+      <w:proofErr w:type="gramEnd"/>
+      <w:r>
+        <w:rPr>
+          <w:lang w:val="en-US"/>
+        </w:rPr>
+        <w:t>.withdraw</w:t>
+      </w:r>
+      <w:proofErr w:type="spellEnd"/>
+      <w:r>
+        <w:rPr>
+          <w:lang w:val="en-US"/>
+        </w:rPr>
+        <w:t>(amount);</w:t>
+      </w:r>
+    </w:p>
+    <w:p>
+      <w:pPr>
+        <w:rPr>
+          <w:lang w:val="en-US"/>
+        </w:rPr>
+      </w:pPr>
+      <w:r>
+        <w:rPr>
+          <w:lang w:val="en-US"/>
+        </w:rPr>
+        <w:t>}</w:t>
+      </w:r>
+    </w:p>
+    <w:p>
+      <w:pPr>
+        <w:rPr>
+          <w:lang w:val="en-US"/>
+        </w:rPr>
+      </w:pPr>
+      <w:r>
+        <w:rPr>
+          <w:lang w:val="en-US"/>
+        </w:rPr>
+        <w:t>}</w:t>
+      </w:r>
+    </w:p>
+    <w:p>
+      <w:pPr>
+        <w:rPr>
+          <w:lang w:val="en-US"/>
+        </w:rPr>
+      </w:pPr>
+      <w:r>
+        <w:rPr>
+          <w:lang w:val="en-US"/>
+        </w:rPr>
+        <w:t> </w:t>
+      </w:r>
+    </w:p>
+    <w:p>
+      <w:pPr>
+        <w:rPr>
+          <w:lang w:val="en-US"/>
+        </w:rPr>
+      </w:pPr>
+      <w:r>
+        <w:rPr>
+          <w:lang w:val="en-US"/>
+        </w:rPr>
+        <w:t> </w:t>
+      </w:r>
+    </w:p>
+    <w:p>
+      <w:pPr>
+        <w:rPr>
+          <w:lang w:val="en-US"/>
+        </w:rPr>
+      </w:pPr>
+      <w:proofErr w:type="spellStart"/>
+      <w:r>
+        <w:rPr>
+          <w:lang w:val="en-US"/>
+        </w:rPr>
+        <w:t>System.out.println</w:t>
+      </w:r>
+      <w:proofErr w:type="spellEnd"/>
+      <w:r>
+        <w:rPr>
+          <w:lang w:val="en-US"/>
+        </w:rPr>
         <w:t>(</w:t>
       </w:r>
+      <w:proofErr w:type="spellStart"/>
+      <w:proofErr w:type="gramStart"/>
+      <w:r>
+        <w:rPr>
+          <w:lang w:val="en-US"/>
+        </w:rPr>
+        <w:t>account.getBalance</w:t>
+      </w:r>
+      <w:proofErr w:type="spellEnd"/>
       <w:proofErr w:type="gramEnd"/>
       <w:r>
-        <w:t>);</w:t>
-      </w:r>
-    </w:p>
-    <w:p>
-      <w:r>
-        <w:t xml:space="preserve">    }</w:t>
-      </w:r>
-    </w:p>
-    <w:p>
-      <w:r>
+        <w:rPr>
+          <w:lang w:val="en-US"/>
+        </w:rPr>
+        <w:t>());</w:t>
+      </w:r>
+    </w:p>
+    <w:p>
+      <w:pPr>
+        <w:rPr>
+          <w:lang w:val="en-US"/>
+        </w:rPr>
+      </w:pPr>
+      <w:r>
+        <w:rPr>
+          <w:lang w:val="en-US"/>
+        </w:rPr>
+        <w:t> </w:t>
+      </w:r>
+    </w:p>
+    <w:p>
+      <w:pPr>
+        <w:rPr>
+          <w:lang w:val="en-US"/>
+        </w:rPr>
+      </w:pPr>
+      <w:r>
+        <w:rPr>
+          <w:lang w:val="en-US"/>
+        </w:rPr>
+        <w:t> </w:t>
+      </w:r>
+    </w:p>
+    <w:p>
+      <w:pPr>
+        <w:rPr>
+          <w:lang w:val="en-US"/>
+        </w:rPr>
+      </w:pPr>
+      <w:proofErr w:type="spellStart"/>
+      <w:proofErr w:type="gramStart"/>
+      <w:r>
+        <w:rPr>
+          <w:lang w:val="en-US"/>
+        </w:rPr>
+        <w:t>sc.close</w:t>
+      </w:r>
+      <w:proofErr w:type="spellEnd"/>
+      <w:proofErr w:type="gramEnd"/>
+      <w:r>
+        <w:rPr>
+          <w:lang w:val="en-US"/>
+        </w:rPr>
+        <w:t>();</w:t>
+      </w:r>
+    </w:p>
+    <w:p>
+      <w:pPr>
+        <w:rPr>
+          <w:lang w:val="en-US"/>
+        </w:rPr>
+      </w:pPr>
+      <w:r>
+        <w:rPr>
+          <w:lang w:val="en-US"/>
+        </w:rPr>
         <w:t>}</w:t>
       </w:r>
     </w:p>
     <w:p>
-      <w:r>
-        <w:drawing>
-          <wp:inline distT="0" distB="0" distL="0" distR="0" wp14:anchorId="5532EF17" wp14:editId="2A347CAE">
-            <wp:extent cx="5731510" cy="2850515"/>
-            <wp:effectExtent l="0" t="0" r="2540" b="6985"/>
-            <wp:docPr id="262466119" name="Picture 2"/>
-            <wp:cNvGraphicFramePr>
-              <a:graphicFrameLocks xmlns:a="http://schemas.openxmlformats.org/drawingml/2006/main" noChangeAspect="1"/>
-            </wp:cNvGraphicFramePr>
-            <a:graphic xmlns:a="http://schemas.openxmlformats.org/drawingml/2006/main">
-              <a:graphicData uri="http://schemas.openxmlformats.org/drawingml/2006/picture">
-                <pic:pic xmlns:pic="http://schemas.openxmlformats.org/drawingml/2006/picture">
-                  <pic:nvPicPr>
-                    <pic:cNvPr id="0" name="Picture 6"/>
-                    <pic:cNvPicPr>
-                      <a:picLocks noChangeAspect="1" noChangeArrowheads="1"/>
-                    </pic:cNvPicPr>
-                  </pic:nvPicPr>
-                  <pic:blipFill>
-                    <a:blip r:embed="rId4">
-                      <a:extLst>
-                        <a:ext uri="{28A0092B-C50C-407E-A947-70E740481C1C}">
-                          <a14:useLocalDpi xmlns:a14="http://schemas.microsoft.com/office/drawing/2010/main" val="0"/>
-                        </a:ext>
-                      </a:extLst>
-                    </a:blip>
-                    <a:srcRect/>
-                    <a:stretch>
-                      <a:fillRect/>
-                    </a:stretch>
-                  </pic:blipFill>
-                  <pic:spPr bwMode="auto">
-                    <a:xfrm>
-                      <a:off x="0" y="0"/>
-                      <a:ext cx="5731510" cy="2850515"/>
-                    </a:xfrm>
-                    <a:prstGeom prst="rect">
-                      <a:avLst/>
-                    </a:prstGeom>
-                    <a:noFill/>
-                    <a:ln>
-                      <a:noFill/>
-                    </a:ln>
-                  </pic:spPr>
-                </pic:pic>
-              </a:graphicData>
-            </a:graphic>
-          </wp:inline>
-        </w:drawing>
-      </w:r>
-    </w:p>
-    <w:p>
-      <w:r>
-        <w:t> </w:t>
-      </w:r>
-    </w:p>
+      <w:pPr>
+        <w:rPr>
+          <w:lang w:val="en-US"/>
+        </w:rPr>
+      </w:pPr>
+      <w:r>
+        <w:rPr>
+          <w:lang w:val="en-US"/>
+        </w:rPr>
+        <w:t>}</w:t>
+      </w:r>
+    </w:p>
+    <w:p>
+      <w:proofErr w:type="gramStart"/>
+      <w:r>
+        <w:t>Output :</w:t>
+      </w:r>
+      <w:proofErr w:type="gramEnd"/>
+    </w:p>
+    <w:p>
+      <w:r>
+        <w:t xml:space="preserve"> </w:t>
+      </w:r>
+    </w:p>
+    <w:tbl>
+      <w:tblPr>
+        <w:tblW w:w="0" w:type="auto"/>
+        <w:tblBorders>
+          <w:top w:val="single" w:sz="2" w:space="0" w:color="A3A3A3"/>
+          <w:left w:val="single" w:sz="2" w:space="0" w:color="A3A3A3"/>
+          <w:bottom w:val="single" w:sz="2" w:space="0" w:color="A3A3A3"/>
+          <w:right w:val="single" w:sz="2" w:space="0" w:color="A3A3A3"/>
+        </w:tblBorders>
+        <w:tblCellMar>
+          <w:left w:w="0" w:type="dxa"/>
+          <w:right w:w="0" w:type="dxa"/>
+        </w:tblCellMar>
+        <w:tblLook w:val="04A0" w:firstRow="1" w:lastRow="0" w:firstColumn="1" w:lastColumn="0" w:noHBand="0" w:noVBand="1"/>
+        <w:tblCaption w:val=""/>
+        <w:tblDescription w:val=""/>
+      </w:tblPr>
+      <w:tblGrid>
+        <w:gridCol w:w="960"/>
+        <w:gridCol w:w="5160"/>
+      </w:tblGrid>
+      <w:tr>
+        <w:tc>
+          <w:tcPr>
+            <w:tcW w:w="960" w:type="dxa"/>
+            <w:tcBorders>
+              <w:top w:val="nil"/>
+              <w:left w:val="nil"/>
+              <w:bottom w:val="nil"/>
+              <w:right w:val="nil"/>
+            </w:tcBorders>
+            <w:tcMar>
+              <w:top w:w="40" w:type="dxa"/>
+              <w:left w:w="60" w:type="dxa"/>
+              <w:bottom w:w="40" w:type="dxa"/>
+              <w:right w:w="60" w:type="dxa"/>
+            </w:tcMar>
+            <w:hideMark/>
+          </w:tcPr>
+          <w:p>
+            <w:pPr>
+              <w:rPr>
+                <w:lang w:val="en-US"/>
+              </w:rPr>
+            </w:pPr>
+            <w:r>
+              <w:rPr>
+                <w:lang w:val="en-US"/>
+              </w:rPr>
+              <w:t> </w:t>
+            </w:r>
+          </w:p>
+        </w:tc>
+        <w:tc>
+          <w:tcPr>
+            <w:tcW w:w="5118" w:type="dxa"/>
+            <w:tcBorders>
+              <w:top w:val="nil"/>
+              <w:left w:val="nil"/>
+              <w:bottom w:val="nil"/>
+              <w:right w:val="nil"/>
+            </w:tcBorders>
+            <w:tcMar>
+              <w:top w:w="40" w:type="dxa"/>
+              <w:left w:w="60" w:type="dxa"/>
+              <w:bottom w:w="40" w:type="dxa"/>
+              <w:right w:w="60" w:type="dxa"/>
+            </w:tcMar>
+            <w:hideMark/>
+          </w:tcPr>
+          <w:p>
+            <w:pPr>
+              <w:rPr>
+                <w:lang w:val="en-US"/>
+              </w:rPr>
+            </w:pPr>
+            <w:r>
+              <w:rPr>
+                <w:lang w:val="en-US"/>
+              </w:rPr>
+              <w:t> </w:t>
+            </w:r>
+          </w:p>
+        </w:tc>
+      </w:tr>
+      <w:tr>
+        <w:tc>
+          <w:tcPr>
+            <w:tcW w:w="930" w:type="dxa"/>
+            <w:tcBorders>
+              <w:top w:val="nil"/>
+              <w:left w:val="nil"/>
+              <w:bottom w:val="nil"/>
+              <w:right w:val="nil"/>
+            </w:tcBorders>
+            <w:tcMar>
+              <w:top w:w="40" w:type="dxa"/>
+              <w:left w:w="60" w:type="dxa"/>
+              <w:bottom w:w="40" w:type="dxa"/>
+              <w:right w:w="60" w:type="dxa"/>
+            </w:tcMar>
+            <w:hideMark/>
+          </w:tcPr>
+          <w:p>
+            <w:pPr>
+              <w:rPr>
+                <w:lang w:val="en-US"/>
+              </w:rPr>
+            </w:pPr>
+            <w:r>
+              <w:rPr>
+                <w:lang w:val="en-US"/>
+              </w:rPr>
+              <w:t> </w:t>
+            </w:r>
+          </w:p>
+        </w:tc>
+        <w:tc>
+          <w:tcPr>
+            <w:tcW w:w="5148" w:type="dxa"/>
+            <w:tcBorders>
+              <w:top w:val="nil"/>
+              <w:left w:val="nil"/>
+              <w:bottom w:val="nil"/>
+              <w:right w:val="nil"/>
+            </w:tcBorders>
+            <w:tcMar>
+              <w:top w:w="40" w:type="dxa"/>
+              <w:left w:w="60" w:type="dxa"/>
+              <w:bottom w:w="40" w:type="dxa"/>
+              <w:right w:w="60" w:type="dxa"/>
+            </w:tcMar>
+            <w:hideMark/>
+          </w:tcPr>
+          <w:p>
+            <w:r>
+              <w:rPr>
+                <w:noProof/>
+              </w:rPr>
+              <w:drawing>
+                <wp:inline distT="0" distB="0" distL="0" distR="0" wp14:anchorId="13F12471" wp14:editId="35FDCC19">
+                  <wp:extent cx="3200400" cy="937260"/>
+                  <wp:effectExtent l="0" t="0" r="0" b="0"/>
+                  <wp:docPr id="1226628165" name="Picture 2"/>
+                  <wp:cNvGraphicFramePr>
+                    <a:graphicFrameLocks xmlns:a="http://schemas.openxmlformats.org/drawingml/2006/main" noChangeAspect="1"/>
+                  </wp:cNvGraphicFramePr>
+                  <a:graphic xmlns:a="http://schemas.openxmlformats.org/drawingml/2006/main">
+                    <a:graphicData uri="http://schemas.openxmlformats.org/drawingml/2006/picture">
+                      <pic:pic xmlns:pic="http://schemas.openxmlformats.org/drawingml/2006/picture">
+                        <pic:nvPicPr>
+                          <pic:cNvPr id="0" name="Picture 6"/>
+                          <pic:cNvPicPr>
+                            <a:picLocks noChangeAspect="1" noChangeArrowheads="1"/>
+                          </pic:cNvPicPr>
+                        </pic:nvPicPr>
+                        <pic:blipFill>
+                          <a:blip r:embed="rId4">
+                            <a:extLst>
+                              <a:ext uri="{28A0092B-C50C-407E-A947-70E740481C1C}">
+                                <a14:useLocalDpi xmlns:a14="http://schemas.microsoft.com/office/drawing/2010/main" val="0"/>
+                              </a:ext>
+                            </a:extLst>
+                          </a:blip>
+                          <a:srcRect/>
+                          <a:stretch>
+                            <a:fillRect/>
+                          </a:stretch>
+                        </pic:blipFill>
+                        <pic:spPr bwMode="auto">
+                          <a:xfrm>
+                            <a:off x="0" y="0"/>
+                            <a:ext cx="3200400" cy="937260"/>
+                          </a:xfrm>
+                          <a:prstGeom prst="rect">
+                            <a:avLst/>
+                          </a:prstGeom>
+                          <a:noFill/>
+                          <a:ln>
+                            <a:noFill/>
+                          </a:ln>
+                        </pic:spPr>
+                      </pic:pic>
+                    </a:graphicData>
+                  </a:graphic>
+                </wp:inline>
+              </w:drawing>
+            </w:r>
+          </w:p>
+        </w:tc>
+      </w:tr>
+    </w:tbl>
     <w:p/>
     <w:sectPr>
       <w:pgSz w:w="11906" w:h="16838"/>
@@ -1180,7 +1631,7 @@
     <w:link w:val="Heading1Char"/>
     <w:uiPriority w:val="9"/>
     <w:qFormat/>
-    <w:rsid w:val="00CB2011"/>
+    <w:rsid w:val="00600B7E"/>
     <w:pPr>
       <w:keepNext/>
       <w:keepLines/>
@@ -1203,7 +1654,7 @@
     <w:semiHidden/>
     <w:unhideWhenUsed/>
     <w:qFormat/>
-    <w:rsid w:val="00CB2011"/>
+    <w:rsid w:val="00600B7E"/>
     <w:pPr>
       <w:keepNext/>
       <w:keepLines/>
@@ -1226,7 +1677,7 @@
     <w:semiHidden/>
     <w:unhideWhenUsed/>
     <w:qFormat/>
-    <w:rsid w:val="00CB2011"/>
+    <w:rsid w:val="00600B7E"/>
     <w:pPr>
       <w:keepNext/>
       <w:keepLines/>
@@ -1249,7 +1700,7 @@
     <w:semiHidden/>
     <w:unhideWhenUsed/>
     <w:qFormat/>
-    <w:rsid w:val="00CB2011"/>
+    <w:rsid w:val="00600B7E"/>
     <w:pPr>
       <w:keepNext/>
       <w:keepLines/>
@@ -1272,7 +1723,7 @@
     <w:semiHidden/>
     <w:unhideWhenUsed/>
     <w:qFormat/>
-    <w:rsid w:val="00CB2011"/>
+    <w:rsid w:val="00600B7E"/>
     <w:pPr>
       <w:keepNext/>
       <w:keepLines/>
@@ -1293,7 +1744,7 @@
     <w:semiHidden/>
     <w:unhideWhenUsed/>
     <w:qFormat/>
-    <w:rsid w:val="00CB2011"/>
+    <w:rsid w:val="00600B7E"/>
     <w:pPr>
       <w:keepNext/>
       <w:keepLines/>
@@ -1316,7 +1767,7 @@
     <w:semiHidden/>
     <w:unhideWhenUsed/>
     <w:qFormat/>
-    <w:rsid w:val="00CB2011"/>
+    <w:rsid w:val="00600B7E"/>
     <w:pPr>
       <w:keepNext/>
       <w:keepLines/>
@@ -1337,7 +1788,7 @@
     <w:semiHidden/>
     <w:unhideWhenUsed/>
     <w:qFormat/>
-    <w:rsid w:val="00CB2011"/>
+    <w:rsid w:val="00600B7E"/>
     <w:pPr>
       <w:keepNext/>
       <w:keepLines/>
@@ -1360,7 +1811,7 @@
     <w:semiHidden/>
     <w:unhideWhenUsed/>
     <w:qFormat/>
-    <w:rsid w:val="00CB2011"/>
+    <w:rsid w:val="00600B7E"/>
     <w:pPr>
       <w:keepNext/>
       <w:keepLines/>
@@ -1375,6 +1826,7 @@
   <w:style w:type="character" w:default="1" w:styleId="DefaultParagraphFont">
     <w:name w:val="Default Paragraph Font"/>
     <w:uiPriority w:val="1"/>
+    <w:semiHidden/>
     <w:unhideWhenUsed/>
   </w:style>
   <w:style w:type="table" w:default="1" w:styleId="TableNormal">
@@ -1403,7 +1855,7 @@
     <w:basedOn w:val="DefaultParagraphFont"/>
     <w:link w:val="Heading1"/>
     <w:uiPriority w:val="9"/>
-    <w:rsid w:val="00CB2011"/>
+    <w:rsid w:val="00600B7E"/>
     <w:rPr>
       <w:rFonts w:asciiTheme="majorHAnsi" w:eastAsiaTheme="majorEastAsia" w:hAnsiTheme="majorHAnsi" w:cstheme="majorBidi"/>
       <w:color w:val="0F4761" w:themeColor="accent1" w:themeShade="BF"/>
@@ -1417,7 +1869,7 @@
     <w:link w:val="Heading2"/>
     <w:uiPriority w:val="9"/>
     <w:semiHidden/>
-    <w:rsid w:val="00CB2011"/>
+    <w:rsid w:val="00600B7E"/>
     <w:rPr>
       <w:rFonts w:asciiTheme="majorHAnsi" w:eastAsiaTheme="majorEastAsia" w:hAnsiTheme="majorHAnsi" w:cstheme="majorBidi"/>
       <w:color w:val="0F4761" w:themeColor="accent1" w:themeShade="BF"/>
@@ -1431,7 +1883,7 @@
     <w:link w:val="Heading3"/>
     <w:uiPriority w:val="9"/>
     <w:semiHidden/>
-    <w:rsid w:val="00CB2011"/>
+    <w:rsid w:val="00600B7E"/>
     <w:rPr>
       <w:rFonts w:eastAsiaTheme="majorEastAsia" w:cstheme="majorBidi"/>
       <w:color w:val="0F4761" w:themeColor="accent1" w:themeShade="BF"/>
@@ -1445,7 +1897,7 @@
     <w:link w:val="Heading4"/>
     <w:uiPriority w:val="9"/>
     <w:semiHidden/>
-    <w:rsid w:val="00CB2011"/>
+    <w:rsid w:val="00600B7E"/>
     <w:rPr>
       <w:rFonts w:eastAsiaTheme="majorEastAsia" w:cstheme="majorBidi"/>
       <w:i/>
@@ -1459,7 +1911,7 @@
     <w:link w:val="Heading5"/>
     <w:uiPriority w:val="9"/>
     <w:semiHidden/>
-    <w:rsid w:val="00CB2011"/>
+    <w:rsid w:val="00600B7E"/>
     <w:rPr>
       <w:rFonts w:eastAsiaTheme="majorEastAsia" w:cstheme="majorBidi"/>
       <w:color w:val="0F4761" w:themeColor="accent1" w:themeShade="BF"/>
@@ -1471,7 +1923,7 @@
     <w:link w:val="Heading6"/>
     <w:uiPriority w:val="9"/>
     <w:semiHidden/>
-    <w:rsid w:val="00CB2011"/>
+    <w:rsid w:val="00600B7E"/>
     <w:rPr>
       <w:rFonts w:eastAsiaTheme="majorEastAsia" w:cstheme="majorBidi"/>
       <w:i/>
@@ -1485,7 +1937,7 @@
     <w:link w:val="Heading7"/>
     <w:uiPriority w:val="9"/>
     <w:semiHidden/>
-    <w:rsid w:val="00CB2011"/>
+    <w:rsid w:val="00600B7E"/>
     <w:rPr>
       <w:rFonts w:eastAsiaTheme="majorEastAsia" w:cstheme="majorBidi"/>
       <w:color w:val="595959" w:themeColor="text1" w:themeTint="A6"/>
@@ -1497,7 +1949,7 @@
     <w:link w:val="Heading8"/>
     <w:uiPriority w:val="9"/>
     <w:semiHidden/>
-    <w:rsid w:val="00CB2011"/>
+    <w:rsid w:val="00600B7E"/>
     <w:rPr>
       <w:rFonts w:eastAsiaTheme="majorEastAsia" w:cstheme="majorBidi"/>
       <w:i/>
@@ -1511,7 +1963,7 @@
     <w:link w:val="Heading9"/>
     <w:uiPriority w:val="9"/>
     <w:semiHidden/>
-    <w:rsid w:val="00CB2011"/>
+    <w:rsid w:val="00600B7E"/>
     <w:rPr>
       <w:rFonts w:eastAsiaTheme="majorEastAsia" w:cstheme="majorBidi"/>
       <w:color w:val="272727" w:themeColor="text1" w:themeTint="D8"/>
@@ -1524,7 +1976,7 @@
     <w:link w:val="TitleChar"/>
     <w:uiPriority w:val="10"/>
     <w:qFormat/>
-    <w:rsid w:val="00CB2011"/>
+    <w:rsid w:val="00600B7E"/>
     <w:pPr>
       <w:spacing w:after="80" w:line="240" w:lineRule="auto"/>
       <w:contextualSpacing/>
@@ -1542,7 +1994,7 @@
     <w:basedOn w:val="DefaultParagraphFont"/>
     <w:link w:val="Title"/>
     <w:uiPriority w:val="10"/>
-    <w:rsid w:val="00CB2011"/>
+    <w:rsid w:val="00600B7E"/>
     <w:rPr>
       <w:rFonts w:asciiTheme="majorHAnsi" w:eastAsiaTheme="majorEastAsia" w:hAnsiTheme="majorHAnsi" w:cstheme="majorBidi"/>
       <w:spacing w:val="-10"/>
@@ -1558,7 +2010,7 @@
     <w:link w:val="SubtitleChar"/>
     <w:uiPriority w:val="11"/>
     <w:qFormat/>
-    <w:rsid w:val="00CB2011"/>
+    <w:rsid w:val="00600B7E"/>
     <w:pPr>
       <w:numPr>
         <w:ilvl w:val="1"/>
@@ -1577,7 +2029,7 @@
     <w:basedOn w:val="DefaultParagraphFont"/>
     <w:link w:val="Subtitle"/>
     <w:uiPriority w:val="11"/>
-    <w:rsid w:val="00CB2011"/>
+    <w:rsid w:val="00600B7E"/>
     <w:rPr>
       <w:rFonts w:eastAsiaTheme="majorEastAsia" w:cstheme="majorBidi"/>
       <w:color w:val="595959" w:themeColor="text1" w:themeTint="A6"/>
@@ -1593,7 +2045,7 @@
     <w:link w:val="QuoteChar"/>
     <w:uiPriority w:val="29"/>
     <w:qFormat/>
-    <w:rsid w:val="00CB2011"/>
+    <w:rsid w:val="00600B7E"/>
     <w:pPr>
       <w:spacing w:before="160"/>
       <w:jc w:val="center"/>
@@ -1609,7 +2061,7 @@
     <w:basedOn w:val="DefaultParagraphFont"/>
     <w:link w:val="Quote"/>
     <w:uiPriority w:val="29"/>
-    <w:rsid w:val="00CB2011"/>
+    <w:rsid w:val="00600B7E"/>
     <w:rPr>
       <w:i/>
       <w:iCs/>
@@ -1621,7 +2073,7 @@
     <w:basedOn w:val="Normal"/>
     <w:uiPriority w:val="34"/>
     <w:qFormat/>
-    <w:rsid w:val="00CB2011"/>
+    <w:rsid w:val="00600B7E"/>
     <w:pPr>
       <w:ind w:left="720"/>
       <w:contextualSpacing/>
@@ -1632,7 +2084,7 @@
     <w:basedOn w:val="DefaultParagraphFont"/>
     <w:uiPriority w:val="21"/>
     <w:qFormat/>
-    <w:rsid w:val="00CB2011"/>
+    <w:rsid w:val="00600B7E"/>
     <w:rPr>
       <w:i/>
       <w:iCs/>
@@ -1646,7 +2098,7 @@
     <w:link w:val="IntenseQuoteChar"/>
     <w:uiPriority w:val="30"/>
     <w:qFormat/>
-    <w:rsid w:val="00CB2011"/>
+    <w:rsid w:val="00600B7E"/>
     <w:pPr>
       <w:pBdr>
         <w:top w:val="single" w:sz="4" w:space="10" w:color="0F4761" w:themeColor="accent1" w:themeShade="BF"/>
@@ -1667,7 +2119,7 @@
     <w:basedOn w:val="DefaultParagraphFont"/>
     <w:link w:val="IntenseQuote"/>
     <w:uiPriority w:val="30"/>
-    <w:rsid w:val="00CB2011"/>
+    <w:rsid w:val="00600B7E"/>
     <w:rPr>
       <w:i/>
       <w:iCs/>
@@ -1679,7 +2131,7 @@
     <w:basedOn w:val="DefaultParagraphFont"/>
     <w:uiPriority w:val="32"/>
     <w:qFormat/>
-    <w:rsid w:val="00CB2011"/>
+    <w:rsid w:val="00600B7E"/>
     <w:rPr>
       <w:b/>
       <w:bCs/>
